--- a/templates/CMIS/HD-NSH-TCD.docx
+++ b/templates/CMIS/HD-NSH-TCD.docx
@@ -2401,18 +2401,18 @@
       <w:r>
         <w:rPr>
           <w:rFonts w:eastAsia="Calibri"/>
+          <w:szCs w:val="24"/>
+        </w:rPr>
+        <w:t xml:space="preserve">Đại diện: </w:t>
+      </w:r>
+      <w:r>
+        <w:rPr>
+          <w:rFonts w:eastAsia="Calibri"/>
           <w:b/>
           <w:bCs/>
           <w:szCs w:val="24"/>
         </w:rPr>
-        <w:t>Đại diện:</w:t>
-      </w:r>
-      <w:r>
-        <w:rPr>
-          <w:rFonts w:eastAsia="Calibri"/>
-          <w:szCs w:val="24"/>
-        </w:rPr>
-        <w:t xml:space="preserve"> ĐỘI QUẢN LÝ ĐIỆN XUÂN LỘC</w:t>
+        <w:t>ĐIỆN LỰC XUÂN LỘC</w:t>
       </w:r>
     </w:p>
     <w:p>
@@ -2435,7 +2435,7 @@
           <w:rFonts w:eastAsia="Calibri"/>
           <w:szCs w:val="24"/>
         </w:rPr>
-        <w:t>Theo Văn bản ủy quyền số 6465/GUQ-EVNSPC ngày 02/07/2025 của ông Nguyễn Phước Đức – Chức vụ Tổng Giám đốc Tổng Công ty Điện lực miền Nam TNHH;</w:t>
+        <w:t>Theo Văn bản ủy quyền số: 1355/EVNSPC-TCN vào ngày 27/02/2026 của ông Nguyễn Phước Đức - Chức vụ Tổng Giám đốc Tổng công ty Điện lực Miền Nam TNHH</w:t>
       </w:r>
     </w:p>
     <w:p>
@@ -2458,7 +2458,7 @@
           <w:rFonts w:eastAsia="Calibri"/>
           <w:szCs w:val="24"/>
         </w:rPr>
-        <w:t>Theo Văn bản ủy quyền số 1477/GUQ-PCĐN ngày 01/08/2025 của ông Trương Đình Quốc – Chức vụ Giám đốc Công ty Điện lực Đồng Nai.</w:t>
+        <w:t>Theo Văn bản ủy quyền số: 2187/GUQ-PCĐN vào ngày 02/03/2026 của ông Trương Đình Quốc - Chức vụ Giám đốc Công ty Điện lực Đồng Nai.</w:t>
       </w:r>
     </w:p>
     <w:p>
@@ -2481,7 +2481,7 @@
           <w:rFonts w:eastAsia="Calibri"/>
           <w:szCs w:val="24"/>
         </w:rPr>
-        <w:t>Do ông: Nguyễn Trọng Nghĩa - Chức vụ: Phó Đội trưởng</w:t>
+        <w:t>Do ông: Nguyễn Trọng Nghĩa - Chức vụ: Phó Trưởng Điện lực.</w:t>
       </w:r>
     </w:p>
     <w:p>
@@ -7155,7 +7155,7 @@
           <w:rFonts w:eastAsia="Calibri"/>
           <w:szCs w:val="24"/>
         </w:rPr>
-        <w:t>ĐỘI QUẢN LÝ ĐIỆN XUÂN LỘC</w:t>
+        <w:t>ĐIỆN LỰC XUÂN LỘC</w:t>
       </w:r>
       <w:r>
         <w:rPr>
@@ -7274,37 +7274,37 @@
           <w:rFonts w:eastAsia="Calibri"/>
           <w:szCs w:val="24"/>
         </w:rPr>
+        <w:t>ĐIỆN LỰC XUÂN LỘC</w:t>
+      </w:r>
+      <w:r>
+        <w:rPr>
+          <w:rFonts w:eastAsia="Calibri"/>
+          <w:szCs w:val="24"/>
+        </w:rPr>
+        <w:t>.</w:t>
+      </w:r>
+    </w:p>
+    <w:p>
+      <w:pPr>
+        <w:widowControl w:val="0"/>
+        <w:tabs>
+          <w:tab w:val="left" w:pos="993"/>
+        </w:tabs>
+        <w:snapToGrid w:val="0"/>
+        <w:spacing w:before="120" w:after="120"/>
+        <w:ind w:left="567"/>
+        <w:jc w:val="both"/>
+        <w:rPr>
+          <w:rFonts w:eastAsia="Calibri"/>
+          <w:szCs w:val="24"/>
+        </w:rPr>
+      </w:pPr>
+      <w:r>
+        <w:rPr>
+          <w:rFonts w:eastAsia="Calibri"/>
+          <w:szCs w:val="24"/>
+        </w:rPr>
         <w:lastRenderedPageBreak/>
-        <w:t>ĐỘI QUẢN LÝ ĐIỆN XUÂN LỘC</w:t>
-      </w:r>
-      <w:r>
-        <w:rPr>
-          <w:rFonts w:eastAsia="Calibri"/>
-          <w:szCs w:val="24"/>
-        </w:rPr>
-        <w:t>.</w:t>
-      </w:r>
-    </w:p>
-    <w:p>
-      <w:pPr>
-        <w:widowControl w:val="0"/>
-        <w:tabs>
-          <w:tab w:val="left" w:pos="993"/>
-        </w:tabs>
-        <w:snapToGrid w:val="0"/>
-        <w:spacing w:before="120" w:after="120"/>
-        <w:ind w:left="567"/>
-        <w:jc w:val="both"/>
-        <w:rPr>
-          <w:rFonts w:eastAsia="Calibri"/>
-          <w:szCs w:val="24"/>
-        </w:rPr>
-      </w:pPr>
-      <w:r>
-        <w:rPr>
-          <w:rFonts w:eastAsia="Calibri"/>
-          <w:szCs w:val="24"/>
-        </w:rPr>
         <w:t>MST: 0300942001-067.</w:t>
       </w:r>
     </w:p>
@@ -7554,7 +7554,7 @@
         <w:rPr>
           <w:rFonts w:eastAsia="Calibri"/>
           <w:szCs w:val="24"/>
-          <w:lang w:val="en-US" w:eastAsia="en-US"/>
+          <w:lang w:eastAsia="en-US"/>
         </w:rPr>
         <w:tab/>
       </w:r>
@@ -7694,15 +7694,7 @@
           <w:szCs w:val="24"/>
           <w:lang w:eastAsia="en-US"/>
         </w:rPr>
-        <w:t xml:space="preserve">; </w:t>
-      </w:r>
-      <w:r>
-        <w:rPr>
-          <w:rFonts w:eastAsia="Calibri"/>
-          <w:szCs w:val="24"/>
-          <w:lang w:eastAsia="en-US"/>
-        </w:rPr>
-        <w:t>EVN CSKH</w:t>
+        <w:t>; EVN CSKH</w:t>
       </w:r>
       <w:r>
         <w:rPr>
@@ -8191,7 +8183,7 @@
           <w:szCs w:val="24"/>
           <w:lang w:eastAsia="en-US"/>
         </w:rPr>
-        <w:t xml:space="preserve">Bên B xác nhận đã được Bên A cung cấp đầy đủ và chính xác các thông tin về sản phẩm, dịch vụ và Hợp Đồng; bao gồm cả Chính sách bảo mật dữ liệu cá nhân. Bên A đã giải </w:t>
+        <w:t xml:space="preserve">Bên B xác nhận đã được Bên A cung cấp đầy đủ và chính xác các thông tin về sản phẩm, dịch vụ và Hợp Đồng; bao gồm cả Chính sách bảo mật dữ liệu cá nhân. Bên A đã giải thích rõ các quyền và nghĩa vụ của Bên B liên quan đến việc bảo vệ dữ liệu cá nhân và các quy </w:t>
       </w:r>
       <w:r>
         <w:rPr>
@@ -8200,7 +8192,7 @@
           <w:lang w:eastAsia="en-US"/>
         </w:rPr>
         <w:lastRenderedPageBreak/>
-        <w:t>thích rõ các quyền và nghĩa vụ của Bên B liên quan đến việc bảo vệ dữ liệu cá nhân và các quy định về xử lý dữ liệu.</w:t>
+        <w:t>định về xử lý dữ liệu.</w:t>
       </w:r>
     </w:p>
     <w:p>
@@ -8642,8 +8634,16 @@
           <w:szCs w:val="24"/>
           <w:lang w:eastAsia="en-US"/>
         </w:rPr>
+        <w:t xml:space="preserve">Thỏa thuận đấu nối đã ký giữa 02 Bên là phụ lục đính kèm và không tách rời của </w:t>
+      </w:r>
+      <w:r>
+        <w:rPr>
+          <w:rFonts w:eastAsia="Calibri"/>
+          <w:szCs w:val="24"/>
+          <w:lang w:eastAsia="en-US"/>
+        </w:rPr>
         <w:lastRenderedPageBreak/>
-        <w:t>Thỏa thuận đấu nối đã ký giữa 02 Bên là phụ lục đính kèm và không tách rời của Hợp đồng này và hai bên có trách nhiệm thực hiện các thỏa thuận được nêu trong thỏa thuận đấu nối.</w:t>
+        <w:t>Hợp đồng này và hai bên có trách nhiệm thực hiện các thỏa thuận được nêu trong thỏa thuận đấu nối.</w:t>
       </w:r>
     </w:p>
     <w:p>
@@ -27561,7 +27561,6 @@
   <w:style w:type="character" w:default="1" w:styleId="DefaultParagraphFont">
     <w:name w:val="Default Paragraph Font"/>
     <w:uiPriority w:val="1"/>
-    <w:semiHidden/>
     <w:unhideWhenUsed/>
   </w:style>
   <w:style w:type="table" w:default="1" w:styleId="TableNormal">

--- a/templates/CMIS/HD-NSH-TCD.docx
+++ b/templates/CMIS/HD-NSH-TCD.docx
@@ -8663,6 +8663,35 @@
         <w:rPr>
           <w:rFonts w:eastAsia="Calibri"/>
           <w:szCs w:val="24"/>
+          <w:lang w:eastAsia="en-US"/>
+        </w:rPr>
+      </w:pPr>
+      <w:r>
+        <w:rPr>
+          <w:rFonts w:eastAsia="Calibri"/>
+          <w:szCs w:val="24"/>
+          <w:lang w:eastAsia="en-US"/>
+        </w:rPr>
+        <w:t>Bên A có quyền đơn phương ngừng cấp điện hoặc đơn phương thanh lý hợp đồng khi có yêu cầu của cơ quan nhà nước có thẩm quyền hoặc khi có xảy ra tranh chấp, khiếu nại đối với địa điểm sử dụng điện hoặc công trình điện cấp điện cho Bên B.</w:t>
+      </w:r>
+    </w:p>
+    <w:p>
+      <w:pPr>
+        <w:widowControl w:val="0"/>
+        <w:numPr>
+          <w:ilvl w:val="1"/>
+          <w:numId w:val="106"/>
+        </w:numPr>
+        <w:tabs>
+          <w:tab w:val="left" w:pos="993"/>
+        </w:tabs>
+        <w:snapToGrid w:val="0"/>
+        <w:spacing w:before="120" w:after="120"/>
+        <w:ind w:left="0" w:firstLine="567"/>
+        <w:jc w:val="both"/>
+        <w:rPr>
+          <w:rFonts w:eastAsia="Calibri"/>
+          <w:szCs w:val="24"/>
         </w:rPr>
       </w:pPr>
       <w:r>
@@ -9106,6 +9135,7 @@
           <w:szCs w:val="24"/>
           <w:lang w:eastAsia="en-US"/>
         </w:rPr>
+        <w:lastRenderedPageBreak/>
         <w:t xml:space="preserve"> Các Bên có thể thỏa thuận số lần ghi chỉ số trong tháng nhưng không thấp hơn hơn số lần quy định trên.</w:t>
       </w:r>
     </w:p>
@@ -9127,7 +9157,6 @@
           <w:rFonts w:eastAsia="Calibri"/>
           <w:szCs w:val="24"/>
         </w:rPr>
-        <w:lastRenderedPageBreak/>
         <w:t xml:space="preserve">Trường hợp ngày, số kỳ ghi chỉ số đo điện năng và hình thức ghi chỉ số đo điện năng thay đổi so với quy định tại Điều 2.7 Hợp Đồng, Bên A có trách nhiệm thông báo cho Bên B trước </w:t>
       </w:r>
       <w:r>
@@ -9630,7 +9659,7 @@
           <w:rFonts w:eastAsia="Calibri"/>
           <w:szCs w:val="24"/>
         </w:rPr>
-        <w:t xml:space="preserve">Đối với Biện Pháp Bảo Đảm là bảo lãnh ngân hàng: ngay lập tức yêu cầu ngân hàng phát hành bảo lãnh thực hiện Hợp Đồng cho Bên B thanh toán vô điều kiện cho Bên A khoản tiền tương ứng với giá trị của Nghĩa Vụ Thanh Toán bị vi phạm cộng với tiền lãi chậm trả đối </w:t>
+        <w:t xml:space="preserve">Đối với Biện Pháp Bảo Đảm là bảo lãnh ngân hàng: ngay lập tức yêu cầu ngân hàng </w:t>
       </w:r>
       <w:r>
         <w:rPr>
@@ -9638,7 +9667,7 @@
           <w:szCs w:val="24"/>
         </w:rPr>
         <w:lastRenderedPageBreak/>
-        <w:t>với giá trị của Nghĩa Vụ Thanh Toán bị vi phạm (nếu có).</w:t>
+        <w:t>phát hành bảo lãnh thực hiện Hợp Đồng cho Bên B thanh toán vô điều kiện cho Bên A khoản tiền tương ứng với giá trị của Nghĩa Vụ Thanh Toán bị vi phạm cộng với tiền lãi chậm trả đối với giá trị của Nghĩa Vụ Thanh Toán bị vi phạm (nếu có).</w:t>
       </w:r>
     </w:p>
     <w:p>
@@ -10102,7 +10131,15 @@
           <w:rFonts w:eastAsia="Calibri"/>
           <w:szCs w:val="24"/>
         </w:rPr>
-        <w:t>Bên A thông báo thanh toán lần hai cách lần thông báo đầu tiên  không dưới 03 (ba) ngày cho Bên B theo hình thức quy định tại Hợp Đồng về việc Vi Phạm Nghĩa Vụ Thanh Toán khi phát sinh vi phạm và thực hiện xử lý tài sản đảm bảo theo quy định tại Điều 8.6 của Hợp Đồng.</w:t>
+        <w:t xml:space="preserve">Bên A thông báo thanh toán lần hai cách lần thông báo đầu tiên  không dưới 03 (ba) ngày cho Bên B theo hình thức quy định tại Hợp Đồng về việc Vi Phạm Nghĩa Vụ Thanh Toán </w:t>
+      </w:r>
+      <w:r>
+        <w:rPr>
+          <w:rFonts w:eastAsia="Calibri"/>
+          <w:szCs w:val="24"/>
+        </w:rPr>
+        <w:lastRenderedPageBreak/>
+        <w:t>khi phát sinh vi phạm và thực hiện xử lý tài sản đảm bảo theo quy định tại Điều 8.6 của Hợp Đồng.</w:t>
       </w:r>
     </w:p>
     <w:p>
@@ -10129,7 +10166,6 @@
           <w:rFonts w:eastAsia="Calibri"/>
           <w:szCs w:val="24"/>
         </w:rPr>
-        <w:lastRenderedPageBreak/>
         <w:t>Nếu Khoản Khấu Trừ đủ để hoàn tất Nghĩa Vụ Thanh Toán, trong thời hạn 10 (mười) ngày kể từ thời điểm Bên A gửi thông báo thanh toán lần đầu cho Bên B, Bên B có trách nhiệm</w:t>
       </w:r>
       <w:r>
@@ -10633,7 +10669,15 @@
           <w:rFonts w:eastAsia="Calibri"/>
           <w:szCs w:val="24"/>
         </w:rPr>
-        <w:t>Bên A thu thừa tiền điện do lỗi của Bên A phải hoàn trả cho bên B, kể cả tiền lãi của khoản tiền thu thừa hoặc bù trừ tiền điện thu thừa vào các lần thanh toán tiền điện sau của bên B. Lãi suất khoản tiền thu thừa bằng Lãi Suất Chậm Trả của Bên B.</w:t>
+        <w:t xml:space="preserve">Bên A thu thừa tiền điện do lỗi của Bên A phải hoàn trả cho bên B, kể cả tiền lãi </w:t>
+      </w:r>
+      <w:r>
+        <w:rPr>
+          <w:rFonts w:eastAsia="Calibri"/>
+          <w:szCs w:val="24"/>
+        </w:rPr>
+        <w:lastRenderedPageBreak/>
+        <w:t>của khoản tiền thu thừa hoặc bù trừ tiền điện thu thừa vào các lần thanh toán tiền điện sau của bên B. Lãi suất khoản tiền thu thừa bằng Lãi Suất Chậm Trả của Bên B.</w:t>
       </w:r>
     </w:p>
     <w:p>
@@ -10660,7 +10704,6 @@
           <w:rFonts w:eastAsia="Calibri"/>
           <w:szCs w:val="24"/>
         </w:rPr>
-        <w:lastRenderedPageBreak/>
         <w:t>Bên B thanh toán tiền điện thừa cho Bên A, Bên B có thể yêu cầu Bên A hoàn trả hoặc chuyển tiền điện thừa cho các kỳ thanh toán kế tiếp.</w:t>
       </w:r>
     </w:p>
@@ -11350,7 +11393,15 @@
           <w:rFonts w:eastAsia="Calibri"/>
           <w:szCs w:val="24"/>
         </w:rPr>
-        <w:t>Hợp Đồng và Pháp Luật, trừ trường hợp hệ thống điện bị quá tải theo xác nhận của Cơ quan có thẩm quyền hoặc các trường hợp theo quy định của Pháp Luật;</w:t>
+        <w:t xml:space="preserve">Hợp Đồng và Pháp Luật, trừ trường hợp hệ thống điện bị quá tải theo xác nhận của </w:t>
+      </w:r>
+      <w:r>
+        <w:rPr>
+          <w:rFonts w:eastAsia="Calibri"/>
+          <w:szCs w:val="24"/>
+        </w:rPr>
+        <w:lastRenderedPageBreak/>
+        <w:t>Cơ quan có thẩm quyền hoặc các trường hợp theo quy định của Pháp Luật;</w:t>
       </w:r>
     </w:p>
     <w:p>
@@ -11378,15 +11429,7 @@
           <w:rFonts w:eastAsia="Batang"/>
           <w:szCs w:val="24"/>
         </w:rPr>
-        <w:t xml:space="preserve">Bán điện cho bên B theo đúng số lượng, chất lượng và giá điện đã được thỏa thuận </w:t>
-      </w:r>
-      <w:r>
-        <w:rPr>
-          <w:rFonts w:eastAsia="Batang"/>
-          <w:szCs w:val="24"/>
-        </w:rPr>
-        <w:lastRenderedPageBreak/>
-        <w:t>trong Hợp Đồng;</w:t>
+        <w:t>Bán điện cho bên B theo đúng số lượng, chất lượng và giá điện đã được thỏa thuận trong Hợp Đồng;</w:t>
       </w:r>
     </w:p>
     <w:p>
@@ -12041,7 +12084,15 @@
           <w:rFonts w:eastAsia="Batang"/>
           <w:szCs w:val="24"/>
         </w:rPr>
-        <w:t>Trường hợp Bên B có trạm biến áp riêng (trạm biến áp chuyên dùng), có thay đổi công suất sử dụng điện đã đăng ký theo Biểu đồ phụ tải trong Hợp Đồng này, trước ngày 31/10 hằng năm thực hiện đăng ký biểu đồ phụ tải của 12 (mười hai) tháng tiếp theo. Bên A và Bên B thực hiện ký Hợp Đồng sửa đổi, bổ sung theo công suất đăng ký mới của Biểu đồ phụ tải (đính kèm là phụ lục Hợp Đồng). Bên A có trách nhiệm thông báo cho Bên B khi hệ thống gặp khó khăn trong đảm bảo cung cấp điện và Bên B có tránh nhiệm thực hiện các chương trình Quản lý nhu cầu điện theo thông báo của Bên A.</w:t>
+        <w:t xml:space="preserve">Trường hợp Bên B có trạm biến áp riêng (trạm biến áp chuyên dùng), có thay đổi công suất sử dụng điện đã đăng ký theo Biểu đồ phụ tải trong Hợp Đồng này, trước ngày 31/10 hằng năm thực hiện đăng ký biểu đồ phụ tải của 12 (mười hai) tháng tiếp theo. Bên A và Bên B thực hiện ký Hợp Đồng sửa đổi, bổ sung theo công suất đăng ký mới của Biểu đồ phụ tải (đính kèm là phụ lục Hợp Đồng). Bên A có trách nhiệm thông báo cho Bên B khi hệ thống gặp </w:t>
+      </w:r>
+      <w:r>
+        <w:rPr>
+          <w:rFonts w:eastAsia="Batang"/>
+          <w:szCs w:val="24"/>
+        </w:rPr>
+        <w:lastRenderedPageBreak/>
+        <w:t>khó khăn trong đảm bảo cung cấp điện và Bên B có tránh nhiệm thực hiện các chương trình Quản lý nhu cầu điện theo thông báo của Bên A.</w:t>
       </w:r>
     </w:p>
     <w:p>
@@ -12069,7 +12120,6 @@
           <w:rFonts w:eastAsia="Batang"/>
           <w:szCs w:val="24"/>
         </w:rPr>
-        <w:lastRenderedPageBreak/>
         <w:t>Sử dụng dịch vụ truyền tải điện, phân phối điện, điều độ hệ thống điện, điều hành giao dịch thị trường điện phù hợp với từng cấp độ thị trường điện cạnh tranh;</w:t>
       </w:r>
     </w:p>
@@ -12715,6 +12765,7 @@
           <w:rFonts w:eastAsia="Calibri"/>
           <w:szCs w:val="24"/>
         </w:rPr>
+        <w:lastRenderedPageBreak/>
         <w:t>Trì hoãn hoặc không bồi thường thiệt hại cho Bên A theo Điều 16;</w:t>
       </w:r>
     </w:p>
@@ -12769,7 +12820,6 @@
           <w:rFonts w:eastAsia="Calibri"/>
           <w:szCs w:val="24"/>
         </w:rPr>
-        <w:lastRenderedPageBreak/>
         <w:t>Không còn quyền sở hữu và</w:t>
       </w:r>
       <w:r>
@@ -13178,7 +13228,7 @@
           <w:rFonts w:eastAsia="Calibri"/>
           <w:szCs w:val="24"/>
         </w:rPr>
-        <w:t xml:space="preserve">Trường hợp phát sinh nghĩa vụ bồi thường thiệt hại và phạt vi phạm của Bên A đối với Bên B, Bên A có trách nhiệm thanh toán đầy đủ khoản tiền bồi thường và tiền phạt mà hai Bên đã thống nhất trong thời hạn 10 (mười ) ngày, kể từ ngày nhận được thông báo chính thức của Bên B. Quá thời hạn trên mà Bên A chưa thanh toán đủ thì Bên B có quyền chậm thanh toán tiền điện với giá trị không quá khoản tiền Bên A chậm thanh toán cho đến khi Bên A thanh toán và Bên B không phải chịu bất cứ trách nhiệm nào do chậm thanh toán tiền điện trong phạm </w:t>
+        <w:t xml:space="preserve">Trường hợp phát sinh nghĩa vụ bồi thường thiệt hại và phạt vi phạm của Bên A đối với Bên B, Bên A có trách nhiệm thanh toán đầy đủ khoản tiền bồi thường và tiền phạt mà hai Bên đã thống nhất trong thời hạn 10 (mười ) ngày, kể từ ngày nhận được thông báo chính thức của Bên B. Quá thời hạn trên mà Bên A chưa thanh toán đủ thì Bên B có quyền chậm thanh </w:t>
       </w:r>
       <w:r>
         <w:rPr>
@@ -13186,7 +13236,7 @@
           <w:szCs w:val="24"/>
         </w:rPr>
         <w:lastRenderedPageBreak/>
-        <w:t>vi Điều này.</w:t>
+        <w:t>toán tiền điện với giá trị không quá khoản tiền Bên A chậm thanh toán cho đến khi Bên A thanh toán và Bên B không phải chịu bất cứ trách nhiệm nào do chậm thanh toán tiền điện trong phạm vi Điều này.</w:t>
       </w:r>
     </w:p>
     <w:p>
@@ -13721,6 +13771,7 @@
           <w:rFonts w:eastAsia="Calibri"/>
           <w:szCs w:val="24"/>
         </w:rPr>
+        <w:lastRenderedPageBreak/>
         <w:t>Sau khi Các Bên hoàn tất các nghĩa vụ theo Hợp đồng:</w:t>
       </w:r>
     </w:p>
@@ -13748,7 +13799,6 @@
           <w:rFonts w:eastAsia="Calibri"/>
           <w:szCs w:val="24"/>
         </w:rPr>
-        <w:lastRenderedPageBreak/>
         <w:t>Trường hợp chấm dứt theo Điều 17.1.a, các Bên thống nhất Hợp Đồng sẽ tự động chấm dứt khi kết thúc Thời Hạn.</w:t>
       </w:r>
     </w:p>
@@ -14346,15 +14396,8 @@
           <w:rFonts w:eastAsia="Calibri"/>
           <w:szCs w:val="24"/>
         </w:rPr>
-        <w:t xml:space="preserve">Một thông báo được đưa ra theo Hợp Đồng này phải bằng văn bản và gửi cho người </w:t>
-      </w:r>
-      <w:r>
-        <w:rPr>
-          <w:rFonts w:eastAsia="Calibri"/>
-          <w:szCs w:val="24"/>
-        </w:rPr>
         <w:lastRenderedPageBreak/>
-        <w:t>nhận là cá nhân, tổ chức có liên quan đến địa chỉ được quy định tại Điều 3.3.b (hoặc địa chỉ hoặc người nhận khác theo thông báo của mỗi Bên cho Bên còn lại trong từng trường hợp) bằng các hình thức tại Điều 3.3.c.</w:t>
+        <w:t>Một thông báo được đưa ra theo Hợp Đồng này phải bằng văn bản và gửi cho người nhận là cá nhân, tổ chức có liên quan đến địa chỉ được quy định tại Điều 3.3.b (hoặc địa chỉ hoặc người nhận khác theo thông báo của mỗi Bên cho Bên còn lại trong từng trường hợp) bằng các hình thức tại Điều 3.3.c.</w:t>
       </w:r>
     </w:p>
     <w:p>

--- a/templates/CMIS/HD-NSH-TCD.docx
+++ b/templates/CMIS/HD-NSH-TCD.docx
@@ -2614,6 +2614,7 @@
         <w:rPr>
           <w:lang w:val="en-US"/>
         </w:rPr>
+        <w:lastRenderedPageBreak/>
         <w:t>Tài khoản số: 5902201000167 Tại Ngân hàng: Ngân hàng NN và PTNT Việt Nam</w:t>
       </w:r>
     </w:p>
@@ -2637,7 +2638,6 @@
           <w:rFonts w:eastAsia="Calibri"/>
           <w:szCs w:val="24"/>
         </w:rPr>
-        <w:lastRenderedPageBreak/>
         <w:t>Dưới đây gọi tắt là "Bên A"</w:t>
       </w:r>
     </w:p>
@@ -3975,7 +3975,15 @@
           <w:rFonts w:eastAsia="Calibri"/>
           <w:szCs w:val="24"/>
         </w:rPr>
-        <w:t>bằng lãi suất cho vay cao nhất của ngân hàng có tài khoản ghi trong hợp đồng áp dụng cho Bên A tại thời điểm phát sinh nghĩa vụ thanh toán, được Bên A thông báo cho Bên B khi phát sinh việc áp dụng lãi suất chậm trả theo quy định của hợp đồng</w:t>
+        <w:t xml:space="preserve">bằng lãi suất cho vay cao nhất của ngân hàng có tài khoản ghi trong hợp đồng áp dụng cho Bên A tại thời điểm phát sinh nghĩa vụ thanh toán, được Bên A thông báo cho Bên B khi phát sinh việc áp dụng lãi suất chậm trả theo quy định của hợp </w:t>
+      </w:r>
+      <w:r>
+        <w:rPr>
+          <w:rFonts w:eastAsia="Calibri"/>
+          <w:szCs w:val="24"/>
+        </w:rPr>
+        <w:lastRenderedPageBreak/>
+        <w:t>đồng</w:t>
       </w:r>
       <w:r>
         <w:rPr>
@@ -4011,7 +4019,6 @@
           <w:iCs/>
           <w:szCs w:val="24"/>
         </w:rPr>
-        <w:lastRenderedPageBreak/>
         <w:t>Nghĩa Vụ Thanh Toán</w:t>
       </w:r>
       <w:r>
@@ -9659,15 +9666,8 @@
           <w:rFonts w:eastAsia="Calibri"/>
           <w:szCs w:val="24"/>
         </w:rPr>
-        <w:t xml:space="preserve">Đối với Biện Pháp Bảo Đảm là bảo lãnh ngân hàng: ngay lập tức yêu cầu ngân hàng </w:t>
-      </w:r>
-      <w:r>
-        <w:rPr>
-          <w:rFonts w:eastAsia="Calibri"/>
-          <w:szCs w:val="24"/>
-        </w:rPr>
         <w:lastRenderedPageBreak/>
-        <w:t>phát hành bảo lãnh thực hiện Hợp Đồng cho Bên B thanh toán vô điều kiện cho Bên A khoản tiền tương ứng với giá trị của Nghĩa Vụ Thanh Toán bị vi phạm cộng với tiền lãi chậm trả đối với giá trị của Nghĩa Vụ Thanh Toán bị vi phạm (nếu có).</w:t>
+        <w:t>Đối với Biện Pháp Bảo Đảm là bảo lãnh ngân hàng: ngay lập tức yêu cầu ngân hàng phát hành bảo lãnh thực hiện Hợp Đồng cho Bên B thanh toán vô điều kiện cho Bên A khoản tiền tương ứng với giá trị của Nghĩa Vụ Thanh Toán bị vi phạm cộng với tiền lãi chậm trả đối với giá trị của Nghĩa Vụ Thanh Toán bị vi phạm (nếu có).</w:t>
       </w:r>
     </w:p>
     <w:p>
@@ -10131,7 +10131,7 @@
           <w:rFonts w:eastAsia="Calibri"/>
           <w:szCs w:val="24"/>
         </w:rPr>
-        <w:t xml:space="preserve">Bên A thông báo thanh toán lần hai cách lần thông báo đầu tiên  không dưới 03 (ba) ngày cho Bên B theo hình thức quy định tại Hợp Đồng về việc Vi Phạm Nghĩa Vụ Thanh Toán </w:t>
+        <w:t xml:space="preserve">Bên A thông báo thanh toán lần hai cách lần thông báo đầu tiên  không dưới 03 (ba) </w:t>
       </w:r>
       <w:r>
         <w:rPr>
@@ -10139,7 +10139,7 @@
           <w:szCs w:val="24"/>
         </w:rPr>
         <w:lastRenderedPageBreak/>
-        <w:t>khi phát sinh vi phạm và thực hiện xử lý tài sản đảm bảo theo quy định tại Điều 8.6 của Hợp Đồng.</w:t>
+        <w:t>ngày cho Bên B theo hình thức quy định tại Hợp Đồng về việc Vi Phạm Nghĩa Vụ Thanh Toán khi phát sinh vi phạm và thực hiện xử lý tài sản đảm bảo theo quy định tại Điều 8.6 của Hợp Đồng.</w:t>
       </w:r>
     </w:p>
     <w:p>
@@ -10669,15 +10669,8 @@
           <w:rFonts w:eastAsia="Calibri"/>
           <w:szCs w:val="24"/>
         </w:rPr>
-        <w:t xml:space="preserve">Bên A thu thừa tiền điện do lỗi của Bên A phải hoàn trả cho bên B, kể cả tiền lãi </w:t>
-      </w:r>
-      <w:r>
-        <w:rPr>
-          <w:rFonts w:eastAsia="Calibri"/>
-          <w:szCs w:val="24"/>
-        </w:rPr>
         <w:lastRenderedPageBreak/>
-        <w:t>của khoản tiền thu thừa hoặc bù trừ tiền điện thu thừa vào các lần thanh toán tiền điện sau của bên B. Lãi suất khoản tiền thu thừa bằng Lãi Suất Chậm Trả của Bên B.</w:t>
+        <w:t>Bên A thu thừa tiền điện do lỗi của Bên A phải hoàn trả cho bên B, kể cả tiền lãi của khoản tiền thu thừa hoặc bù trừ tiền điện thu thừa vào các lần thanh toán tiền điện sau của bên B. Lãi suất khoản tiền thu thừa bằng Lãi Suất Chậm Trả của Bên B.</w:t>
       </w:r>
     </w:p>
     <w:p>
@@ -11379,6 +11372,7 @@
           <w:rFonts w:eastAsia="Calibri"/>
           <w:szCs w:val="24"/>
         </w:rPr>
+        <w:lastRenderedPageBreak/>
         <w:t xml:space="preserve">Cung cấp điện cho Bên B </w:t>
       </w:r>
       <w:r>
@@ -11393,15 +11387,7 @@
           <w:rFonts w:eastAsia="Calibri"/>
           <w:szCs w:val="24"/>
         </w:rPr>
-        <w:t xml:space="preserve">Hợp Đồng và Pháp Luật, trừ trường hợp hệ thống điện bị quá tải theo xác nhận của </w:t>
-      </w:r>
-      <w:r>
-        <w:rPr>
-          <w:rFonts w:eastAsia="Calibri"/>
-          <w:szCs w:val="24"/>
-        </w:rPr>
-        <w:lastRenderedPageBreak/>
-        <w:t>Cơ quan có thẩm quyền hoặc các trường hợp theo quy định của Pháp Luật;</w:t>
+        <w:t>Hợp Đồng và Pháp Luật, trừ trường hợp hệ thống điện bị quá tải theo xác nhận của Cơ quan có thẩm quyền hoặc các trường hợp theo quy định của Pháp Luật;</w:t>
       </w:r>
     </w:p>
     <w:p>
@@ -12084,7 +12070,7 @@
           <w:rFonts w:eastAsia="Batang"/>
           <w:szCs w:val="24"/>
         </w:rPr>
-        <w:t xml:space="preserve">Trường hợp Bên B có trạm biến áp riêng (trạm biến áp chuyên dùng), có thay đổi công suất sử dụng điện đã đăng ký theo Biểu đồ phụ tải trong Hợp Đồng này, trước ngày 31/10 hằng năm thực hiện đăng ký biểu đồ phụ tải của 12 (mười hai) tháng tiếp theo. Bên A và Bên B thực hiện ký Hợp Đồng sửa đổi, bổ sung theo công suất đăng ký mới của Biểu đồ phụ tải (đính kèm là phụ lục Hợp Đồng). Bên A có trách nhiệm thông báo cho Bên B khi hệ thống gặp </w:t>
+        <w:t xml:space="preserve">Trường hợp Bên B có trạm biến áp riêng (trạm biến áp chuyên dùng), có thay đổi công suất sử dụng điện đã đăng ký theo Biểu đồ phụ tải trong Hợp Đồng này, trước ngày 31/10 hằng năm thực hiện đăng ký biểu đồ phụ tải của 12 (mười hai) tháng tiếp theo. Bên A và Bên </w:t>
       </w:r>
       <w:r>
         <w:rPr>
@@ -12092,7 +12078,7 @@
           <w:szCs w:val="24"/>
         </w:rPr>
         <w:lastRenderedPageBreak/>
-        <w:t>khó khăn trong đảm bảo cung cấp điện và Bên B có tránh nhiệm thực hiện các chương trình Quản lý nhu cầu điện theo thông báo của Bên A.</w:t>
+        <w:t>B thực hiện ký Hợp Đồng sửa đổi, bổ sung theo công suất đăng ký mới của Biểu đồ phụ tải (đính kèm là phụ lục Hợp Đồng). Bên A có trách nhiệm thông báo cho Bên B khi hệ thống gặp khó khăn trong đảm bảo cung cấp điện và Bên B có tránh nhiệm thực hiện các chương trình Quản lý nhu cầu điện theo thông báo của Bên A.</w:t>
       </w:r>
     </w:p>
     <w:p>
@@ -12711,6 +12697,7 @@
           <w:rFonts w:eastAsia="Calibri"/>
           <w:szCs w:val="24"/>
         </w:rPr>
+        <w:lastRenderedPageBreak/>
         <w:t>Không thanh lý Hợp Đồng khi không sử dụng điện năng;</w:t>
       </w:r>
     </w:p>
@@ -12765,7 +12752,6 @@
           <w:rFonts w:eastAsia="Calibri"/>
           <w:szCs w:val="24"/>
         </w:rPr>
-        <w:lastRenderedPageBreak/>
         <w:t>Trì hoãn hoặc không bồi thường thiệt hại cho Bên A theo Điều 16;</w:t>
       </w:r>
     </w:p>
@@ -13228,15 +13214,8 @@
           <w:rFonts w:eastAsia="Calibri"/>
           <w:szCs w:val="24"/>
         </w:rPr>
-        <w:t xml:space="preserve">Trường hợp phát sinh nghĩa vụ bồi thường thiệt hại và phạt vi phạm của Bên A đối với Bên B, Bên A có trách nhiệm thanh toán đầy đủ khoản tiền bồi thường và tiền phạt mà hai Bên đã thống nhất trong thời hạn 10 (mười ) ngày, kể từ ngày nhận được thông báo chính thức của Bên B. Quá thời hạn trên mà Bên A chưa thanh toán đủ thì Bên B có quyền chậm thanh </w:t>
-      </w:r>
-      <w:r>
-        <w:rPr>
-          <w:rFonts w:eastAsia="Calibri"/>
-          <w:szCs w:val="24"/>
-        </w:rPr>
         <w:lastRenderedPageBreak/>
-        <w:t>toán tiền điện với giá trị không quá khoản tiền Bên A chậm thanh toán cho đến khi Bên A thanh toán và Bên B không phải chịu bất cứ trách nhiệm nào do chậm thanh toán tiền điện trong phạm vi Điều này.</w:t>
+        <w:t>Trường hợp phát sinh nghĩa vụ bồi thường thiệt hại và phạt vi phạm của Bên A đối với Bên B, Bên A có trách nhiệm thanh toán đầy đủ khoản tiền bồi thường và tiền phạt mà hai Bên đã thống nhất trong thời hạn 10 (mười ) ngày, kể từ ngày nhận được thông báo chính thức của Bên B. Quá thời hạn trên mà Bên A chưa thanh toán đủ thì Bên B có quyền chậm thanh toán tiền điện với giá trị không quá khoản tiền Bên A chậm thanh toán cho đến khi Bên A thanh toán và Bên B không phải chịu bất cứ trách nhiệm nào do chậm thanh toán tiền điện trong phạm vi Điều này.</w:t>
       </w:r>
     </w:p>
     <w:p>
@@ -13744,6 +13723,7 @@
           <w:rFonts w:eastAsia="Calibri"/>
           <w:szCs w:val="24"/>
         </w:rPr>
+        <w:lastRenderedPageBreak/>
         <w:t>Trường hợp Hợp đồng chấm dứt do hành vi vi phạm của Bên B hoặc theo thỏa thuận của các Bên trong các trường hợp khác, Bên A có quyền xử lý Tài Sản Bảo Đảm để thực hiện Nghĩa Vụ Thanh Toán của Bên B. Bên B tiếp tục thanh toán Nghĩa Vụ Thanh Toán còn thiếu hoặc được hoàn trả Giá trị Tài Sản Bảo Đảm còn lại (nếu có).</w:t>
       </w:r>
     </w:p>
@@ -13771,7 +13751,6 @@
           <w:rFonts w:eastAsia="Calibri"/>
           <w:szCs w:val="24"/>
         </w:rPr>
-        <w:lastRenderedPageBreak/>
         <w:t>Sau khi Các Bên hoàn tất các nghĩa vụ theo Hợp đồng:</w:t>
       </w:r>
     </w:p>
@@ -14310,7 +14289,15 @@
           <w:rFonts w:eastAsia="Calibri"/>
           <w:szCs w:val="24"/>
         </w:rPr>
-        <w:t>Đối với trường hợp có áp dụng Biện Pháp Bảo Đảm, Bên B phải gia hạn thời hạn bảo lãnh ngân hàng hoặc chấp thuận kéo dài thời gian hình thức đặt cọc bằng tiền tương ứng với hiệu lực của Hợp Đồng và Thời Hạn gia hạn. Giá trị Tài sản Bảo đảm trong Thời hạn gia hạn được điều chỉnh theo Điều 8.7 (nếu cần thiết).</w:t>
+        <w:t xml:space="preserve">Đối với trường hợp có áp dụng Biện Pháp Bảo Đảm, Bên B phải gia hạn thời hạn bảo lãnh ngân hàng hoặc chấp thuận kéo dài thời gian hình thức đặt cọc bằng tiền tương ứng với </w:t>
+      </w:r>
+      <w:r>
+        <w:rPr>
+          <w:rFonts w:eastAsia="Calibri"/>
+          <w:szCs w:val="24"/>
+        </w:rPr>
+        <w:lastRenderedPageBreak/>
+        <w:t>hiệu lực của Hợp Đồng và Thời Hạn gia hạn. Giá trị Tài sản Bảo đảm trong Thời hạn gia hạn được điều chỉnh theo Điều 8.7 (nếu cần thiết).</w:t>
       </w:r>
     </w:p>
     <w:p>
@@ -14396,7 +14383,6 @@
           <w:rFonts w:eastAsia="Calibri"/>
           <w:szCs w:val="24"/>
         </w:rPr>
-        <w:lastRenderedPageBreak/>
         <w:t>Một thông báo được đưa ra theo Hợp Đồng này phải bằng văn bản và gửi cho người nhận là cá nhân, tổ chức có liên quan đến địa chỉ được quy định tại Điều 3.3.b (hoặc địa chỉ hoặc người nhận khác theo thông báo của mỗi Bên cho Bên còn lại trong từng trường hợp) bằng các hình thức tại Điều 3.3.c.</w:t>
       </w:r>
     </w:p>
@@ -15012,6 +14998,7 @@
                 <w:sz w:val="26"/>
                 <w:szCs w:val="26"/>
               </w:rPr>
+              <w:lastRenderedPageBreak/>
               <w:t>Đ</w:t>
             </w:r>
             <w:r>
@@ -15141,6 +15128,7 @@
       <w:footerReference w:type="even" r:id="rId12"/>
       <w:footerReference w:type="default" r:id="rId13"/>
       <w:headerReference w:type="first" r:id="rId14"/>
+      <w:footerReference w:type="first" r:id="rId15"/>
       <w:footnotePr>
         <w:numRestart w:val="eachPage"/>
       </w:footnotePr>
@@ -15195,15 +15183,52 @@
 
 <file path=word/footer2.xml><?xml version="1.0" encoding="utf-8"?>
 <w:ftr xmlns:wpc="http://schemas.microsoft.com/office/word/2010/wordprocessingCanvas" xmlns:cx="http://schemas.microsoft.com/office/drawing/2014/chartex" xmlns:cx1="http://schemas.microsoft.com/office/drawing/2015/9/8/chartex" xmlns:cx2="http://schemas.microsoft.com/office/drawing/2015/10/21/chartex" xmlns:cx3="http://schemas.microsoft.com/office/drawing/2016/5/9/chartex" xmlns:cx4="http://schemas.microsoft.com/office/drawing/2016/5/10/chartex" xmlns:cx5="http://schemas.microsoft.com/office/drawing/2016/5/11/chartex" xmlns:cx6="http://schemas.microsoft.com/office/drawing/2016/5/12/chartex" xmlns:cx7="http://schemas.microsoft.com/office/drawing/2016/5/13/chartex" xmlns:cx8="http://schemas.microsoft.com/office/drawing/2016/5/14/chartex" xmlns:mc="http://schemas.openxmlformats.org/markup-compatibility/2006" xmlns:aink="http://schemas.microsoft.com/office/drawing/2016/ink" xmlns:am3d="http://schemas.microsoft.com/office/drawing/2017/model3d" xmlns:o="urn:schemas-microsoft-com:office:office" xmlns:oel="http://schemas.microsoft.com/office/2019/extlst" xmlns:r="http://schemas.openxmlformats.org/officeDocument/2006/relationships" xmlns:m="http://schemas.openxmlformats.org/officeDocument/2006/math" xmlns:v="urn:schemas-microsoft-com:vml" xmlns:wp14="http://schemas.microsoft.com/office/word/2010/wordprocessingDrawing" xmlns:wp="http://schemas.openxmlformats.org/drawingml/2006/wordprocessingDrawing" xmlns:w10="urn:schemas-microsoft-com:office:word" xmlns:w="http://schemas.openxmlformats.org/wordprocessingml/2006/main" xmlns:w14="http://schemas.microsoft.com/office/word/2010/wordml" xmlns:w15="http://schemas.microsoft.com/office/word/2012/wordml" xmlns:w16cex="http://schemas.microsoft.com/office/word/2018/wordml/cex" xmlns:w16cid="http://schemas.microsoft.com/office/word/2016/wordml/cid" xmlns:w16="http://schemas.microsoft.com/office/word/2018/wordml" xmlns:w16du="http://schemas.microsoft.com/office/word/2023/wordml/word16du" xmlns:w16sdtdh="http://schemas.microsoft.com/office/word/2020/wordml/sdtdatahash" xmlns:w16sdtfl="http://schemas.microsoft.com/office/word/2024/wordml/sdtformatlock" xmlns:w16se="http://schemas.microsoft.com/office/word/2015/wordml/symex" xmlns:wpg="http://schemas.microsoft.com/office/word/2010/wordprocessingGroup" xmlns:wpi="http://schemas.microsoft.com/office/word/2010/wordprocessingInk" xmlns:wne="http://schemas.microsoft.com/office/word/2006/wordml" xmlns:wps="http://schemas.microsoft.com/office/word/2010/wordprocessingShape" mc:Ignorable="w14 w15 w16se w16cid w16 w16cex w16sdtdh w16sdtfl w16du wp14">
-  <w:p>
-    <w:pPr>
-      <w:pStyle w:val="Footer"/>
-      <w:framePr w:wrap="around" w:vAnchor="text" w:hAnchor="margin" w:xAlign="right" w:y="1"/>
-      <w:rPr>
-        <w:rStyle w:val="PageNumber"/>
-      </w:rPr>
-    </w:pPr>
-  </w:p>
+  <w:sdt>
+    <w:sdtPr>
+      <w:rPr>
+        <w:noProof w:val="0"/>
+      </w:rPr>
+      <w:id w:val="-588538671"/>
+      <w:docPartObj>
+        <w:docPartGallery w:val="Page Numbers (Bottom of Page)"/>
+        <w:docPartUnique/>
+      </w:docPartObj>
+    </w:sdtPr>
+    <w:sdtEndPr>
+      <w:rPr>
+        <w:noProof/>
+      </w:rPr>
+    </w:sdtEndPr>
+    <w:sdtContent>
+      <w:p>
+        <w:pPr>
+          <w:pStyle w:val="Footer"/>
+          <w:jc w:val="center"/>
+        </w:pPr>
+        <w:r>
+          <w:rPr>
+            <w:noProof w:val="0"/>
+          </w:rPr>
+          <w:fldChar w:fldCharType="begin"/>
+        </w:r>
+        <w:r>
+          <w:instrText xml:space="preserve"> PAGE   \* MERGEFORMAT </w:instrText>
+        </w:r>
+        <w:r>
+          <w:rPr>
+            <w:noProof w:val="0"/>
+          </w:rPr>
+          <w:fldChar w:fldCharType="separate"/>
+        </w:r>
+        <w:r>
+          <w:t>2</w:t>
+        </w:r>
+        <w:r>
+          <w:fldChar w:fldCharType="end"/>
+        </w:r>
+      </w:p>
+    </w:sdtContent>
+  </w:sdt>
   <w:p>
     <w:pPr>
       <w:pStyle w:val="Footer"/>
@@ -15211,6 +15236,62 @@
         <w:tab w:val="left" w:pos="7685"/>
       </w:tabs>
       <w:ind w:right="360"/>
+    </w:pPr>
+  </w:p>
+</w:ftr>
+</file>
+
+<file path=word/footer3.xml><?xml version="1.0" encoding="utf-8"?>
+<w:ftr xmlns:wpc="http://schemas.microsoft.com/office/word/2010/wordprocessingCanvas" xmlns:cx="http://schemas.microsoft.com/office/drawing/2014/chartex" xmlns:cx1="http://schemas.microsoft.com/office/drawing/2015/9/8/chartex" xmlns:cx2="http://schemas.microsoft.com/office/drawing/2015/10/21/chartex" xmlns:cx3="http://schemas.microsoft.com/office/drawing/2016/5/9/chartex" xmlns:cx4="http://schemas.microsoft.com/office/drawing/2016/5/10/chartex" xmlns:cx5="http://schemas.microsoft.com/office/drawing/2016/5/11/chartex" xmlns:cx6="http://schemas.microsoft.com/office/drawing/2016/5/12/chartex" xmlns:cx7="http://schemas.microsoft.com/office/drawing/2016/5/13/chartex" xmlns:cx8="http://schemas.microsoft.com/office/drawing/2016/5/14/chartex" xmlns:mc="http://schemas.openxmlformats.org/markup-compatibility/2006" xmlns:aink="http://schemas.microsoft.com/office/drawing/2016/ink" xmlns:am3d="http://schemas.microsoft.com/office/drawing/2017/model3d" xmlns:o="urn:schemas-microsoft-com:office:office" xmlns:oel="http://schemas.microsoft.com/office/2019/extlst" xmlns:r="http://schemas.openxmlformats.org/officeDocument/2006/relationships" xmlns:m="http://schemas.openxmlformats.org/officeDocument/2006/math" xmlns:v="urn:schemas-microsoft-com:vml" xmlns:wp14="http://schemas.microsoft.com/office/word/2010/wordprocessingDrawing" xmlns:wp="http://schemas.openxmlformats.org/drawingml/2006/wordprocessingDrawing" xmlns:w10="urn:schemas-microsoft-com:office:word" xmlns:w="http://schemas.openxmlformats.org/wordprocessingml/2006/main" xmlns:w14="http://schemas.microsoft.com/office/word/2010/wordml" xmlns:w15="http://schemas.microsoft.com/office/word/2012/wordml" xmlns:w16cex="http://schemas.microsoft.com/office/word/2018/wordml/cex" xmlns:w16cid="http://schemas.microsoft.com/office/word/2016/wordml/cid" xmlns:w16="http://schemas.microsoft.com/office/word/2018/wordml" xmlns:w16du="http://schemas.microsoft.com/office/word/2023/wordml/word16du" xmlns:w16sdtdh="http://schemas.microsoft.com/office/word/2020/wordml/sdtdatahash" xmlns:w16sdtfl="http://schemas.microsoft.com/office/word/2024/wordml/sdtformatlock" xmlns:w16se="http://schemas.microsoft.com/office/word/2015/wordml/symex" xmlns:wpg="http://schemas.microsoft.com/office/word/2010/wordprocessingGroup" xmlns:wpi="http://schemas.microsoft.com/office/word/2010/wordprocessingInk" xmlns:wne="http://schemas.microsoft.com/office/word/2006/wordml" xmlns:wps="http://schemas.microsoft.com/office/word/2010/wordprocessingShape" mc:Ignorable="w14 w15 w16se w16cid w16 w16cex w16sdtdh w16sdtfl w16du wp14">
+  <w:sdt>
+    <w:sdtPr>
+      <w:rPr>
+        <w:noProof w:val="0"/>
+      </w:rPr>
+      <w:id w:val="-1086302145"/>
+      <w:docPartObj>
+        <w:docPartGallery w:val="Page Numbers (Bottom of Page)"/>
+        <w:docPartUnique/>
+      </w:docPartObj>
+    </w:sdtPr>
+    <w:sdtEndPr>
+      <w:rPr>
+        <w:noProof/>
+      </w:rPr>
+    </w:sdtEndPr>
+    <w:sdtContent>
+      <w:p>
+        <w:pPr>
+          <w:pStyle w:val="Footer"/>
+          <w:jc w:val="center"/>
+        </w:pPr>
+        <w:r>
+          <w:rPr>
+            <w:noProof w:val="0"/>
+          </w:rPr>
+          <w:fldChar w:fldCharType="begin"/>
+        </w:r>
+        <w:r>
+          <w:instrText xml:space="preserve"> PAGE   \* MERGEFORMAT </w:instrText>
+        </w:r>
+        <w:r>
+          <w:rPr>
+            <w:noProof w:val="0"/>
+          </w:rPr>
+          <w:fldChar w:fldCharType="separate"/>
+        </w:r>
+        <w:r>
+          <w:t>2</w:t>
+        </w:r>
+        <w:r>
+          <w:fldChar w:fldCharType="end"/>
+        </w:r>
+      </w:p>
+    </w:sdtContent>
+  </w:sdt>
+  <w:p>
+    <w:pPr>
+      <w:pStyle w:val="Footer"/>
     </w:pPr>
   </w:p>
 </w:ftr>
@@ -27604,6 +27685,7 @@
   <w:style w:type="character" w:default="1" w:styleId="DefaultParagraphFont">
     <w:name w:val="Default Paragraph Font"/>
     <w:uiPriority w:val="1"/>
+    <w:semiHidden/>
     <w:unhideWhenUsed/>
   </w:style>
   <w:style w:type="table" w:default="1" w:styleId="TableNormal">
@@ -27703,6 +27785,7 @@
     <w:aliases w:val="Footer-Even,Right"/>
     <w:basedOn w:val="Normal"/>
     <w:link w:val="FooterChar"/>
+    <w:uiPriority w:val="99"/>
     <w:pPr>
       <w:tabs>
         <w:tab w:val="center" w:pos="4320"/>

--- a/templates/CMIS/HD-NSH-TCD.docx
+++ b/templates/CMIS/HD-NSH-TCD.docx
@@ -2423,7 +2423,7 @@
           <w:tab w:val="left" w:pos="4395"/>
         </w:tabs>
         <w:snapToGrid w:val="0"/>
-        <w:spacing w:before="120" w:after="120"/>
+        <w:spacing w:before="80" w:after="80"/>
         <w:jc w:val="both"/>
         <w:rPr>
           <w:rFonts w:eastAsia="Calibri"/>
@@ -2446,7 +2446,7 @@
           <w:tab w:val="left" w:pos="4395"/>
         </w:tabs>
         <w:snapToGrid w:val="0"/>
-        <w:spacing w:before="120" w:after="120"/>
+        <w:spacing w:before="80" w:after="80"/>
         <w:jc w:val="both"/>
         <w:rPr>
           <w:rFonts w:eastAsia="Calibri"/>
@@ -2469,7 +2469,7 @@
           <w:tab w:val="left" w:pos="4395"/>
         </w:tabs>
         <w:snapToGrid w:val="0"/>
-        <w:spacing w:before="120" w:after="120"/>
+        <w:spacing w:before="80" w:after="80"/>
         <w:jc w:val="both"/>
         <w:rPr>
           <w:rFonts w:eastAsia="Calibri"/>
@@ -2492,19 +2492,49 @@
           <w:tab w:val="left" w:pos="4395"/>
         </w:tabs>
         <w:snapToGrid w:val="0"/>
-        <w:spacing w:before="120" w:after="120"/>
-        <w:jc w:val="both"/>
-        <w:rPr>
-          <w:rFonts w:eastAsia="Calibri"/>
-          <w:szCs w:val="24"/>
-        </w:rPr>
-      </w:pPr>
-      <w:r>
-        <w:rPr>
-          <w:rFonts w:eastAsia="Calibri"/>
-          <w:szCs w:val="24"/>
-        </w:rPr>
-        <w:t>Địa chỉ: Số 94, đường Hùng Vương, xã Xuân Lộc, Tỉnh Đồng Nai</w:t>
+        <w:spacing w:before="80" w:after="80"/>
+        <w:jc w:val="both"/>
+        <w:rPr>
+          <w:rFonts w:eastAsia="Calibri"/>
+          <w:szCs w:val="24"/>
+        </w:rPr>
+      </w:pPr>
+      <w:r>
+        <w:rPr>
+          <w:rFonts w:eastAsia="Calibri"/>
+          <w:szCs w:val="24"/>
+        </w:rPr>
+        <w:t xml:space="preserve">Địa chỉ: Số 94, đường Hùng Vương, </w:t>
+      </w:r>
+      <w:r>
+        <w:rPr>
+          <w:rFonts w:eastAsia="Calibri"/>
+          <w:szCs w:val="24"/>
+          <w:lang w:val="en-US"/>
+        </w:rPr>
+        <w:t>phường</w:t>
+      </w:r>
+      <w:r>
+        <w:rPr>
+          <w:rFonts w:eastAsia="Calibri"/>
+          <w:szCs w:val="24"/>
+        </w:rPr>
+        <w:t xml:space="preserve"> Xuân Lộc, </w:t>
+      </w:r>
+      <w:r>
+        <w:rPr>
+          <w:rFonts w:eastAsia="Calibri"/>
+          <w:szCs w:val="24"/>
+          <w:lang w:val="en-US"/>
+        </w:rPr>
+        <w:t>thành phố</w:t>
+      </w:r>
+      <w:r>
+        <w:rPr>
+          <w:rFonts w:eastAsia="Calibri"/>
+          <w:szCs w:val="24"/>
+        </w:rPr>
+        <w:t xml:space="preserve"> Đồng Nai</w:t>
       </w:r>
     </w:p>
     <w:p>
@@ -2515,7 +2545,7 @@
           <w:tab w:val="left" w:pos="4395"/>
         </w:tabs>
         <w:snapToGrid w:val="0"/>
-        <w:spacing w:before="120" w:after="120"/>
+        <w:spacing w:before="80" w:after="80"/>
         <w:jc w:val="both"/>
         <w:rPr>
           <w:rFonts w:eastAsia="Calibri"/>
@@ -2556,7 +2586,7 @@
         </w:tabs>
         <w:autoSpaceDE w:val="0"/>
         <w:autoSpaceDN w:val="0"/>
-        <w:spacing w:before="120" w:line="319" w:lineRule="auto"/>
+        <w:spacing w:before="80" w:after="80"/>
         <w:ind w:right="213"/>
         <w:rPr>
           <w:lang w:val="en-US"/>
@@ -2583,7 +2613,7 @@
         </w:tabs>
         <w:autoSpaceDE w:val="0"/>
         <w:autoSpaceDN w:val="0"/>
-        <w:spacing w:before="120" w:line="319" w:lineRule="auto"/>
+        <w:spacing w:before="80" w:after="80"/>
         <w:ind w:right="213"/>
         <w:rPr>
           <w:lang w:val="en-US"/>
@@ -2604,7 +2634,7 @@
         </w:tabs>
         <w:autoSpaceDE w:val="0"/>
         <w:autoSpaceDN w:val="0"/>
-        <w:spacing w:before="120" w:line="319" w:lineRule="auto"/>
+        <w:spacing w:before="80" w:after="80"/>
         <w:ind w:right="213"/>
         <w:rPr>
           <w:lang w:val="en-US"/>
@@ -2614,7 +2644,6 @@
         <w:rPr>
           <w:lang w:val="en-US"/>
         </w:rPr>
-        <w:lastRenderedPageBreak/>
         <w:t>Tài khoản số: 5902201000167 Tại Ngân hàng: Ngân hàng NN và PTNT Việt Nam</w:t>
       </w:r>
     </w:p>
@@ -2626,7 +2655,7 @@
           <w:tab w:val="left" w:pos="4395"/>
         </w:tabs>
         <w:snapToGrid w:val="0"/>
-        <w:spacing w:before="120" w:after="120"/>
+        <w:spacing w:before="80" w:after="80"/>
         <w:jc w:val="both"/>
         <w:rPr>
           <w:rFonts w:eastAsia="Calibri"/>
@@ -2649,18 +2678,19 @@
           <w:tab w:val="left" w:pos="4395"/>
         </w:tabs>
         <w:snapToGrid w:val="0"/>
-        <w:spacing w:before="120" w:after="120"/>
-        <w:jc w:val="both"/>
-        <w:rPr>
-          <w:rFonts w:eastAsia="Calibri"/>
-          <w:szCs w:val="24"/>
-        </w:rPr>
-      </w:pPr>
-      <w:r>
-        <w:rPr>
-          <w:rFonts w:eastAsia="Calibri"/>
-          <w:szCs w:val="24"/>
-        </w:rPr>
+        <w:spacing w:before="80" w:after="80"/>
+        <w:jc w:val="both"/>
+        <w:rPr>
+          <w:rFonts w:eastAsia="Calibri"/>
+          <w:szCs w:val="24"/>
+        </w:rPr>
+      </w:pPr>
+      <w:r>
+        <w:rPr>
+          <w:rFonts w:eastAsia="Calibri"/>
+          <w:szCs w:val="24"/>
+        </w:rPr>
+        <w:lastRenderedPageBreak/>
         <w:t>Và</w:t>
       </w:r>
     </w:p>
@@ -3975,15 +4005,7 @@
           <w:rFonts w:eastAsia="Calibri"/>
           <w:szCs w:val="24"/>
         </w:rPr>
-        <w:t xml:space="preserve">bằng lãi suất cho vay cao nhất của ngân hàng có tài khoản ghi trong hợp đồng áp dụng cho Bên A tại thời điểm phát sinh nghĩa vụ thanh toán, được Bên A thông báo cho Bên B khi phát sinh việc áp dụng lãi suất chậm trả theo quy định của hợp </w:t>
-      </w:r>
-      <w:r>
-        <w:rPr>
-          <w:rFonts w:eastAsia="Calibri"/>
-          <w:szCs w:val="24"/>
-        </w:rPr>
-        <w:lastRenderedPageBreak/>
-        <w:t>đồng</w:t>
+        <w:t>bằng lãi suất cho vay cao nhất của ngân hàng có tài khoản ghi trong hợp đồng áp dụng cho Bên A tại thời điểm phát sinh nghĩa vụ thanh toán, được Bên A thông báo cho Bên B khi phát sinh việc áp dụng lãi suất chậm trả theo quy định của hợp đồng</w:t>
       </w:r>
       <w:r>
         <w:rPr>
@@ -4033,7 +4055,15 @@
           <w:rFonts w:eastAsia="Calibri"/>
           <w:szCs w:val="24"/>
         </w:rPr>
-        <w:t>là toàn bộ nghĩa vụ của Bên B đối với việc thanh toán khoản tiền phát sinh từ Hợp Đồng cho Bên A, không chỉ bao gồm tiền điện, tiền mua công suất phản kháng, tiền lãi chậm trả, tiền bồi thường thiệt hại, tiền phạt vi phạm, chi phí ngừng, cấp điện trở lại, bổ sung Khoản Khấu Trừ vào tài sản bảo đảm theo đúng quy định tại Hợp Đồng</w:t>
+        <w:t xml:space="preserve">là toàn bộ nghĩa vụ của Bên B đối với việc thanh toán khoản tiền </w:t>
+      </w:r>
+      <w:r>
+        <w:rPr>
+          <w:rFonts w:eastAsia="Calibri"/>
+          <w:szCs w:val="24"/>
+        </w:rPr>
+        <w:lastRenderedPageBreak/>
+        <w:t>phát sinh từ Hợp Đồng cho Bên A, không chỉ bao gồm tiền điện, tiền mua công suất phản kháng, tiền lãi chậm trả, tiền bồi thường thiệt hại, tiền phạt vi phạm, chi phí ngừng, cấp điện trở lại, bổ sung Khoản Khấu Trừ vào tài sản bảo đảm theo đúng quy định tại Hợp Đồng</w:t>
       </w:r>
       <w:r>
         <w:rPr>

--- a/templates/CMIS/HD-NSH-TCD.docx
+++ b/templates/CMIS/HD-NSH-TCD.docx
@@ -10196,7 +10196,44 @@
           <w:rFonts w:eastAsia="Calibri"/>
           <w:szCs w:val="24"/>
         </w:rPr>
-        <w:t>Nếu Khoản Khấu Trừ đủ để hoàn tất Nghĩa Vụ Thanh Toán, trong thời hạn 10 (mười) ngày kể từ thời điểm Bên A gửi thông báo thanh toán lần đầu cho Bên B, Bên B có trách nhiệm</w:t>
+        <w:t xml:space="preserve">Nếu Khoản Khấu Trừ đủ để hoàn tất Nghĩa Vụ Thanh Toán, trong thời hạn </w:t>
+      </w:r>
+      <w:r>
+        <w:rPr>
+          <w:rFonts w:eastAsia="Calibri"/>
+          <w:szCs w:val="24"/>
+          <w:lang w:val="en-US"/>
+        </w:rPr>
+        <w:t xml:space="preserve">07 </w:t>
+      </w:r>
+      <w:r>
+        <w:rPr>
+          <w:rFonts w:eastAsia="Calibri"/>
+          <w:szCs w:val="24"/>
+        </w:rPr>
+        <w:t>(</w:t>
+      </w:r>
+      <w:r>
+        <w:rPr>
+          <w:rFonts w:eastAsia="Calibri"/>
+          <w:szCs w:val="24"/>
+          <w:lang w:val="en-US"/>
+        </w:rPr>
+        <w:t>bảy</w:t>
+      </w:r>
+      <w:r>
+        <w:rPr>
+          <w:rFonts w:eastAsia="Calibri"/>
+          <w:szCs w:val="24"/>
+        </w:rPr>
+        <w:t xml:space="preserve">) </w:t>
+      </w:r>
+      <w:r>
+        <w:rPr>
+          <w:rFonts w:eastAsia="Calibri"/>
+          <w:szCs w:val="24"/>
+        </w:rPr>
+        <w:t xml:space="preserve"> ngày kể từ thời điểm Bên A gửi thông báo thanh toán lần đầu cho Bên B, Bên B có trách nhiệm</w:t>
       </w:r>
       <w:r>
         <w:rPr>
@@ -10244,7 +10281,44 @@
           <w:rFonts w:eastAsia="Calibri"/>
           <w:szCs w:val="24"/>
         </w:rPr>
-        <w:t>Nếu Khoản Khấu Trừ không đủ để hoàn tất Nghĩa Vụ Thanh Toán, trong thời hạn 10 (mười) ngày kể từ ngày Bên A gửi thông báo thanh toán lần đầu cho Bên B, Bên B có trách nhiệm:</w:t>
+        <w:t xml:space="preserve">Nếu Khoản Khấu Trừ không đủ để hoàn tất Nghĩa Vụ Thanh Toán, trong thời hạn </w:t>
+      </w:r>
+      <w:r>
+        <w:rPr>
+          <w:rFonts w:eastAsia="Calibri"/>
+          <w:szCs w:val="24"/>
+          <w:lang w:val="en-US"/>
+        </w:rPr>
+        <w:t xml:space="preserve">07 </w:t>
+      </w:r>
+      <w:r>
+        <w:rPr>
+          <w:rFonts w:eastAsia="Calibri"/>
+          <w:szCs w:val="24"/>
+        </w:rPr>
+        <w:t>(</w:t>
+      </w:r>
+      <w:r>
+        <w:rPr>
+          <w:rFonts w:eastAsia="Calibri"/>
+          <w:szCs w:val="24"/>
+          <w:lang w:val="en-US"/>
+        </w:rPr>
+        <w:t>bảy</w:t>
+      </w:r>
+      <w:r>
+        <w:rPr>
+          <w:rFonts w:eastAsia="Calibri"/>
+          <w:szCs w:val="24"/>
+        </w:rPr>
+        <w:t>)</w:t>
+      </w:r>
+      <w:r>
+        <w:rPr>
+          <w:rFonts w:eastAsia="Calibri"/>
+          <w:szCs w:val="24"/>
+        </w:rPr>
+        <w:t xml:space="preserve"> ngày kể từ ngày Bên A gửi thông báo thanh toán lần đầu cho Bên B, Bên B có trách nhiệm:</w:t>
       </w:r>
     </w:p>
     <w:p>
@@ -10368,7 +10442,44 @@
           <w:rFonts w:eastAsia="Calibri"/>
           <w:szCs w:val="24"/>
         </w:rPr>
-        <w:t>Không vượt quá 10 (mười) ngày kể từ ngày Bên A gửi thông báo thanh toán lần đầu cho Bên B nếu Bên B vẫn chưa hoàn tất nghĩa vụ thanh toán theo Điều này, Bên A sẽ gửi thông báo ngừng cấp điện cho Bên B.</w:t>
+        <w:t xml:space="preserve">Không vượt quá </w:t>
+      </w:r>
+      <w:r>
+        <w:rPr>
+          <w:rFonts w:eastAsia="Calibri"/>
+          <w:szCs w:val="24"/>
+          <w:lang w:val="en-US"/>
+        </w:rPr>
+        <w:t xml:space="preserve">07 </w:t>
+      </w:r>
+      <w:r>
+        <w:rPr>
+          <w:rFonts w:eastAsia="Calibri"/>
+          <w:szCs w:val="24"/>
+        </w:rPr>
+        <w:t>(</w:t>
+      </w:r>
+      <w:r>
+        <w:rPr>
+          <w:rFonts w:eastAsia="Calibri"/>
+          <w:szCs w:val="24"/>
+          <w:lang w:val="en-US"/>
+        </w:rPr>
+        <w:t>bảy</w:t>
+      </w:r>
+      <w:r>
+        <w:rPr>
+          <w:rFonts w:eastAsia="Calibri"/>
+          <w:szCs w:val="24"/>
+        </w:rPr>
+        <w:t xml:space="preserve">) </w:t>
+      </w:r>
+      <w:r>
+        <w:rPr>
+          <w:rFonts w:eastAsia="Calibri"/>
+          <w:szCs w:val="24"/>
+        </w:rPr>
+        <w:t>ngày kể từ ngày Bên A gửi thông báo thanh toán lần đầu cho Bên B nếu Bên B vẫn chưa hoàn tất nghĩa vụ thanh toán theo Điều này, Bên A sẽ gửi thông báo ngừng cấp điện cho Bên B.</w:t>
       </w:r>
     </w:p>
     <w:p>
@@ -10524,7 +10635,44 @@
           <w:rFonts w:eastAsia="Calibri"/>
           <w:szCs w:val="24"/>
         </w:rPr>
-        <w:t>cho Bên B theo hình thức quy định tại Hợp Đồng về việc Vi Phạm Nghĩa Vụ Thanh Toán ngay khi phát sinh Vi Phạm Nghĩa Vụ Thanh Toán. Bên B thực hiện đầy đủ Nghĩa Vụ Thanh Toán trong thời hạn 10 (mười) ngày kể từ thời điểm Bên A gửi thông báo thanh toán lần đầu cho Bên B, bao gồm cả các khoản sau:</w:t>
+        <w:t xml:space="preserve">cho Bên B theo hình thức quy định tại Hợp Đồng về việc Vi Phạm Nghĩa Vụ Thanh Toán ngay khi phát sinh Vi Phạm Nghĩa Vụ Thanh Toán. Bên B thực hiện đầy đủ Nghĩa Vụ Thanh Toán trong thời hạn </w:t>
+      </w:r>
+      <w:r>
+        <w:rPr>
+          <w:rFonts w:eastAsia="Calibri"/>
+          <w:szCs w:val="24"/>
+          <w:lang w:val="en-US"/>
+        </w:rPr>
+        <w:t xml:space="preserve">07 </w:t>
+      </w:r>
+      <w:r>
+        <w:rPr>
+          <w:rFonts w:eastAsia="Calibri"/>
+          <w:szCs w:val="24"/>
+        </w:rPr>
+        <w:t>(</w:t>
+      </w:r>
+      <w:r>
+        <w:rPr>
+          <w:rFonts w:eastAsia="Calibri"/>
+          <w:szCs w:val="24"/>
+          <w:lang w:val="en-US"/>
+        </w:rPr>
+        <w:t>bảy</w:t>
+      </w:r>
+      <w:r>
+        <w:rPr>
+          <w:rFonts w:eastAsia="Calibri"/>
+          <w:szCs w:val="24"/>
+        </w:rPr>
+        <w:t xml:space="preserve">) </w:t>
+      </w:r>
+      <w:r>
+        <w:rPr>
+          <w:rFonts w:eastAsia="Calibri"/>
+          <w:szCs w:val="24"/>
+        </w:rPr>
+        <w:t>ngày kể từ thời điểm Bên A gửi thông báo thanh toán lần đầu cho Bên B, bao gồm cả các khoản sau:</w:t>
       </w:r>
     </w:p>
     <w:p>
@@ -10615,7 +10763,44 @@
           <w:rFonts w:eastAsia="Calibri"/>
           <w:szCs w:val="24"/>
         </w:rPr>
-        <w:t xml:space="preserve">Không vượt quá 10 (mười) ngày kể từ ngày </w:t>
+        <w:t xml:space="preserve">Không vượt quá </w:t>
+      </w:r>
+      <w:r>
+        <w:rPr>
+          <w:rFonts w:eastAsia="Calibri"/>
+          <w:szCs w:val="24"/>
+          <w:lang w:val="en-US"/>
+        </w:rPr>
+        <w:t xml:space="preserve">07 </w:t>
+      </w:r>
+      <w:r>
+        <w:rPr>
+          <w:rFonts w:eastAsia="Calibri"/>
+          <w:szCs w:val="24"/>
+        </w:rPr>
+        <w:t>(</w:t>
+      </w:r>
+      <w:r>
+        <w:rPr>
+          <w:rFonts w:eastAsia="Calibri"/>
+          <w:szCs w:val="24"/>
+          <w:lang w:val="en-US"/>
+        </w:rPr>
+        <w:t>bảy</w:t>
+      </w:r>
+      <w:r>
+        <w:rPr>
+          <w:rFonts w:eastAsia="Calibri"/>
+          <w:szCs w:val="24"/>
+        </w:rPr>
+        <w:t xml:space="preserve">) </w:t>
+      </w:r>
+      <w:r>
+        <w:rPr>
+          <w:rFonts w:eastAsia="Calibri"/>
+          <w:szCs w:val="24"/>
+        </w:rPr>
+        <w:t xml:space="preserve">ngày kể từ ngày </w:t>
       </w:r>
       <w:r>
         <w:rPr>
@@ -13032,7 +13217,44 @@
           <w:rFonts w:eastAsia="Calibri"/>
           <w:szCs w:val="24"/>
         </w:rPr>
-        <w:t>Ngoài việc bồi thường thiệt hại theo quy định tại Điều 16.2, nếu hành vi vi phạm gây thiệt hại cho Bên còn lại, Bên vi phạm sẽ phải chịu phạt vi phạm Hợp Đồng đối với hành vi vi phạm đó. Mức phạt vi phạm được tính bằng 08 (tám) % giá trị phần nghĩa vụ của Hợp Đồng bị vi phạm. Giá trị phần nghĩa vụ của Hợp Đồng bị vi phạm được xác định theo quy định của Pháp Luật. Trừ trường hợp Bên B đã thanh toán cho Bên A trong thời hạn 10 (mười) ngày kể từ thời điểm Bên A gửi thông báo thanh toán lần đầu.</w:t>
+        <w:t xml:space="preserve">Ngoài việc bồi thường thiệt hại theo quy định tại Điều 16.2, nếu hành vi vi phạm gây thiệt hại cho Bên còn lại, Bên vi phạm sẽ phải chịu phạt vi phạm Hợp Đồng đối với hành vi vi phạm đó. Mức phạt vi phạm được tính bằng 08 (tám) % giá trị phần nghĩa vụ của Hợp Đồng bị vi phạm. Giá trị phần nghĩa vụ của Hợp Đồng bị vi phạm được xác định theo quy định của Pháp Luật. Trừ trường hợp Bên B đã thanh toán cho Bên A trong thời hạn </w:t>
+      </w:r>
+      <w:r>
+        <w:rPr>
+          <w:rFonts w:eastAsia="Calibri"/>
+          <w:szCs w:val="24"/>
+          <w:lang w:val="en-US"/>
+        </w:rPr>
+        <w:t xml:space="preserve">07 </w:t>
+      </w:r>
+      <w:r>
+        <w:rPr>
+          <w:rFonts w:eastAsia="Calibri"/>
+          <w:szCs w:val="24"/>
+        </w:rPr>
+        <w:t>(</w:t>
+      </w:r>
+      <w:r>
+        <w:rPr>
+          <w:rFonts w:eastAsia="Calibri"/>
+          <w:szCs w:val="24"/>
+          <w:lang w:val="en-US"/>
+        </w:rPr>
+        <w:t>bảy</w:t>
+      </w:r>
+      <w:r>
+        <w:rPr>
+          <w:rFonts w:eastAsia="Calibri"/>
+          <w:szCs w:val="24"/>
+        </w:rPr>
+        <w:t>)</w:t>
+      </w:r>
+      <w:r>
+        <w:rPr>
+          <w:rFonts w:eastAsia="Calibri"/>
+          <w:szCs w:val="24"/>
+        </w:rPr>
+        <w:t xml:space="preserve"> ngày kể từ thời điểm Bên A gửi thông báo thanh toán lần đầu.</w:t>
       </w:r>
     </w:p>
     <w:p>
@@ -13140,7 +13362,44 @@
           <w:rFonts w:eastAsia="Calibri"/>
           <w:szCs w:val="24"/>
         </w:rPr>
-        <w:t>Đối với các khoản tiền phạt vi phạm khác phát sinh từ việc Bên B vi phạm Hợp Đồng: Bên B phải thanh toán khoản tiền phạt vi phạm trong thời hạn 10 (mười ) ngày kể từ ngày có thông báo của Bên A về nghĩa vụ phạt vi phạm của Bên B. Quá thời hạn này mà Bên B không hoàn tất việc thanh toán toàn bộ khoản tiền phạt vi phạm, Bên B sẽ phải chịu Lãi Suất Chậm Trả đối với khoản tiền phạt vi phạm này cho tới khi hoàn tất Nghĩa Vụ Thanh Toán.</w:t>
+        <w:t xml:space="preserve">Đối với các khoản tiền phạt vi phạm khác phát sinh từ việc Bên B vi phạm Hợp Đồng: Bên B phải thanh toán khoản tiền phạt vi phạm trong thời hạn </w:t>
+      </w:r>
+      <w:r>
+        <w:rPr>
+          <w:rFonts w:eastAsia="Calibri"/>
+          <w:szCs w:val="24"/>
+          <w:lang w:val="en-US"/>
+        </w:rPr>
+        <w:t xml:space="preserve">07 </w:t>
+      </w:r>
+      <w:r>
+        <w:rPr>
+          <w:rFonts w:eastAsia="Calibri"/>
+          <w:szCs w:val="24"/>
+        </w:rPr>
+        <w:t>(</w:t>
+      </w:r>
+      <w:r>
+        <w:rPr>
+          <w:rFonts w:eastAsia="Calibri"/>
+          <w:szCs w:val="24"/>
+          <w:lang w:val="en-US"/>
+        </w:rPr>
+        <w:t>bảy</w:t>
+      </w:r>
+      <w:r>
+        <w:rPr>
+          <w:rFonts w:eastAsia="Calibri"/>
+          <w:szCs w:val="24"/>
+        </w:rPr>
+        <w:t xml:space="preserve">) </w:t>
+      </w:r>
+      <w:r>
+        <w:rPr>
+          <w:rFonts w:eastAsia="Calibri"/>
+          <w:szCs w:val="24"/>
+        </w:rPr>
+        <w:t xml:space="preserve"> ngày kể từ ngày có thông báo của Bên A về nghĩa vụ phạt vi phạm của Bên B. Quá thời hạn này mà Bên B không hoàn tất việc thanh toán toàn bộ khoản tiền phạt vi phạm, Bên B sẽ phải chịu Lãi Suất Chậm Trả đối với khoản tiền phạt vi phạm này cho tới khi hoàn tất Nghĩa Vụ Thanh Toán.</w:t>
       </w:r>
     </w:p>
     <w:p>
@@ -13190,7 +13449,44 @@
           <w:rFonts w:eastAsia="Calibri"/>
           <w:szCs w:val="24"/>
         </w:rPr>
-        <w:t>Bên B có Nghĩa Vụ Thanh Toán cho Bên A khoản bồi thường thiệt hại phát sinh trong thời hạn 10 (mười) ngày kể từ ngày Bên A thông báo cho Bên B về nghĩa vụ bồi thường thiệt hại. Trường hợp Bên B chậm thanh toán khoản tiền bồi thường thiệt hại, Bên vi phạm sẽ phải chịu Lãi Suất Chậm Trả trên khoản tiền bồi thường thiệt hại cho tới khi hoàn tất Nghĩa Vụ Thanh Toán.</w:t>
+        <w:t xml:space="preserve">Bên B có Nghĩa Vụ Thanh Toán cho Bên A khoản bồi thường thiệt hại phát sinh trong thời hạn </w:t>
+      </w:r>
+      <w:r>
+        <w:rPr>
+          <w:rFonts w:eastAsia="Calibri"/>
+          <w:szCs w:val="24"/>
+          <w:lang w:val="en-US"/>
+        </w:rPr>
+        <w:t xml:space="preserve">07 </w:t>
+      </w:r>
+      <w:r>
+        <w:rPr>
+          <w:rFonts w:eastAsia="Calibri"/>
+          <w:szCs w:val="24"/>
+        </w:rPr>
+        <w:t>(</w:t>
+      </w:r>
+      <w:r>
+        <w:rPr>
+          <w:rFonts w:eastAsia="Calibri"/>
+          <w:szCs w:val="24"/>
+          <w:lang w:val="en-US"/>
+        </w:rPr>
+        <w:t>bảy</w:t>
+      </w:r>
+      <w:r>
+        <w:rPr>
+          <w:rFonts w:eastAsia="Calibri"/>
+          <w:szCs w:val="24"/>
+        </w:rPr>
+        <w:t>)</w:t>
+      </w:r>
+      <w:r>
+        <w:rPr>
+          <w:rFonts w:eastAsia="Calibri"/>
+          <w:szCs w:val="24"/>
+        </w:rPr>
+        <w:t xml:space="preserve"> ngày kể từ ngày Bên A thông báo cho Bên B về nghĩa vụ bồi thường thiệt hại. Trường hợp Bên B chậm thanh toán khoản tiền bồi thường thiệt hại, Bên vi phạm sẽ phải chịu Lãi Suất Chậm Trả trên khoản tiền bồi thường thiệt hại cho tới khi hoàn tất Nghĩa Vụ Thanh Toán.</w:t>
       </w:r>
     </w:p>
     <w:p>
@@ -13245,7 +13541,44 @@
           <w:szCs w:val="24"/>
         </w:rPr>
         <w:lastRenderedPageBreak/>
-        <w:t>Trường hợp phát sinh nghĩa vụ bồi thường thiệt hại và phạt vi phạm của Bên A đối với Bên B, Bên A có trách nhiệm thanh toán đầy đủ khoản tiền bồi thường và tiền phạt mà hai Bên đã thống nhất trong thời hạn 10 (mười ) ngày, kể từ ngày nhận được thông báo chính thức của Bên B. Quá thời hạn trên mà Bên A chưa thanh toán đủ thì Bên B có quyền chậm thanh toán tiền điện với giá trị không quá khoản tiền Bên A chậm thanh toán cho đến khi Bên A thanh toán và Bên B không phải chịu bất cứ trách nhiệm nào do chậm thanh toán tiền điện trong phạm vi Điều này.</w:t>
+        <w:t xml:space="preserve">Trường hợp phát sinh nghĩa vụ bồi thường thiệt hại và phạt vi phạm của Bên A đối với Bên B, Bên A có trách nhiệm thanh toán đầy đủ khoản tiền bồi thường và tiền phạt mà hai Bên đã thống nhất trong thời hạn </w:t>
+      </w:r>
+      <w:r>
+        <w:rPr>
+          <w:rFonts w:eastAsia="Calibri"/>
+          <w:szCs w:val="24"/>
+          <w:lang w:val="en-US"/>
+        </w:rPr>
+        <w:t xml:space="preserve">07 </w:t>
+      </w:r>
+      <w:r>
+        <w:rPr>
+          <w:rFonts w:eastAsia="Calibri"/>
+          <w:szCs w:val="24"/>
+        </w:rPr>
+        <w:t>(</w:t>
+      </w:r>
+      <w:r>
+        <w:rPr>
+          <w:rFonts w:eastAsia="Calibri"/>
+          <w:szCs w:val="24"/>
+          <w:lang w:val="en-US"/>
+        </w:rPr>
+        <w:t>bảy</w:t>
+      </w:r>
+      <w:r>
+        <w:rPr>
+          <w:rFonts w:eastAsia="Calibri"/>
+          <w:szCs w:val="24"/>
+        </w:rPr>
+        <w:t>)</w:t>
+      </w:r>
+      <w:r>
+        <w:rPr>
+          <w:rFonts w:eastAsia="Calibri"/>
+          <w:szCs w:val="24"/>
+        </w:rPr>
+        <w:t xml:space="preserve"> ngày, kể từ ngày nhận được thông báo chính thức của Bên B. Quá thời hạn trên mà Bên A chưa thanh toán đủ thì Bên B có quyền chậm thanh toán tiền điện với giá trị không quá khoản tiền Bên A chậm thanh toán cho đến khi Bên A thanh toán và Bên B không phải chịu bất cứ trách nhiệm nào do chậm thanh toán tiền điện trong phạm vi Điều này.</w:t>
       </w:r>
     </w:p>
     <w:p>
@@ -27715,7 +28048,6 @@
   <w:style w:type="character" w:default="1" w:styleId="DefaultParagraphFont">
     <w:name w:val="Default Paragraph Font"/>
     <w:uiPriority w:val="1"/>
-    <w:semiHidden/>
     <w:unhideWhenUsed/>
   </w:style>
   <w:style w:type="table" w:default="1" w:styleId="TableNormal">

--- a/templates/CMIS/HD-NSH-TCD.docx
+++ b/templates/CMIS/HD-NSH-TCD.docx
@@ -1956,6 +1956,7 @@
           <w:rFonts w:eastAsia="Calibri"/>
           <w:i/>
           <w:szCs w:val="24"/>
+          <w:lang w:val="en-US"/>
         </w:rPr>
       </w:pPr>
       <w:r>
@@ -1964,7 +1965,32 @@
           <w:i/>
           <w:szCs w:val="24"/>
         </w:rPr>
-        <w:t>Căn cứ Bộ luật Dân sự ngày 24 tháng 11 năm 2015; Căn cứ Luật Điện lực ngày 30 tháng 11 năm 2024;</w:t>
+        <w:t>Căn cứ Bộ luật Dân sự ngày 24 tháng 11 năm 2015;</w:t>
+      </w:r>
+    </w:p>
+    <w:p>
+      <w:pPr>
+        <w:widowControl w:val="0"/>
+        <w:tabs>
+          <w:tab w:val="left" w:pos="993"/>
+        </w:tabs>
+        <w:snapToGrid w:val="0"/>
+        <w:spacing w:before="120" w:after="120"/>
+        <w:ind w:firstLine="567"/>
+        <w:jc w:val="both"/>
+        <w:rPr>
+          <w:rFonts w:eastAsia="Calibri"/>
+          <w:i/>
+          <w:szCs w:val="24"/>
+        </w:rPr>
+      </w:pPr>
+      <w:r>
+        <w:rPr>
+          <w:rFonts w:eastAsia="Calibri"/>
+          <w:i/>
+          <w:szCs w:val="24"/>
+        </w:rPr>
+        <w:t xml:space="preserve"> Căn cứ Luật Điện lực ngày 30 tháng 11 năm 2024;</w:t>
       </w:r>
     </w:p>
     <w:p>
@@ -2667,6 +2693,7 @@
           <w:rFonts w:eastAsia="Calibri"/>
           <w:szCs w:val="24"/>
         </w:rPr>
+        <w:lastRenderedPageBreak/>
         <w:t>Dưới đây gọi tắt là "Bên A"</w:t>
       </w:r>
     </w:p>
@@ -2690,7 +2717,6 @@
           <w:rFonts w:eastAsia="Calibri"/>
           <w:szCs w:val="24"/>
         </w:rPr>
-        <w:lastRenderedPageBreak/>
         <w:t>Và</w:t>
       </w:r>
     </w:p>
@@ -4041,6 +4067,7 @@
           <w:iCs/>
           <w:szCs w:val="24"/>
         </w:rPr>
+        <w:lastRenderedPageBreak/>
         <w:t>Nghĩa Vụ Thanh Toán</w:t>
       </w:r>
       <w:r>
@@ -4055,15 +4082,7 @@
           <w:rFonts w:eastAsia="Calibri"/>
           <w:szCs w:val="24"/>
         </w:rPr>
-        <w:t xml:space="preserve">là toàn bộ nghĩa vụ của Bên B đối với việc thanh toán khoản tiền </w:t>
-      </w:r>
-      <w:r>
-        <w:rPr>
-          <w:rFonts w:eastAsia="Calibri"/>
-          <w:szCs w:val="24"/>
-        </w:rPr>
-        <w:lastRenderedPageBreak/>
-        <w:t>phát sinh từ Hợp Đồng cho Bên A, không chỉ bao gồm tiền điện, tiền mua công suất phản kháng, tiền lãi chậm trả, tiền bồi thường thiệt hại, tiền phạt vi phạm, chi phí ngừng, cấp điện trở lại, bổ sung Khoản Khấu Trừ vào tài sản bảo đảm theo đúng quy định tại Hợp Đồng</w:t>
+        <w:t>là toàn bộ nghĩa vụ của Bên B đối với việc thanh toán khoản tiền phát sinh từ Hợp Đồng cho Bên A, không chỉ bao gồm tiền điện, tiền mua công suất phản kháng, tiền lãi chậm trả, tiền bồi thường thiệt hại, tiền phạt vi phạm, chi phí ngừng, cấp điện trở lại, bổ sung Khoản Khấu Trừ vào tài sản bảo đảm theo đúng quy định tại Hợp Đồng</w:t>
       </w:r>
       <w:r>
         <w:rPr>
@@ -28048,6 +28067,7 @@
   <w:style w:type="character" w:default="1" w:styleId="DefaultParagraphFont">
     <w:name w:val="Default Paragraph Font"/>
     <w:uiPriority w:val="1"/>
+    <w:semiHidden/>
     <w:unhideWhenUsed/>
   </w:style>
   <w:style w:type="table" w:default="1" w:styleId="TableNormal">

--- a/templates/CMIS/HD-NSH-TCD.docx
+++ b/templates/CMIS/HD-NSH-TCD.docx
@@ -15013,185 +15013,37 @@
         <w:rPr>
           <w:rFonts w:eastAsia="Calibri"/>
           <w:szCs w:val="24"/>
-        </w:rPr>
-      </w:pPr>
-      <w:r>
-        <w:rPr>
-          <w:rFonts w:eastAsia="Calibri"/>
-          <w:szCs w:val="24"/>
-        </w:rPr>
-        <w:t>Hợp Đồng được Các Bên xác nhận và ký kết đầy đủ thông qua hình thức như dưới đây.</w:t>
-      </w:r>
-    </w:p>
-    <w:p>
-      <w:pPr>
-        <w:tabs>
-          <w:tab w:val="left" w:pos="993"/>
-        </w:tabs>
-        <w:spacing w:before="120" w:after="120"/>
-        <w:ind w:firstLine="567"/>
-        <w:jc w:val="both"/>
+          <w:lang w:val="en-US"/>
+        </w:rPr>
+      </w:pPr>
+      <w:r>
+        <w:rPr>
+          <w:rFonts w:eastAsia="Calibri"/>
+          <w:szCs w:val="24"/>
+        </w:rPr>
+        <w:t xml:space="preserve">Hợp Đồng này được lập thành 02 (hai) bản gốc </w:t>
+      </w:r>
+      <w:r>
+        <w:rPr>
+          <w:rFonts w:eastAsia="Calibri"/>
+          <w:szCs w:val="24"/>
+        </w:rPr>
+        <w:t xml:space="preserve">bằng tiếng Việt </w:t>
+      </w:r>
+      <w:r>
+        <w:rPr>
+          <w:rFonts w:eastAsia="Calibri"/>
+          <w:szCs w:val="24"/>
+        </w:rPr>
+        <w:t>với đầy đủ chữ ký của Các Bên. Mỗi Bên giữ 01 (một) bản Hợp Đồng để làm căn cứ thực hiện.</w:t>
+      </w:r>
+      <w:r>
         <w:rPr>
           <w:rFonts w:eastAsia="Calibri"/>
           <w:i/>
           <w:iCs/>
           <w:szCs w:val="24"/>
-        </w:rPr>
-      </w:pPr>
-      <w:r>
-        <w:rPr>
-          <w:rFonts w:eastAsia="Calibri"/>
-          <w:i/>
-          <w:iCs/>
-          <w:szCs w:val="24"/>
-        </w:rPr>
-        <w:t xml:space="preserve">Trong trường hợp ký kết hợp đồng bằng văn bản giấy: </w:t>
-      </w:r>
-    </w:p>
-    <w:p>
-      <w:pPr>
-        <w:tabs>
-          <w:tab w:val="left" w:pos="993"/>
-        </w:tabs>
-        <w:spacing w:before="120" w:after="120"/>
-        <w:ind w:firstLine="567"/>
-        <w:jc w:val="both"/>
-        <w:rPr>
-          <w:rFonts w:eastAsia="Calibri"/>
-          <w:szCs w:val="24"/>
-        </w:rPr>
-      </w:pPr>
-      <w:r>
-        <w:rPr>
-          <w:rFonts w:eastAsia="Calibri"/>
-          <w:szCs w:val="24"/>
-        </w:rPr>
-        <w:t xml:space="preserve">Hợp Đồng này được lập thành 02 (hai) bản gốc </w:t>
-      </w:r>
-      <w:r>
-        <w:rPr>
-          <w:rFonts w:eastAsia="Calibri"/>
-          <w:szCs w:val="24"/>
-        </w:rPr>
-        <w:t xml:space="preserve">bằng tiếng Việt </w:t>
-      </w:r>
-      <w:r>
-        <w:rPr>
-          <w:rFonts w:eastAsia="Calibri"/>
-          <w:szCs w:val="24"/>
-        </w:rPr>
-        <w:t>với đầy đủ chữ ký của Các Bên. Mỗi Bên giữ 01 (một) bản Hợp Đồng để làm căn cứ thực hiện.</w:t>
-      </w:r>
-    </w:p>
-    <w:p>
-      <w:pPr>
-        <w:tabs>
-          <w:tab w:val="left" w:pos="993"/>
-        </w:tabs>
-        <w:spacing w:before="120" w:after="120"/>
-        <w:ind w:firstLine="567"/>
-        <w:jc w:val="both"/>
-        <w:rPr>
-          <w:rFonts w:eastAsia="Calibri"/>
-          <w:i/>
-          <w:iCs/>
-          <w:szCs w:val="24"/>
-        </w:rPr>
-      </w:pPr>
-      <w:r>
-        <w:rPr>
-          <w:rFonts w:eastAsia="Calibri"/>
-          <w:i/>
-          <w:iCs/>
-          <w:szCs w:val="24"/>
-        </w:rPr>
-        <w:t xml:space="preserve">Trong trường hợp ký kết hợp đồng bằng điện tử: </w:t>
-      </w:r>
-    </w:p>
-    <w:p>
-      <w:pPr>
-        <w:tabs>
-          <w:tab w:val="left" w:pos="993"/>
-        </w:tabs>
-        <w:spacing w:before="120" w:after="120"/>
-        <w:ind w:firstLine="567"/>
-        <w:jc w:val="both"/>
-        <w:rPr>
-          <w:rFonts w:eastAsia="Calibri"/>
-          <w:szCs w:val="24"/>
-        </w:rPr>
-      </w:pPr>
-      <w:r>
-        <w:rPr>
-          <w:rFonts w:eastAsia="Calibri"/>
-          <w:szCs w:val="24"/>
-        </w:rPr>
-        <w:t xml:space="preserve">Hợp Đồng được lập bằng tiếng Việt, và được lưu trữ tại hệ thống phương tiện lưu trữ điện tử của Bên A tại website </w:t>
-      </w:r>
-      <w:r>
-        <w:rPr>
-          <w:rFonts w:eastAsia="Calibri"/>
-          <w:szCs w:val="24"/>
-        </w:rPr>
-        <w:t>https://cskh.evnspc.vn</w:t>
-      </w:r>
-      <w:r>
-        <w:rPr>
-          <w:rFonts w:eastAsia="Calibri"/>
-          <w:szCs w:val="24"/>
-        </w:rPr>
-        <w:t xml:space="preserve"> và/hoặc </w:t>
-      </w:r>
-      <w:r>
-        <w:rPr>
-          <w:rFonts w:eastAsia="Calibri"/>
-          <w:szCs w:val="24"/>
-        </w:rPr>
-        <w:t xml:space="preserve">tại </w:t>
-      </w:r>
-      <w:r>
-        <w:rPr>
-          <w:rFonts w:eastAsia="Calibri"/>
-          <w:szCs w:val="24"/>
-        </w:rPr>
-        <w:t xml:space="preserve">ứng dụng APP </w:t>
-      </w:r>
-      <w:r>
-        <w:rPr>
-          <w:rFonts w:eastAsia="Calibri"/>
-          <w:szCs w:val="24"/>
-        </w:rPr>
-        <w:t xml:space="preserve">CSKH </w:t>
-      </w:r>
-      <w:r>
-        <w:rPr>
-          <w:rFonts w:eastAsia="Batang"/>
-          <w:color w:val="0070C0"/>
-          <w:szCs w:val="24"/>
-        </w:rPr>
-        <w:t>EVN</w:t>
-      </w:r>
-      <w:r>
-        <w:rPr>
-          <w:rFonts w:eastAsia="Batang"/>
-          <w:i/>
-          <w:iCs/>
-          <w:color w:val="FF0000"/>
-          <w:szCs w:val="24"/>
-        </w:rPr>
-        <w:t>SPC</w:t>
-      </w:r>
-      <w:r>
-        <w:rPr>
-          <w:rFonts w:eastAsia="Calibri"/>
-          <w:szCs w:val="24"/>
-        </w:rPr>
-        <w:t>. Bên B có quyền truy cập để tra cứu nội dung Hợp Đồng này.</w:t>
-      </w:r>
-      <w:r>
-        <w:rPr>
-          <w:rFonts w:eastAsia="Calibri"/>
-          <w:szCs w:val="24"/>
+          <w:lang w:val="en-US"/>
         </w:rPr>
         <w:t>/.</w:t>
       </w:r>
@@ -15380,7 +15232,6 @@
                 <w:sz w:val="26"/>
                 <w:szCs w:val="26"/>
               </w:rPr>
-              <w:lastRenderedPageBreak/>
               <w:t>Đ</w:t>
             </w:r>
             <w:r>

--- a/templates/CMIS/HD-NSH-TCD.docx
+++ b/templates/CMIS/HD-NSH-TCD.docx
@@ -1,6 +1,6 @@
 
 <file path=word/document.xml><?xml version="1.0" encoding="utf-8"?>
-<w:document xmlns:wpc="http://schemas.microsoft.com/office/word/2010/wordprocessingCanvas" xmlns:cx="http://schemas.microsoft.com/office/drawing/2014/chartex" xmlns:cx1="http://schemas.microsoft.com/office/drawing/2015/9/8/chartex" xmlns:cx2="http://schemas.microsoft.com/office/drawing/2015/10/21/chartex" xmlns:cx3="http://schemas.microsoft.com/office/drawing/2016/5/9/chartex" xmlns:cx4="http://schemas.microsoft.com/office/drawing/2016/5/10/chartex" xmlns:cx5="http://schemas.microsoft.com/office/drawing/2016/5/11/chartex" xmlns:cx6="http://schemas.microsoft.com/office/drawing/2016/5/12/chartex" xmlns:cx7="http://schemas.microsoft.com/office/drawing/2016/5/13/chartex" xmlns:cx8="http://schemas.microsoft.com/office/drawing/2016/5/14/chartex" xmlns:mc="http://schemas.openxmlformats.org/markup-compatibility/2006" xmlns:aink="http://schemas.microsoft.com/office/drawing/2016/ink" xmlns:am3d="http://schemas.microsoft.com/office/drawing/2017/model3d" xmlns:o="urn:schemas-microsoft-com:office:office" xmlns:oel="http://schemas.microsoft.com/office/2019/extlst" xmlns:r="http://schemas.openxmlformats.org/officeDocument/2006/relationships" xmlns:m="http://schemas.openxmlformats.org/officeDocument/2006/math" xmlns:v="urn:schemas-microsoft-com:vml" xmlns:wp14="http://schemas.microsoft.com/office/word/2010/wordprocessingDrawing" xmlns:wp="http://schemas.openxmlformats.org/drawingml/2006/wordprocessingDrawing" xmlns:w10="urn:schemas-microsoft-com:office:word" xmlns:w="http://schemas.openxmlformats.org/wordprocessingml/2006/main" xmlns:w14="http://schemas.microsoft.com/office/word/2010/wordml" xmlns:w15="http://schemas.microsoft.com/office/word/2012/wordml" xmlns:w16cex="http://schemas.microsoft.com/office/word/2018/wordml/cex" xmlns:w16cid="http://schemas.microsoft.com/office/word/2016/wordml/cid" xmlns:w16="http://schemas.microsoft.com/office/word/2018/wordml" xmlns:w16du="http://schemas.microsoft.com/office/word/2023/wordml/word16du" xmlns:w16sdtdh="http://schemas.microsoft.com/office/word/2020/wordml/sdtdatahash" xmlns:w16sdtfl="http://schemas.microsoft.com/office/word/2024/wordml/sdtformatlock" xmlns:w16se="http://schemas.microsoft.com/office/word/2015/wordml/symex" xmlns:wpg="http://schemas.microsoft.com/office/word/2010/wordprocessingGroup" xmlns:wpi="http://schemas.microsoft.com/office/word/2010/wordprocessingInk" xmlns:wne="http://schemas.microsoft.com/office/word/2006/wordml" xmlns:wps="http://schemas.microsoft.com/office/word/2010/wordprocessingShape" mc:Ignorable="w14 w15 w16se w16cid w16 w16cex w16sdtdh w16sdtfl w16du wp14">
+<w:document xmlns:wpc="http://schemas.microsoft.com/office/word/2010/wordprocessingCanvas" xmlns:cx="http://schemas.microsoft.com/office/drawing/2014/chartex" xmlns:cx1="http://schemas.microsoft.com/office/drawing/2015/9/8/chartex" xmlns:cx2="http://schemas.microsoft.com/office/drawing/2015/10/21/chartex" xmlns:cx3="http://schemas.microsoft.com/office/drawing/2016/5/9/chartex" xmlns:cx4="http://schemas.microsoft.com/office/drawing/2016/5/10/chartex" xmlns:cx5="http://schemas.microsoft.com/office/drawing/2016/5/11/chartex" xmlns:cx6="http://schemas.microsoft.com/office/drawing/2016/5/12/chartex" xmlns:cx7="http://schemas.microsoft.com/office/drawing/2016/5/13/chartex" xmlns:cx8="http://schemas.microsoft.com/office/drawing/2016/5/14/chartex" xmlns:mc="http://schemas.openxmlformats.org/markup-compatibility/2006" xmlns:aink="http://schemas.microsoft.com/office/drawing/2016/ink" xmlns:am3d="http://schemas.microsoft.com/office/drawing/2017/model3d" xmlns:o="urn:schemas-microsoft-com:office:office" xmlns:oel="http://schemas.microsoft.com/office/2019/extlst" xmlns:r="http://schemas.openxmlformats.org/officeDocument/2006/relationships" xmlns:m="http://schemas.openxmlformats.org/officeDocument/2006/math" xmlns:v="urn:schemas-microsoft-com:vml" xmlns:wp14="http://schemas.microsoft.com/office/word/2010/wordprocessingDrawing" xmlns:wp="http://schemas.openxmlformats.org/drawingml/2006/wordprocessingDrawing" xmlns:w10="urn:schemas-microsoft-com:office:word" xmlns:w="http://schemas.openxmlformats.org/wordprocessingml/2006/main" xmlns:w14="http://schemas.microsoft.com/office/word/2010/wordml" xmlns:w15="http://schemas.microsoft.com/office/word/2012/wordml" xmlns:w16cei="http://schemas.microsoft.com/office/word/2026/wordml/cei" xmlns:w16cex="http://schemas.microsoft.com/office/word/2018/wordml/cex" xmlns:w16cid="http://schemas.microsoft.com/office/word/2016/wordml/cid" xmlns:w16="http://schemas.microsoft.com/office/word/2018/wordml" xmlns:w16du="http://schemas.microsoft.com/office/word/2023/wordml/word16du" xmlns:w16sdtdh="http://schemas.microsoft.com/office/word/2020/wordml/sdtdatahash" xmlns:w16sdtfl="http://schemas.microsoft.com/office/word/2024/wordml/sdtformatlock" xmlns:w16se="http://schemas.microsoft.com/office/word/2015/wordml/symex" xmlns:wpg="http://schemas.microsoft.com/office/word/2010/wordprocessingGroup" xmlns:wpi="http://schemas.microsoft.com/office/word/2010/wordprocessingInk" xmlns:wne="http://schemas.microsoft.com/office/word/2006/wordml" xmlns:wps="http://schemas.microsoft.com/office/word/2010/wordprocessingShape" mc:Ignorable="w14 w15 w16se w16cid w16 w16cex w16sdtdh w16sdtfl w16du wp14">
   <w:body>
     <w:p>
       <w:pPr>
@@ -2586,22 +2586,6 @@
           <w:lang w:val="en-US"/>
         </w:rPr>
         <w:t>Điện thoại: 19001006-19009000</w:t>
-      </w:r>
-      <w:r>
-        <w:rPr>
-          <w:rFonts w:eastAsia="Calibri"/>
-          <w:szCs w:val="24"/>
-          <w:lang w:val="en-US"/>
-        </w:rPr>
-        <w:t>-</w:t>
-      </w:r>
-      <w:r>
-        <w:rPr>
-          <w:rFonts w:eastAsia="Calibri"/>
-          <w:szCs w:val="24"/>
-          <w:lang w:val="en-US"/>
-        </w:rPr>
-        <w:t>02512.218.222-02512.218333-02512.218.233</w:t>
       </w:r>
     </w:p>
     <w:p>
@@ -7479,21 +7463,7 @@
           <w:rFonts w:eastAsia="Calibri"/>
           <w:szCs w:val="24"/>
         </w:rPr>
-        <w:t>Email: dlxuanloc.dn@evnspc.vn; Điện thoại/SMS: 19001006-19009000</w:t>
-      </w:r>
-      <w:r>
-        <w:rPr>
-          <w:rFonts w:eastAsia="Calibri"/>
-          <w:szCs w:val="24"/>
-        </w:rPr>
-        <w:t>-02512.218.222-02512.218333-02512.218.233</w:t>
-      </w:r>
-      <w:r>
-        <w:rPr>
-          <w:rFonts w:eastAsia="Calibri"/>
-          <w:szCs w:val="24"/>
-        </w:rPr>
-        <w:t>; Ứng dụng nhắn tin: Zalo;</w:t>
+        <w:t>Email: dlxuanloc.dn@evnspc.vn; Điện thoại/SMS: 19001006-19009000; Ứng dụng nhắn tin: Zalo;</w:t>
       </w:r>
     </w:p>
     <w:p>
@@ -15376,7 +15346,7 @@
 </file>
 
 <file path=word/endnotes.xml><?xml version="1.0" encoding="utf-8"?>
-<w:endnotes xmlns:wpc="http://schemas.microsoft.com/office/word/2010/wordprocessingCanvas" xmlns:cx="http://schemas.microsoft.com/office/drawing/2014/chartex" xmlns:cx1="http://schemas.microsoft.com/office/drawing/2015/9/8/chartex" xmlns:cx2="http://schemas.microsoft.com/office/drawing/2015/10/21/chartex" xmlns:cx3="http://schemas.microsoft.com/office/drawing/2016/5/9/chartex" xmlns:cx4="http://schemas.microsoft.com/office/drawing/2016/5/10/chartex" xmlns:cx5="http://schemas.microsoft.com/office/drawing/2016/5/11/chartex" xmlns:cx6="http://schemas.microsoft.com/office/drawing/2016/5/12/chartex" xmlns:cx7="http://schemas.microsoft.com/office/drawing/2016/5/13/chartex" xmlns:cx8="http://schemas.microsoft.com/office/drawing/2016/5/14/chartex" xmlns:mc="http://schemas.openxmlformats.org/markup-compatibility/2006" xmlns:aink="http://schemas.microsoft.com/office/drawing/2016/ink" xmlns:am3d="http://schemas.microsoft.com/office/drawing/2017/model3d" xmlns:o="urn:schemas-microsoft-com:office:office" xmlns:oel="http://schemas.microsoft.com/office/2019/extlst" xmlns:r="http://schemas.openxmlformats.org/officeDocument/2006/relationships" xmlns:m="http://schemas.openxmlformats.org/officeDocument/2006/math" xmlns:v="urn:schemas-microsoft-com:vml" xmlns:wp14="http://schemas.microsoft.com/office/word/2010/wordprocessingDrawing" xmlns:wp="http://schemas.openxmlformats.org/drawingml/2006/wordprocessingDrawing" xmlns:w10="urn:schemas-microsoft-com:office:word" xmlns:w="http://schemas.openxmlformats.org/wordprocessingml/2006/main" xmlns:w14="http://schemas.microsoft.com/office/word/2010/wordml" xmlns:w15="http://schemas.microsoft.com/office/word/2012/wordml" xmlns:w16cex="http://schemas.microsoft.com/office/word/2018/wordml/cex" xmlns:w16cid="http://schemas.microsoft.com/office/word/2016/wordml/cid" xmlns:w16="http://schemas.microsoft.com/office/word/2018/wordml" xmlns:w16du="http://schemas.microsoft.com/office/word/2023/wordml/word16du" xmlns:w16sdtdh="http://schemas.microsoft.com/office/word/2020/wordml/sdtdatahash" xmlns:w16sdtfl="http://schemas.microsoft.com/office/word/2024/wordml/sdtformatlock" xmlns:w16se="http://schemas.microsoft.com/office/word/2015/wordml/symex" xmlns:wpg="http://schemas.microsoft.com/office/word/2010/wordprocessingGroup" xmlns:wpi="http://schemas.microsoft.com/office/word/2010/wordprocessingInk" xmlns:wne="http://schemas.microsoft.com/office/word/2006/wordml" xmlns:wps="http://schemas.microsoft.com/office/word/2010/wordprocessingShape" mc:Ignorable="w14 w15 w16se w16cid w16 w16cex w16sdtdh w16sdtfl w16du wp14">
+<w:endnotes xmlns:wpc="http://schemas.microsoft.com/office/word/2010/wordprocessingCanvas" xmlns:cx="http://schemas.microsoft.com/office/drawing/2014/chartex" xmlns:cx1="http://schemas.microsoft.com/office/drawing/2015/9/8/chartex" xmlns:cx2="http://schemas.microsoft.com/office/drawing/2015/10/21/chartex" xmlns:cx3="http://schemas.microsoft.com/office/drawing/2016/5/9/chartex" xmlns:cx4="http://schemas.microsoft.com/office/drawing/2016/5/10/chartex" xmlns:cx5="http://schemas.microsoft.com/office/drawing/2016/5/11/chartex" xmlns:cx6="http://schemas.microsoft.com/office/drawing/2016/5/12/chartex" xmlns:cx7="http://schemas.microsoft.com/office/drawing/2016/5/13/chartex" xmlns:cx8="http://schemas.microsoft.com/office/drawing/2016/5/14/chartex" xmlns:mc="http://schemas.openxmlformats.org/markup-compatibility/2006" xmlns:aink="http://schemas.microsoft.com/office/drawing/2016/ink" xmlns:am3d="http://schemas.microsoft.com/office/drawing/2017/model3d" xmlns:o="urn:schemas-microsoft-com:office:office" xmlns:oel="http://schemas.microsoft.com/office/2019/extlst" xmlns:r="http://schemas.openxmlformats.org/officeDocument/2006/relationships" xmlns:m="http://schemas.openxmlformats.org/officeDocument/2006/math" xmlns:v="urn:schemas-microsoft-com:vml" xmlns:wp14="http://schemas.microsoft.com/office/word/2010/wordprocessingDrawing" xmlns:wp="http://schemas.openxmlformats.org/drawingml/2006/wordprocessingDrawing" xmlns:w10="urn:schemas-microsoft-com:office:word" xmlns:w="http://schemas.openxmlformats.org/wordprocessingml/2006/main" xmlns:w14="http://schemas.microsoft.com/office/word/2010/wordml" xmlns:w15="http://schemas.microsoft.com/office/word/2012/wordml" xmlns:w16cei="http://schemas.microsoft.com/office/word/2026/wordml/cei" xmlns:w16cex="http://schemas.microsoft.com/office/word/2018/wordml/cex" xmlns:w16cid="http://schemas.microsoft.com/office/word/2016/wordml/cid" xmlns:w16="http://schemas.microsoft.com/office/word/2018/wordml" xmlns:w16du="http://schemas.microsoft.com/office/word/2023/wordml/word16du" xmlns:w16sdtdh="http://schemas.microsoft.com/office/word/2020/wordml/sdtdatahash" xmlns:w16sdtfl="http://schemas.microsoft.com/office/word/2024/wordml/sdtformatlock" xmlns:w16se="http://schemas.microsoft.com/office/word/2015/wordml/symex" xmlns:wpg="http://schemas.microsoft.com/office/word/2010/wordprocessingGroup" xmlns:wpi="http://schemas.microsoft.com/office/word/2010/wordprocessingInk" xmlns:wne="http://schemas.microsoft.com/office/word/2006/wordml" xmlns:wps="http://schemas.microsoft.com/office/word/2010/wordprocessingShape" mc:Ignorable="w14 w15 w16se w16cid w16 w16cex w16sdtdh w16sdtfl w16du wp14">
   <w:endnote w:type="separator" w:id="-1">
     <w:p>
       <w:r>
@@ -15395,7 +15365,7 @@
 </file>
 
 <file path=word/footer1.xml><?xml version="1.0" encoding="utf-8"?>
-<w:ftr xmlns:wpc="http://schemas.microsoft.com/office/word/2010/wordprocessingCanvas" xmlns:cx="http://schemas.microsoft.com/office/drawing/2014/chartex" xmlns:cx1="http://schemas.microsoft.com/office/drawing/2015/9/8/chartex" xmlns:cx2="http://schemas.microsoft.com/office/drawing/2015/10/21/chartex" xmlns:cx3="http://schemas.microsoft.com/office/drawing/2016/5/9/chartex" xmlns:cx4="http://schemas.microsoft.com/office/drawing/2016/5/10/chartex" xmlns:cx5="http://schemas.microsoft.com/office/drawing/2016/5/11/chartex" xmlns:cx6="http://schemas.microsoft.com/office/drawing/2016/5/12/chartex" xmlns:cx7="http://schemas.microsoft.com/office/drawing/2016/5/13/chartex" xmlns:cx8="http://schemas.microsoft.com/office/drawing/2016/5/14/chartex" xmlns:mc="http://schemas.openxmlformats.org/markup-compatibility/2006" xmlns:aink="http://schemas.microsoft.com/office/drawing/2016/ink" xmlns:am3d="http://schemas.microsoft.com/office/drawing/2017/model3d" xmlns:o="urn:schemas-microsoft-com:office:office" xmlns:oel="http://schemas.microsoft.com/office/2019/extlst" xmlns:r="http://schemas.openxmlformats.org/officeDocument/2006/relationships" xmlns:m="http://schemas.openxmlformats.org/officeDocument/2006/math" xmlns:v="urn:schemas-microsoft-com:vml" xmlns:wp14="http://schemas.microsoft.com/office/word/2010/wordprocessingDrawing" xmlns:wp="http://schemas.openxmlformats.org/drawingml/2006/wordprocessingDrawing" xmlns:w10="urn:schemas-microsoft-com:office:word" xmlns:w="http://schemas.openxmlformats.org/wordprocessingml/2006/main" xmlns:w14="http://schemas.microsoft.com/office/word/2010/wordml" xmlns:w15="http://schemas.microsoft.com/office/word/2012/wordml" xmlns:w16cex="http://schemas.microsoft.com/office/word/2018/wordml/cex" xmlns:w16cid="http://schemas.microsoft.com/office/word/2016/wordml/cid" xmlns:w16="http://schemas.microsoft.com/office/word/2018/wordml" xmlns:w16du="http://schemas.microsoft.com/office/word/2023/wordml/word16du" xmlns:w16sdtdh="http://schemas.microsoft.com/office/word/2020/wordml/sdtdatahash" xmlns:w16sdtfl="http://schemas.microsoft.com/office/word/2024/wordml/sdtformatlock" xmlns:w16se="http://schemas.microsoft.com/office/word/2015/wordml/symex" xmlns:wpg="http://schemas.microsoft.com/office/word/2010/wordprocessingGroup" xmlns:wpi="http://schemas.microsoft.com/office/word/2010/wordprocessingInk" xmlns:wne="http://schemas.microsoft.com/office/word/2006/wordml" xmlns:wps="http://schemas.microsoft.com/office/word/2010/wordprocessingShape" mc:Ignorable="w14 w15 w16se w16cid w16 w16cex w16sdtdh w16sdtfl w16du wp14">
+<w:ftr xmlns:wpc="http://schemas.microsoft.com/office/word/2010/wordprocessingCanvas" xmlns:cx="http://schemas.microsoft.com/office/drawing/2014/chartex" xmlns:cx1="http://schemas.microsoft.com/office/drawing/2015/9/8/chartex" xmlns:cx2="http://schemas.microsoft.com/office/drawing/2015/10/21/chartex" xmlns:cx3="http://schemas.microsoft.com/office/drawing/2016/5/9/chartex" xmlns:cx4="http://schemas.microsoft.com/office/drawing/2016/5/10/chartex" xmlns:cx5="http://schemas.microsoft.com/office/drawing/2016/5/11/chartex" xmlns:cx6="http://schemas.microsoft.com/office/drawing/2016/5/12/chartex" xmlns:cx7="http://schemas.microsoft.com/office/drawing/2016/5/13/chartex" xmlns:cx8="http://schemas.microsoft.com/office/drawing/2016/5/14/chartex" xmlns:mc="http://schemas.openxmlformats.org/markup-compatibility/2006" xmlns:aink="http://schemas.microsoft.com/office/drawing/2016/ink" xmlns:am3d="http://schemas.microsoft.com/office/drawing/2017/model3d" xmlns:o="urn:schemas-microsoft-com:office:office" xmlns:oel="http://schemas.microsoft.com/office/2019/extlst" xmlns:r="http://schemas.openxmlformats.org/officeDocument/2006/relationships" xmlns:m="http://schemas.openxmlformats.org/officeDocument/2006/math" xmlns:v="urn:schemas-microsoft-com:vml" xmlns:wp14="http://schemas.microsoft.com/office/word/2010/wordprocessingDrawing" xmlns:wp="http://schemas.openxmlformats.org/drawingml/2006/wordprocessingDrawing" xmlns:w10="urn:schemas-microsoft-com:office:word" xmlns:w="http://schemas.openxmlformats.org/wordprocessingml/2006/main" xmlns:w14="http://schemas.microsoft.com/office/word/2010/wordml" xmlns:w15="http://schemas.microsoft.com/office/word/2012/wordml" xmlns:w16cei="http://schemas.microsoft.com/office/word/2026/wordml/cei" xmlns:w16cex="http://schemas.microsoft.com/office/word/2018/wordml/cex" xmlns:w16cid="http://schemas.microsoft.com/office/word/2016/wordml/cid" xmlns:w16="http://schemas.microsoft.com/office/word/2018/wordml" xmlns:w16du="http://schemas.microsoft.com/office/word/2023/wordml/word16du" xmlns:w16sdtdh="http://schemas.microsoft.com/office/word/2020/wordml/sdtdatahash" xmlns:w16sdtfl="http://schemas.microsoft.com/office/word/2024/wordml/sdtformatlock" xmlns:w16se="http://schemas.microsoft.com/office/word/2015/wordml/symex" xmlns:wpg="http://schemas.microsoft.com/office/word/2010/wordprocessingGroup" xmlns:wpi="http://schemas.microsoft.com/office/word/2010/wordprocessingInk" xmlns:wne="http://schemas.microsoft.com/office/word/2006/wordml" xmlns:wps="http://schemas.microsoft.com/office/word/2010/wordprocessingShape" mc:Ignorable="w14 w15 w16se w16cid w16 w16cex w16sdtdh w16sdtfl w16du wp14">
   <w:p>
     <w:pPr>
       <w:pStyle w:val="Footer"/>
@@ -15415,7 +15385,7 @@
 </file>
 
 <file path=word/footer2.xml><?xml version="1.0" encoding="utf-8"?>
-<w:ftr xmlns:wpc="http://schemas.microsoft.com/office/word/2010/wordprocessingCanvas" xmlns:cx="http://schemas.microsoft.com/office/drawing/2014/chartex" xmlns:cx1="http://schemas.microsoft.com/office/drawing/2015/9/8/chartex" xmlns:cx2="http://schemas.microsoft.com/office/drawing/2015/10/21/chartex" xmlns:cx3="http://schemas.microsoft.com/office/drawing/2016/5/9/chartex" xmlns:cx4="http://schemas.microsoft.com/office/drawing/2016/5/10/chartex" xmlns:cx5="http://schemas.microsoft.com/office/drawing/2016/5/11/chartex" xmlns:cx6="http://schemas.microsoft.com/office/drawing/2016/5/12/chartex" xmlns:cx7="http://schemas.microsoft.com/office/drawing/2016/5/13/chartex" xmlns:cx8="http://schemas.microsoft.com/office/drawing/2016/5/14/chartex" xmlns:mc="http://schemas.openxmlformats.org/markup-compatibility/2006" xmlns:aink="http://schemas.microsoft.com/office/drawing/2016/ink" xmlns:am3d="http://schemas.microsoft.com/office/drawing/2017/model3d" xmlns:o="urn:schemas-microsoft-com:office:office" xmlns:oel="http://schemas.microsoft.com/office/2019/extlst" xmlns:r="http://schemas.openxmlformats.org/officeDocument/2006/relationships" xmlns:m="http://schemas.openxmlformats.org/officeDocument/2006/math" xmlns:v="urn:schemas-microsoft-com:vml" xmlns:wp14="http://schemas.microsoft.com/office/word/2010/wordprocessingDrawing" xmlns:wp="http://schemas.openxmlformats.org/drawingml/2006/wordprocessingDrawing" xmlns:w10="urn:schemas-microsoft-com:office:word" xmlns:w="http://schemas.openxmlformats.org/wordprocessingml/2006/main" xmlns:w14="http://schemas.microsoft.com/office/word/2010/wordml" xmlns:w15="http://schemas.microsoft.com/office/word/2012/wordml" xmlns:w16cex="http://schemas.microsoft.com/office/word/2018/wordml/cex" xmlns:w16cid="http://schemas.microsoft.com/office/word/2016/wordml/cid" xmlns:w16="http://schemas.microsoft.com/office/word/2018/wordml" xmlns:w16du="http://schemas.microsoft.com/office/word/2023/wordml/word16du" xmlns:w16sdtdh="http://schemas.microsoft.com/office/word/2020/wordml/sdtdatahash" xmlns:w16sdtfl="http://schemas.microsoft.com/office/word/2024/wordml/sdtformatlock" xmlns:w16se="http://schemas.microsoft.com/office/word/2015/wordml/symex" xmlns:wpg="http://schemas.microsoft.com/office/word/2010/wordprocessingGroup" xmlns:wpi="http://schemas.microsoft.com/office/word/2010/wordprocessingInk" xmlns:wne="http://schemas.microsoft.com/office/word/2006/wordml" xmlns:wps="http://schemas.microsoft.com/office/word/2010/wordprocessingShape" mc:Ignorable="w14 w15 w16se w16cid w16 w16cex w16sdtdh w16sdtfl w16du wp14">
+<w:ftr xmlns:wpc="http://schemas.microsoft.com/office/word/2010/wordprocessingCanvas" xmlns:cx="http://schemas.microsoft.com/office/drawing/2014/chartex" xmlns:cx1="http://schemas.microsoft.com/office/drawing/2015/9/8/chartex" xmlns:cx2="http://schemas.microsoft.com/office/drawing/2015/10/21/chartex" xmlns:cx3="http://schemas.microsoft.com/office/drawing/2016/5/9/chartex" xmlns:cx4="http://schemas.microsoft.com/office/drawing/2016/5/10/chartex" xmlns:cx5="http://schemas.microsoft.com/office/drawing/2016/5/11/chartex" xmlns:cx6="http://schemas.microsoft.com/office/drawing/2016/5/12/chartex" xmlns:cx7="http://schemas.microsoft.com/office/drawing/2016/5/13/chartex" xmlns:cx8="http://schemas.microsoft.com/office/drawing/2016/5/14/chartex" xmlns:mc="http://schemas.openxmlformats.org/markup-compatibility/2006" xmlns:aink="http://schemas.microsoft.com/office/drawing/2016/ink" xmlns:am3d="http://schemas.microsoft.com/office/drawing/2017/model3d" xmlns:o="urn:schemas-microsoft-com:office:office" xmlns:oel="http://schemas.microsoft.com/office/2019/extlst" xmlns:r="http://schemas.openxmlformats.org/officeDocument/2006/relationships" xmlns:m="http://schemas.openxmlformats.org/officeDocument/2006/math" xmlns:v="urn:schemas-microsoft-com:vml" xmlns:wp14="http://schemas.microsoft.com/office/word/2010/wordprocessingDrawing" xmlns:wp="http://schemas.openxmlformats.org/drawingml/2006/wordprocessingDrawing" xmlns:w10="urn:schemas-microsoft-com:office:word" xmlns:w="http://schemas.openxmlformats.org/wordprocessingml/2006/main" xmlns:w14="http://schemas.microsoft.com/office/word/2010/wordml" xmlns:w15="http://schemas.microsoft.com/office/word/2012/wordml" xmlns:w16cei="http://schemas.microsoft.com/office/word/2026/wordml/cei" xmlns:w16cex="http://schemas.microsoft.com/office/word/2018/wordml/cex" xmlns:w16cid="http://schemas.microsoft.com/office/word/2016/wordml/cid" xmlns:w16="http://schemas.microsoft.com/office/word/2018/wordml" xmlns:w16du="http://schemas.microsoft.com/office/word/2023/wordml/word16du" xmlns:w16sdtdh="http://schemas.microsoft.com/office/word/2020/wordml/sdtdatahash" xmlns:w16sdtfl="http://schemas.microsoft.com/office/word/2024/wordml/sdtformatlock" xmlns:w16se="http://schemas.microsoft.com/office/word/2015/wordml/symex" xmlns:wpg="http://schemas.microsoft.com/office/word/2010/wordprocessingGroup" xmlns:wpi="http://schemas.microsoft.com/office/word/2010/wordprocessingInk" xmlns:wne="http://schemas.microsoft.com/office/word/2006/wordml" xmlns:wps="http://schemas.microsoft.com/office/word/2010/wordprocessingShape" mc:Ignorable="w14 w15 w16se w16cid w16 w16cex w16sdtdh w16sdtfl w16du wp14">
   <w:sdt>
     <w:sdtPr>
       <w:rPr>
@@ -15475,7 +15445,7 @@
 </file>
 
 <file path=word/footer3.xml><?xml version="1.0" encoding="utf-8"?>
-<w:ftr xmlns:wpc="http://schemas.microsoft.com/office/word/2010/wordprocessingCanvas" xmlns:cx="http://schemas.microsoft.com/office/drawing/2014/chartex" xmlns:cx1="http://schemas.microsoft.com/office/drawing/2015/9/8/chartex" xmlns:cx2="http://schemas.microsoft.com/office/drawing/2015/10/21/chartex" xmlns:cx3="http://schemas.microsoft.com/office/drawing/2016/5/9/chartex" xmlns:cx4="http://schemas.microsoft.com/office/drawing/2016/5/10/chartex" xmlns:cx5="http://schemas.microsoft.com/office/drawing/2016/5/11/chartex" xmlns:cx6="http://schemas.microsoft.com/office/drawing/2016/5/12/chartex" xmlns:cx7="http://schemas.microsoft.com/office/drawing/2016/5/13/chartex" xmlns:cx8="http://schemas.microsoft.com/office/drawing/2016/5/14/chartex" xmlns:mc="http://schemas.openxmlformats.org/markup-compatibility/2006" xmlns:aink="http://schemas.microsoft.com/office/drawing/2016/ink" xmlns:am3d="http://schemas.microsoft.com/office/drawing/2017/model3d" xmlns:o="urn:schemas-microsoft-com:office:office" xmlns:oel="http://schemas.microsoft.com/office/2019/extlst" xmlns:r="http://schemas.openxmlformats.org/officeDocument/2006/relationships" xmlns:m="http://schemas.openxmlformats.org/officeDocument/2006/math" xmlns:v="urn:schemas-microsoft-com:vml" xmlns:wp14="http://schemas.microsoft.com/office/word/2010/wordprocessingDrawing" xmlns:wp="http://schemas.openxmlformats.org/drawingml/2006/wordprocessingDrawing" xmlns:w10="urn:schemas-microsoft-com:office:word" xmlns:w="http://schemas.openxmlformats.org/wordprocessingml/2006/main" xmlns:w14="http://schemas.microsoft.com/office/word/2010/wordml" xmlns:w15="http://schemas.microsoft.com/office/word/2012/wordml" xmlns:w16cex="http://schemas.microsoft.com/office/word/2018/wordml/cex" xmlns:w16cid="http://schemas.microsoft.com/office/word/2016/wordml/cid" xmlns:w16="http://schemas.microsoft.com/office/word/2018/wordml" xmlns:w16du="http://schemas.microsoft.com/office/word/2023/wordml/word16du" xmlns:w16sdtdh="http://schemas.microsoft.com/office/word/2020/wordml/sdtdatahash" xmlns:w16sdtfl="http://schemas.microsoft.com/office/word/2024/wordml/sdtformatlock" xmlns:w16se="http://schemas.microsoft.com/office/word/2015/wordml/symex" xmlns:wpg="http://schemas.microsoft.com/office/word/2010/wordprocessingGroup" xmlns:wpi="http://schemas.microsoft.com/office/word/2010/wordprocessingInk" xmlns:wne="http://schemas.microsoft.com/office/word/2006/wordml" xmlns:wps="http://schemas.microsoft.com/office/word/2010/wordprocessingShape" mc:Ignorable="w14 w15 w16se w16cid w16 w16cex w16sdtdh w16sdtfl w16du wp14">
+<w:ftr xmlns:wpc="http://schemas.microsoft.com/office/word/2010/wordprocessingCanvas" xmlns:cx="http://schemas.microsoft.com/office/drawing/2014/chartex" xmlns:cx1="http://schemas.microsoft.com/office/drawing/2015/9/8/chartex" xmlns:cx2="http://schemas.microsoft.com/office/drawing/2015/10/21/chartex" xmlns:cx3="http://schemas.microsoft.com/office/drawing/2016/5/9/chartex" xmlns:cx4="http://schemas.microsoft.com/office/drawing/2016/5/10/chartex" xmlns:cx5="http://schemas.microsoft.com/office/drawing/2016/5/11/chartex" xmlns:cx6="http://schemas.microsoft.com/office/drawing/2016/5/12/chartex" xmlns:cx7="http://schemas.microsoft.com/office/drawing/2016/5/13/chartex" xmlns:cx8="http://schemas.microsoft.com/office/drawing/2016/5/14/chartex" xmlns:mc="http://schemas.openxmlformats.org/markup-compatibility/2006" xmlns:aink="http://schemas.microsoft.com/office/drawing/2016/ink" xmlns:am3d="http://schemas.microsoft.com/office/drawing/2017/model3d" xmlns:o="urn:schemas-microsoft-com:office:office" xmlns:oel="http://schemas.microsoft.com/office/2019/extlst" xmlns:r="http://schemas.openxmlformats.org/officeDocument/2006/relationships" xmlns:m="http://schemas.openxmlformats.org/officeDocument/2006/math" xmlns:v="urn:schemas-microsoft-com:vml" xmlns:wp14="http://schemas.microsoft.com/office/word/2010/wordprocessingDrawing" xmlns:wp="http://schemas.openxmlformats.org/drawingml/2006/wordprocessingDrawing" xmlns:w10="urn:schemas-microsoft-com:office:word" xmlns:w="http://schemas.openxmlformats.org/wordprocessingml/2006/main" xmlns:w14="http://schemas.microsoft.com/office/word/2010/wordml" xmlns:w15="http://schemas.microsoft.com/office/word/2012/wordml" xmlns:w16cei="http://schemas.microsoft.com/office/word/2026/wordml/cei" xmlns:w16cex="http://schemas.microsoft.com/office/word/2018/wordml/cex" xmlns:w16cid="http://schemas.microsoft.com/office/word/2016/wordml/cid" xmlns:w16="http://schemas.microsoft.com/office/word/2018/wordml" xmlns:w16du="http://schemas.microsoft.com/office/word/2023/wordml/word16du" xmlns:w16sdtdh="http://schemas.microsoft.com/office/word/2020/wordml/sdtdatahash" xmlns:w16sdtfl="http://schemas.microsoft.com/office/word/2024/wordml/sdtformatlock" xmlns:w16se="http://schemas.microsoft.com/office/word/2015/wordml/symex" xmlns:wpg="http://schemas.microsoft.com/office/word/2010/wordprocessingGroup" xmlns:wpi="http://schemas.microsoft.com/office/word/2010/wordprocessingInk" xmlns:wne="http://schemas.microsoft.com/office/word/2006/wordml" xmlns:wps="http://schemas.microsoft.com/office/word/2010/wordprocessingShape" mc:Ignorable="w14 w15 w16se w16cid w16 w16cex w16sdtdh w16sdtfl w16du wp14">
   <w:sdt>
     <w:sdtPr>
       <w:rPr>
@@ -15531,7 +15501,7 @@
 </file>
 
 <file path=word/footnotes.xml><?xml version="1.0" encoding="utf-8"?>
-<w:footnotes xmlns:wpc="http://schemas.microsoft.com/office/word/2010/wordprocessingCanvas" xmlns:cx="http://schemas.microsoft.com/office/drawing/2014/chartex" xmlns:cx1="http://schemas.microsoft.com/office/drawing/2015/9/8/chartex" xmlns:cx2="http://schemas.microsoft.com/office/drawing/2015/10/21/chartex" xmlns:cx3="http://schemas.microsoft.com/office/drawing/2016/5/9/chartex" xmlns:cx4="http://schemas.microsoft.com/office/drawing/2016/5/10/chartex" xmlns:cx5="http://schemas.microsoft.com/office/drawing/2016/5/11/chartex" xmlns:cx6="http://schemas.microsoft.com/office/drawing/2016/5/12/chartex" xmlns:cx7="http://schemas.microsoft.com/office/drawing/2016/5/13/chartex" xmlns:cx8="http://schemas.microsoft.com/office/drawing/2016/5/14/chartex" xmlns:mc="http://schemas.openxmlformats.org/markup-compatibility/2006" xmlns:aink="http://schemas.microsoft.com/office/drawing/2016/ink" xmlns:am3d="http://schemas.microsoft.com/office/drawing/2017/model3d" xmlns:o="urn:schemas-microsoft-com:office:office" xmlns:oel="http://schemas.microsoft.com/office/2019/extlst" xmlns:r="http://schemas.openxmlformats.org/officeDocument/2006/relationships" xmlns:m="http://schemas.openxmlformats.org/officeDocument/2006/math" xmlns:v="urn:schemas-microsoft-com:vml" xmlns:wp14="http://schemas.microsoft.com/office/word/2010/wordprocessingDrawing" xmlns:wp="http://schemas.openxmlformats.org/drawingml/2006/wordprocessingDrawing" xmlns:w10="urn:schemas-microsoft-com:office:word" xmlns:w="http://schemas.openxmlformats.org/wordprocessingml/2006/main" xmlns:w14="http://schemas.microsoft.com/office/word/2010/wordml" xmlns:w15="http://schemas.microsoft.com/office/word/2012/wordml" xmlns:w16cex="http://schemas.microsoft.com/office/word/2018/wordml/cex" xmlns:w16cid="http://schemas.microsoft.com/office/word/2016/wordml/cid" xmlns:w16="http://schemas.microsoft.com/office/word/2018/wordml" xmlns:w16du="http://schemas.microsoft.com/office/word/2023/wordml/word16du" xmlns:w16sdtdh="http://schemas.microsoft.com/office/word/2020/wordml/sdtdatahash" xmlns:w16sdtfl="http://schemas.microsoft.com/office/word/2024/wordml/sdtformatlock" xmlns:w16se="http://schemas.microsoft.com/office/word/2015/wordml/symex" xmlns:wpg="http://schemas.microsoft.com/office/word/2010/wordprocessingGroup" xmlns:wpi="http://schemas.microsoft.com/office/word/2010/wordprocessingInk" xmlns:wne="http://schemas.microsoft.com/office/word/2006/wordml" xmlns:wps="http://schemas.microsoft.com/office/word/2010/wordprocessingShape" mc:Ignorable="w14 w15 w16se w16cid w16 w16cex w16sdtdh w16sdtfl w16du wp14">
+<w:footnotes xmlns:wpc="http://schemas.microsoft.com/office/word/2010/wordprocessingCanvas" xmlns:cx="http://schemas.microsoft.com/office/drawing/2014/chartex" xmlns:cx1="http://schemas.microsoft.com/office/drawing/2015/9/8/chartex" xmlns:cx2="http://schemas.microsoft.com/office/drawing/2015/10/21/chartex" xmlns:cx3="http://schemas.microsoft.com/office/drawing/2016/5/9/chartex" xmlns:cx4="http://schemas.microsoft.com/office/drawing/2016/5/10/chartex" xmlns:cx5="http://schemas.microsoft.com/office/drawing/2016/5/11/chartex" xmlns:cx6="http://schemas.microsoft.com/office/drawing/2016/5/12/chartex" xmlns:cx7="http://schemas.microsoft.com/office/drawing/2016/5/13/chartex" xmlns:cx8="http://schemas.microsoft.com/office/drawing/2016/5/14/chartex" xmlns:mc="http://schemas.openxmlformats.org/markup-compatibility/2006" xmlns:aink="http://schemas.microsoft.com/office/drawing/2016/ink" xmlns:am3d="http://schemas.microsoft.com/office/drawing/2017/model3d" xmlns:o="urn:schemas-microsoft-com:office:office" xmlns:oel="http://schemas.microsoft.com/office/2019/extlst" xmlns:r="http://schemas.openxmlformats.org/officeDocument/2006/relationships" xmlns:m="http://schemas.openxmlformats.org/officeDocument/2006/math" xmlns:v="urn:schemas-microsoft-com:vml" xmlns:wp14="http://schemas.microsoft.com/office/word/2010/wordprocessingDrawing" xmlns:wp="http://schemas.openxmlformats.org/drawingml/2006/wordprocessingDrawing" xmlns:w10="urn:schemas-microsoft-com:office:word" xmlns:w="http://schemas.openxmlformats.org/wordprocessingml/2006/main" xmlns:w14="http://schemas.microsoft.com/office/word/2010/wordml" xmlns:w15="http://schemas.microsoft.com/office/word/2012/wordml" xmlns:w16cei="http://schemas.microsoft.com/office/word/2026/wordml/cei" xmlns:w16cex="http://schemas.microsoft.com/office/word/2018/wordml/cex" xmlns:w16cid="http://schemas.microsoft.com/office/word/2016/wordml/cid" xmlns:w16="http://schemas.microsoft.com/office/word/2018/wordml" xmlns:w16du="http://schemas.microsoft.com/office/word/2023/wordml/word16du" xmlns:w16sdtdh="http://schemas.microsoft.com/office/word/2020/wordml/sdtdatahash" xmlns:w16sdtfl="http://schemas.microsoft.com/office/word/2024/wordml/sdtformatlock" xmlns:w16se="http://schemas.microsoft.com/office/word/2015/wordml/symex" xmlns:wpg="http://schemas.microsoft.com/office/word/2010/wordprocessingGroup" xmlns:wpi="http://schemas.microsoft.com/office/word/2010/wordprocessingInk" xmlns:wne="http://schemas.microsoft.com/office/word/2006/wordml" xmlns:wps="http://schemas.microsoft.com/office/word/2010/wordprocessingShape" mc:Ignorable="w14 w15 w16se w16cid w16 w16cex w16sdtdh w16sdtfl w16du wp14">
   <w:footnote w:type="separator" w:id="-1">
     <w:p>
       <w:r>
@@ -15550,7 +15520,7 @@
 </file>
 
 <file path=word/header1.xml><?xml version="1.0" encoding="utf-8"?>
-<w:hdr xmlns:wpc="http://schemas.microsoft.com/office/word/2010/wordprocessingCanvas" xmlns:cx="http://schemas.microsoft.com/office/drawing/2014/chartex" xmlns:cx1="http://schemas.microsoft.com/office/drawing/2015/9/8/chartex" xmlns:cx2="http://schemas.microsoft.com/office/drawing/2015/10/21/chartex" xmlns:cx3="http://schemas.microsoft.com/office/drawing/2016/5/9/chartex" xmlns:cx4="http://schemas.microsoft.com/office/drawing/2016/5/10/chartex" xmlns:cx5="http://schemas.microsoft.com/office/drawing/2016/5/11/chartex" xmlns:cx6="http://schemas.microsoft.com/office/drawing/2016/5/12/chartex" xmlns:cx7="http://schemas.microsoft.com/office/drawing/2016/5/13/chartex" xmlns:cx8="http://schemas.microsoft.com/office/drawing/2016/5/14/chartex" xmlns:mc="http://schemas.openxmlformats.org/markup-compatibility/2006" xmlns:aink="http://schemas.microsoft.com/office/drawing/2016/ink" xmlns:am3d="http://schemas.microsoft.com/office/drawing/2017/model3d" xmlns:o="urn:schemas-microsoft-com:office:office" xmlns:oel="http://schemas.microsoft.com/office/2019/extlst" xmlns:r="http://schemas.openxmlformats.org/officeDocument/2006/relationships" xmlns:m="http://schemas.openxmlformats.org/officeDocument/2006/math" xmlns:v="urn:schemas-microsoft-com:vml" xmlns:wp14="http://schemas.microsoft.com/office/word/2010/wordprocessingDrawing" xmlns:wp="http://schemas.openxmlformats.org/drawingml/2006/wordprocessingDrawing" xmlns:w10="urn:schemas-microsoft-com:office:word" xmlns:w="http://schemas.openxmlformats.org/wordprocessingml/2006/main" xmlns:w14="http://schemas.microsoft.com/office/word/2010/wordml" xmlns:w15="http://schemas.microsoft.com/office/word/2012/wordml" xmlns:w16cex="http://schemas.microsoft.com/office/word/2018/wordml/cex" xmlns:w16cid="http://schemas.microsoft.com/office/word/2016/wordml/cid" xmlns:w16="http://schemas.microsoft.com/office/word/2018/wordml" xmlns:w16du="http://schemas.microsoft.com/office/word/2023/wordml/word16du" xmlns:w16sdtdh="http://schemas.microsoft.com/office/word/2020/wordml/sdtdatahash" xmlns:w16sdtfl="http://schemas.microsoft.com/office/word/2024/wordml/sdtformatlock" xmlns:w16se="http://schemas.microsoft.com/office/word/2015/wordml/symex" xmlns:wpg="http://schemas.microsoft.com/office/word/2010/wordprocessingGroup" xmlns:wpi="http://schemas.microsoft.com/office/word/2010/wordprocessingInk" xmlns:wne="http://schemas.microsoft.com/office/word/2006/wordml" xmlns:wps="http://schemas.microsoft.com/office/word/2010/wordprocessingShape" mc:Ignorable="w14 w15 w16se w16cid w16 w16cex w16sdtdh w16sdtfl w16du wp14">
+<w:hdr xmlns:wpc="http://schemas.microsoft.com/office/word/2010/wordprocessingCanvas" xmlns:cx="http://schemas.microsoft.com/office/drawing/2014/chartex" xmlns:cx1="http://schemas.microsoft.com/office/drawing/2015/9/8/chartex" xmlns:cx2="http://schemas.microsoft.com/office/drawing/2015/10/21/chartex" xmlns:cx3="http://schemas.microsoft.com/office/drawing/2016/5/9/chartex" xmlns:cx4="http://schemas.microsoft.com/office/drawing/2016/5/10/chartex" xmlns:cx5="http://schemas.microsoft.com/office/drawing/2016/5/11/chartex" xmlns:cx6="http://schemas.microsoft.com/office/drawing/2016/5/12/chartex" xmlns:cx7="http://schemas.microsoft.com/office/drawing/2016/5/13/chartex" xmlns:cx8="http://schemas.microsoft.com/office/drawing/2016/5/14/chartex" xmlns:mc="http://schemas.openxmlformats.org/markup-compatibility/2006" xmlns:aink="http://schemas.microsoft.com/office/drawing/2016/ink" xmlns:am3d="http://schemas.microsoft.com/office/drawing/2017/model3d" xmlns:o="urn:schemas-microsoft-com:office:office" xmlns:oel="http://schemas.microsoft.com/office/2019/extlst" xmlns:r="http://schemas.openxmlformats.org/officeDocument/2006/relationships" xmlns:m="http://schemas.openxmlformats.org/officeDocument/2006/math" xmlns:v="urn:schemas-microsoft-com:vml" xmlns:wp14="http://schemas.microsoft.com/office/word/2010/wordprocessingDrawing" xmlns:wp="http://schemas.openxmlformats.org/drawingml/2006/wordprocessingDrawing" xmlns:w10="urn:schemas-microsoft-com:office:word" xmlns:w="http://schemas.openxmlformats.org/wordprocessingml/2006/main" xmlns:w14="http://schemas.microsoft.com/office/word/2010/wordml" xmlns:w15="http://schemas.microsoft.com/office/word/2012/wordml" xmlns:w16cei="http://schemas.microsoft.com/office/word/2026/wordml/cei" xmlns:w16cex="http://schemas.microsoft.com/office/word/2018/wordml/cex" xmlns:w16cid="http://schemas.microsoft.com/office/word/2016/wordml/cid" xmlns:w16="http://schemas.microsoft.com/office/word/2018/wordml" xmlns:w16du="http://schemas.microsoft.com/office/word/2023/wordml/word16du" xmlns:w16sdtdh="http://schemas.microsoft.com/office/word/2020/wordml/sdtdatahash" xmlns:w16sdtfl="http://schemas.microsoft.com/office/word/2024/wordml/sdtformatlock" xmlns:w16se="http://schemas.microsoft.com/office/word/2015/wordml/symex" xmlns:wpg="http://schemas.microsoft.com/office/word/2010/wordprocessingGroup" xmlns:wpi="http://schemas.microsoft.com/office/word/2010/wordprocessingInk" xmlns:wne="http://schemas.microsoft.com/office/word/2006/wordml" xmlns:wps="http://schemas.microsoft.com/office/word/2010/wordprocessingShape" mc:Ignorable="w14 w15 w16se w16cid w16 w16cex w16sdtdh w16sdtfl w16du wp14">
   <w:sdt>
     <w:sdtPr>
       <w:rPr>
@@ -15596,7 +15566,7 @@
 </file>
 
 <file path=word/header2.xml><?xml version="1.0" encoding="utf-8"?>
-<w:hdr xmlns:wpc="http://schemas.microsoft.com/office/word/2010/wordprocessingCanvas" xmlns:cx="http://schemas.microsoft.com/office/drawing/2014/chartex" xmlns:cx1="http://schemas.microsoft.com/office/drawing/2015/9/8/chartex" xmlns:cx2="http://schemas.microsoft.com/office/drawing/2015/10/21/chartex" xmlns:cx3="http://schemas.microsoft.com/office/drawing/2016/5/9/chartex" xmlns:cx4="http://schemas.microsoft.com/office/drawing/2016/5/10/chartex" xmlns:cx5="http://schemas.microsoft.com/office/drawing/2016/5/11/chartex" xmlns:cx6="http://schemas.microsoft.com/office/drawing/2016/5/12/chartex" xmlns:cx7="http://schemas.microsoft.com/office/drawing/2016/5/13/chartex" xmlns:cx8="http://schemas.microsoft.com/office/drawing/2016/5/14/chartex" xmlns:mc="http://schemas.openxmlformats.org/markup-compatibility/2006" xmlns:aink="http://schemas.microsoft.com/office/drawing/2016/ink" xmlns:am3d="http://schemas.microsoft.com/office/drawing/2017/model3d" xmlns:o="urn:schemas-microsoft-com:office:office" xmlns:oel="http://schemas.microsoft.com/office/2019/extlst" xmlns:r="http://schemas.openxmlformats.org/officeDocument/2006/relationships" xmlns:m="http://schemas.openxmlformats.org/officeDocument/2006/math" xmlns:v="urn:schemas-microsoft-com:vml" xmlns:wp14="http://schemas.microsoft.com/office/word/2010/wordprocessingDrawing" xmlns:wp="http://schemas.openxmlformats.org/drawingml/2006/wordprocessingDrawing" xmlns:w10="urn:schemas-microsoft-com:office:word" xmlns:w="http://schemas.openxmlformats.org/wordprocessingml/2006/main" xmlns:w14="http://schemas.microsoft.com/office/word/2010/wordml" xmlns:w15="http://schemas.microsoft.com/office/word/2012/wordml" xmlns:w16cex="http://schemas.microsoft.com/office/word/2018/wordml/cex" xmlns:w16cid="http://schemas.microsoft.com/office/word/2016/wordml/cid" xmlns:w16="http://schemas.microsoft.com/office/word/2018/wordml" xmlns:w16du="http://schemas.microsoft.com/office/word/2023/wordml/word16du" xmlns:w16sdtdh="http://schemas.microsoft.com/office/word/2020/wordml/sdtdatahash" xmlns:w16sdtfl="http://schemas.microsoft.com/office/word/2024/wordml/sdtformatlock" xmlns:w16se="http://schemas.microsoft.com/office/word/2015/wordml/symex" xmlns:wpg="http://schemas.microsoft.com/office/word/2010/wordprocessingGroup" xmlns:wpi="http://schemas.microsoft.com/office/word/2010/wordprocessingInk" xmlns:wne="http://schemas.microsoft.com/office/word/2006/wordml" xmlns:wps="http://schemas.microsoft.com/office/word/2010/wordprocessingShape" mc:Ignorable="w14 w15 w16se w16cid w16 w16cex w16sdtdh w16sdtfl w16du wp14">
+<w:hdr xmlns:wpc="http://schemas.microsoft.com/office/word/2010/wordprocessingCanvas" xmlns:cx="http://schemas.microsoft.com/office/drawing/2014/chartex" xmlns:cx1="http://schemas.microsoft.com/office/drawing/2015/9/8/chartex" xmlns:cx2="http://schemas.microsoft.com/office/drawing/2015/10/21/chartex" xmlns:cx3="http://schemas.microsoft.com/office/drawing/2016/5/9/chartex" xmlns:cx4="http://schemas.microsoft.com/office/drawing/2016/5/10/chartex" xmlns:cx5="http://schemas.microsoft.com/office/drawing/2016/5/11/chartex" xmlns:cx6="http://schemas.microsoft.com/office/drawing/2016/5/12/chartex" xmlns:cx7="http://schemas.microsoft.com/office/drawing/2016/5/13/chartex" xmlns:cx8="http://schemas.microsoft.com/office/drawing/2016/5/14/chartex" xmlns:mc="http://schemas.openxmlformats.org/markup-compatibility/2006" xmlns:aink="http://schemas.microsoft.com/office/drawing/2016/ink" xmlns:am3d="http://schemas.microsoft.com/office/drawing/2017/model3d" xmlns:o="urn:schemas-microsoft-com:office:office" xmlns:oel="http://schemas.microsoft.com/office/2019/extlst" xmlns:r="http://schemas.openxmlformats.org/officeDocument/2006/relationships" xmlns:m="http://schemas.openxmlformats.org/officeDocument/2006/math" xmlns:v="urn:schemas-microsoft-com:vml" xmlns:wp14="http://schemas.microsoft.com/office/word/2010/wordprocessingDrawing" xmlns:wp="http://schemas.openxmlformats.org/drawingml/2006/wordprocessingDrawing" xmlns:w10="urn:schemas-microsoft-com:office:word" xmlns:w="http://schemas.openxmlformats.org/wordprocessingml/2006/main" xmlns:w14="http://schemas.microsoft.com/office/word/2010/wordml" xmlns:w15="http://schemas.microsoft.com/office/word/2012/wordml" xmlns:w16cei="http://schemas.microsoft.com/office/word/2026/wordml/cei" xmlns:w16cex="http://schemas.microsoft.com/office/word/2018/wordml/cex" xmlns:w16cid="http://schemas.microsoft.com/office/word/2016/wordml/cid" xmlns:w16="http://schemas.microsoft.com/office/word/2018/wordml" xmlns:w16du="http://schemas.microsoft.com/office/word/2023/wordml/word16du" xmlns:w16sdtdh="http://schemas.microsoft.com/office/word/2020/wordml/sdtdatahash" xmlns:w16sdtfl="http://schemas.microsoft.com/office/word/2024/wordml/sdtformatlock" xmlns:w16se="http://schemas.microsoft.com/office/word/2015/wordml/symex" xmlns:wpg="http://schemas.microsoft.com/office/word/2010/wordprocessingGroup" xmlns:wpi="http://schemas.microsoft.com/office/word/2010/wordprocessingInk" xmlns:wne="http://schemas.microsoft.com/office/word/2006/wordml" xmlns:wps="http://schemas.microsoft.com/office/word/2010/wordprocessingShape" mc:Ignorable="w14 w15 w16se w16cid w16 w16cex w16sdtdh w16sdtfl w16du wp14">
   <w:p>
     <w:pPr>
       <w:pStyle w:val="Header"/>
@@ -15610,7 +15580,7 @@
 </file>
 
 <file path=word/numbering.xml><?xml version="1.0" encoding="utf-8"?>
-<w:numbering xmlns:wpc="http://schemas.microsoft.com/office/word/2010/wordprocessingCanvas" xmlns:cx="http://schemas.microsoft.com/office/drawing/2014/chartex" xmlns:cx1="http://schemas.microsoft.com/office/drawing/2015/9/8/chartex" xmlns:cx2="http://schemas.microsoft.com/office/drawing/2015/10/21/chartex" xmlns:cx3="http://schemas.microsoft.com/office/drawing/2016/5/9/chartex" xmlns:cx4="http://schemas.microsoft.com/office/drawing/2016/5/10/chartex" xmlns:cx5="http://schemas.microsoft.com/office/drawing/2016/5/11/chartex" xmlns:cx6="http://schemas.microsoft.com/office/drawing/2016/5/12/chartex" xmlns:cx7="http://schemas.microsoft.com/office/drawing/2016/5/13/chartex" xmlns:cx8="http://schemas.microsoft.com/office/drawing/2016/5/14/chartex" xmlns:mc="http://schemas.openxmlformats.org/markup-compatibility/2006" xmlns:aink="http://schemas.microsoft.com/office/drawing/2016/ink" xmlns:am3d="http://schemas.microsoft.com/office/drawing/2017/model3d" xmlns:o="urn:schemas-microsoft-com:office:office" xmlns:oel="http://schemas.microsoft.com/office/2019/extlst" xmlns:r="http://schemas.openxmlformats.org/officeDocument/2006/relationships" xmlns:m="http://schemas.openxmlformats.org/officeDocument/2006/math" xmlns:v="urn:schemas-microsoft-com:vml" xmlns:wp14="http://schemas.microsoft.com/office/word/2010/wordprocessingDrawing" xmlns:wp="http://schemas.openxmlformats.org/drawingml/2006/wordprocessingDrawing" xmlns:w10="urn:schemas-microsoft-com:office:word" xmlns:w="http://schemas.openxmlformats.org/wordprocessingml/2006/main" xmlns:w14="http://schemas.microsoft.com/office/word/2010/wordml" xmlns:w15="http://schemas.microsoft.com/office/word/2012/wordml" xmlns:w16cex="http://schemas.microsoft.com/office/word/2018/wordml/cex" xmlns:w16cid="http://schemas.microsoft.com/office/word/2016/wordml/cid" xmlns:w16="http://schemas.microsoft.com/office/word/2018/wordml" xmlns:w16du="http://schemas.microsoft.com/office/word/2023/wordml/word16du" xmlns:w16sdtdh="http://schemas.microsoft.com/office/word/2020/wordml/sdtdatahash" xmlns:w16sdtfl="http://schemas.microsoft.com/office/word/2024/wordml/sdtformatlock" xmlns:w16se="http://schemas.microsoft.com/office/word/2015/wordml/symex" xmlns:wpg="http://schemas.microsoft.com/office/word/2010/wordprocessingGroup" xmlns:wpi="http://schemas.microsoft.com/office/word/2010/wordprocessingInk" xmlns:wne="http://schemas.microsoft.com/office/word/2006/wordml" xmlns:wps="http://schemas.microsoft.com/office/word/2010/wordprocessingShape" mc:Ignorable="w14 w15 w16se w16cid w16 w16cex w16sdtdh w16sdtfl w16du wp14">
+<w:numbering xmlns:wpc="http://schemas.microsoft.com/office/word/2010/wordprocessingCanvas" xmlns:cx="http://schemas.microsoft.com/office/drawing/2014/chartex" xmlns:cx1="http://schemas.microsoft.com/office/drawing/2015/9/8/chartex" xmlns:cx2="http://schemas.microsoft.com/office/drawing/2015/10/21/chartex" xmlns:cx3="http://schemas.microsoft.com/office/drawing/2016/5/9/chartex" xmlns:cx4="http://schemas.microsoft.com/office/drawing/2016/5/10/chartex" xmlns:cx5="http://schemas.microsoft.com/office/drawing/2016/5/11/chartex" xmlns:cx6="http://schemas.microsoft.com/office/drawing/2016/5/12/chartex" xmlns:cx7="http://schemas.microsoft.com/office/drawing/2016/5/13/chartex" xmlns:cx8="http://schemas.microsoft.com/office/drawing/2016/5/14/chartex" xmlns:mc="http://schemas.openxmlformats.org/markup-compatibility/2006" xmlns:aink="http://schemas.microsoft.com/office/drawing/2016/ink" xmlns:am3d="http://schemas.microsoft.com/office/drawing/2017/model3d" xmlns:o="urn:schemas-microsoft-com:office:office" xmlns:oel="http://schemas.microsoft.com/office/2019/extlst" xmlns:r="http://schemas.openxmlformats.org/officeDocument/2006/relationships" xmlns:m="http://schemas.openxmlformats.org/officeDocument/2006/math" xmlns:v="urn:schemas-microsoft-com:vml" xmlns:wp14="http://schemas.microsoft.com/office/word/2010/wordprocessingDrawing" xmlns:wp="http://schemas.openxmlformats.org/drawingml/2006/wordprocessingDrawing" xmlns:w10="urn:schemas-microsoft-com:office:word" xmlns:w="http://schemas.openxmlformats.org/wordprocessingml/2006/main" xmlns:w14="http://schemas.microsoft.com/office/word/2010/wordml" xmlns:w15="http://schemas.microsoft.com/office/word/2012/wordml" xmlns:w16cei="http://schemas.microsoft.com/office/word/2026/wordml/cei" xmlns:w16cex="http://schemas.microsoft.com/office/word/2018/wordml/cex" xmlns:w16cid="http://schemas.microsoft.com/office/word/2016/wordml/cid" xmlns:w16="http://schemas.microsoft.com/office/word/2018/wordml" xmlns:w16du="http://schemas.microsoft.com/office/word/2023/wordml/word16du" xmlns:w16sdtdh="http://schemas.microsoft.com/office/word/2020/wordml/sdtdatahash" xmlns:w16sdtfl="http://schemas.microsoft.com/office/word/2024/wordml/sdtformatlock" xmlns:w16se="http://schemas.microsoft.com/office/word/2015/wordml/symex" xmlns:wpg="http://schemas.microsoft.com/office/word/2010/wordprocessingGroup" xmlns:wpi="http://schemas.microsoft.com/office/word/2010/wordprocessingInk" xmlns:wne="http://schemas.microsoft.com/office/word/2006/wordml" xmlns:wps="http://schemas.microsoft.com/office/word/2010/wordprocessingShape" mc:Ignorable="w14 w15 w16se w16cid w16 w16cex w16sdtdh w16sdtfl w16du wp14">
   <w:abstractNum w:abstractNumId="0" w15:restartNumberingAfterBreak="0">
     <w:nsid w:val="021F1E9A"/>
     <w:multiLevelType w:val="hybridMultilevel"/>

--- a/templates/CMIS/HD-NSH-TCD.docx
+++ b/templates/CMIS/HD-NSH-TCD.docx
@@ -1956,7 +1956,6 @@
           <w:rFonts w:eastAsia="Calibri"/>
           <w:i/>
           <w:szCs w:val="24"/>
-          <w:lang w:val="en-US"/>
         </w:rPr>
       </w:pPr>
       <w:r>
@@ -2536,7 +2535,6 @@
         <w:rPr>
           <w:rFonts w:eastAsia="Calibri"/>
           <w:szCs w:val="24"/>
-          <w:lang w:val="en-US"/>
         </w:rPr>
         <w:t>phường</w:t>
       </w:r>
@@ -2551,7 +2549,6 @@
         <w:rPr>
           <w:rFonts w:eastAsia="Calibri"/>
           <w:szCs w:val="24"/>
-          <w:lang w:val="en-US"/>
         </w:rPr>
         <w:t>thành phố</w:t>
       </w:r>
@@ -2585,7 +2582,31 @@
           <w:szCs w:val="24"/>
           <w:lang w:val="en-US"/>
         </w:rPr>
-        <w:t>Điện thoại: 19001006-19009000</w:t>
+        <w:t xml:space="preserve">Điện thoại: </w:t>
+      </w:r>
+      <w:r>
+        <w:rPr>
+          <w:rFonts w:eastAsia="Calibri"/>
+          <w:szCs w:val="24"/>
+          <w:lang w:val="en-US"/>
+        </w:rPr>
+        <w:t>1558 -</w:t>
+      </w:r>
+      <w:r>
+        <w:rPr>
+          <w:rFonts w:eastAsia="Calibri"/>
+          <w:szCs w:val="24"/>
+          <w:lang w:val="en-US"/>
+        </w:rPr>
+        <w:t xml:space="preserve"> </w:t>
+      </w:r>
+      <w:r>
+        <w:rPr>
+          <w:rFonts w:eastAsia="Calibri"/>
+          <w:szCs w:val="24"/>
+          <w:lang w:val="en-US"/>
+        </w:rPr>
+        <w:t>19001006-19009000</w:t>
       </w:r>
     </w:p>
     <w:p>
@@ -10191,7 +10212,6 @@
         <w:rPr>
           <w:rFonts w:eastAsia="Calibri"/>
           <w:szCs w:val="24"/>
-          <w:lang w:val="en-US"/>
         </w:rPr>
         <w:t xml:space="preserve">07 </w:t>
       </w:r>
@@ -10206,7 +10226,6 @@
         <w:rPr>
           <w:rFonts w:eastAsia="Calibri"/>
           <w:szCs w:val="24"/>
-          <w:lang w:val="en-US"/>
         </w:rPr>
         <w:t>bảy</w:t>
       </w:r>
@@ -10276,7 +10295,6 @@
         <w:rPr>
           <w:rFonts w:eastAsia="Calibri"/>
           <w:szCs w:val="24"/>
-          <w:lang w:val="en-US"/>
         </w:rPr>
         <w:t xml:space="preserve">07 </w:t>
       </w:r>
@@ -10291,7 +10309,6 @@
         <w:rPr>
           <w:rFonts w:eastAsia="Calibri"/>
           <w:szCs w:val="24"/>
-          <w:lang w:val="en-US"/>
         </w:rPr>
         <w:t>bảy</w:t>
       </w:r>
@@ -10437,7 +10454,6 @@
         <w:rPr>
           <w:rFonts w:eastAsia="Calibri"/>
           <w:szCs w:val="24"/>
-          <w:lang w:val="en-US"/>
         </w:rPr>
         <w:t xml:space="preserve">07 </w:t>
       </w:r>
@@ -10452,7 +10468,6 @@
         <w:rPr>
           <w:rFonts w:eastAsia="Calibri"/>
           <w:szCs w:val="24"/>
-          <w:lang w:val="en-US"/>
         </w:rPr>
         <w:t>bảy</w:t>
       </w:r>
@@ -10630,7 +10645,6 @@
         <w:rPr>
           <w:rFonts w:eastAsia="Calibri"/>
           <w:szCs w:val="24"/>
-          <w:lang w:val="en-US"/>
         </w:rPr>
         <w:t xml:space="preserve">07 </w:t>
       </w:r>
@@ -10645,7 +10659,6 @@
         <w:rPr>
           <w:rFonts w:eastAsia="Calibri"/>
           <w:szCs w:val="24"/>
-          <w:lang w:val="en-US"/>
         </w:rPr>
         <w:t>bảy</w:t>
       </w:r>
@@ -10758,7 +10771,6 @@
         <w:rPr>
           <w:rFonts w:eastAsia="Calibri"/>
           <w:szCs w:val="24"/>
-          <w:lang w:val="en-US"/>
         </w:rPr>
         <w:t xml:space="preserve">07 </w:t>
       </w:r>
@@ -10773,7 +10785,6 @@
         <w:rPr>
           <w:rFonts w:eastAsia="Calibri"/>
           <w:szCs w:val="24"/>
-          <w:lang w:val="en-US"/>
         </w:rPr>
         <w:t>bảy</w:t>
       </w:r>
@@ -13212,7 +13223,6 @@
         <w:rPr>
           <w:rFonts w:eastAsia="Calibri"/>
           <w:szCs w:val="24"/>
-          <w:lang w:val="en-US"/>
         </w:rPr>
         <w:t xml:space="preserve">07 </w:t>
       </w:r>
@@ -13227,7 +13237,6 @@
         <w:rPr>
           <w:rFonts w:eastAsia="Calibri"/>
           <w:szCs w:val="24"/>
-          <w:lang w:val="en-US"/>
         </w:rPr>
         <w:t>bảy</w:t>
       </w:r>
@@ -13357,7 +13366,6 @@
         <w:rPr>
           <w:rFonts w:eastAsia="Calibri"/>
           <w:szCs w:val="24"/>
-          <w:lang w:val="en-US"/>
         </w:rPr>
         <w:t xml:space="preserve">07 </w:t>
       </w:r>
@@ -13372,7 +13380,6 @@
         <w:rPr>
           <w:rFonts w:eastAsia="Calibri"/>
           <w:szCs w:val="24"/>
-          <w:lang w:val="en-US"/>
         </w:rPr>
         <w:t>bảy</w:t>
       </w:r>
@@ -13444,7 +13451,6 @@
         <w:rPr>
           <w:rFonts w:eastAsia="Calibri"/>
           <w:szCs w:val="24"/>
-          <w:lang w:val="en-US"/>
         </w:rPr>
         <w:t xml:space="preserve">07 </w:t>
       </w:r>
@@ -13459,7 +13465,6 @@
         <w:rPr>
           <w:rFonts w:eastAsia="Calibri"/>
           <w:szCs w:val="24"/>
-          <w:lang w:val="en-US"/>
         </w:rPr>
         <w:t>bảy</w:t>
       </w:r>
@@ -13536,7 +13541,6 @@
         <w:rPr>
           <w:rFonts w:eastAsia="Calibri"/>
           <w:szCs w:val="24"/>
-          <w:lang w:val="en-US"/>
         </w:rPr>
         <w:t xml:space="preserve">07 </w:t>
       </w:r>
@@ -13551,7 +13555,6 @@
         <w:rPr>
           <w:rFonts w:eastAsia="Calibri"/>
           <w:szCs w:val="24"/>
-          <w:lang w:val="en-US"/>
         </w:rPr>
         <w:t>bảy</w:t>
       </w:r>
@@ -14983,7 +14986,6 @@
         <w:rPr>
           <w:rFonts w:eastAsia="Calibri"/>
           <w:szCs w:val="24"/>
-          <w:lang w:val="en-US"/>
         </w:rPr>
       </w:pPr>
       <w:r>
@@ -15013,7 +15015,6 @@
           <w:i/>
           <w:iCs/>
           <w:szCs w:val="24"/>
-          <w:lang w:val="en-US"/>
         </w:rPr>
         <w:t>/.</w:t>
       </w:r>

--- a/templates/CMIS/HD-NSH-TCD.docx
+++ b/templates/CMIS/HD-NSH-TCD.docx
@@ -7426,7 +7426,14 @@
           <w:rFonts w:eastAsia="Calibri"/>
           <w:szCs w:val="24"/>
         </w:rPr>
-        <w:t>xã Xu</w:t>
+        <w:t>phường</w:t>
+      </w:r>
+      <w:r>
+        <w:rPr>
+          <w:rFonts w:eastAsia="Calibri"/>
+          <w:szCs w:val="24"/>
+        </w:rPr>
+        <w:t xml:space="preserve"> Xu</w:t>
       </w:r>
       <w:r>
         <w:rPr>
@@ -7484,7 +7491,21 @@
           <w:rFonts w:eastAsia="Calibri"/>
           <w:szCs w:val="24"/>
         </w:rPr>
-        <w:t>Email: dlxuanloc.dn@evnspc.vn; Điện thoại/SMS: 19001006-19009000; Ứng dụng nhắn tin: Zalo;</w:t>
+        <w:t xml:space="preserve">Email: dlxuanloc.dn@evnspc.vn; Điện thoại/SMS: </w:t>
+      </w:r>
+      <w:r>
+        <w:rPr>
+          <w:rFonts w:eastAsia="Calibri"/>
+          <w:szCs w:val="24"/>
+        </w:rPr>
+        <w:t xml:space="preserve">1558 - </w:t>
+      </w:r>
+      <w:r>
+        <w:rPr>
+          <w:rFonts w:eastAsia="Calibri"/>
+          <w:szCs w:val="24"/>
+        </w:rPr>
+        <w:t>19001006-19009000; Ứng dụng nhắn tin: Zalo;</w:t>
       </w:r>
     </w:p>
     <w:p>

--- a/templates/CMIS/HD-NSH-TCD.docx
+++ b/templates/CMIS/HD-NSH-TCD.docx
@@ -1,6 +1,6 @@
 
 <file path=word/document.xml><?xml version="1.0" encoding="utf-8"?>
-<w:document xmlns:wpc="http://schemas.microsoft.com/office/word/2010/wordprocessingCanvas" xmlns:cx="http://schemas.microsoft.com/office/drawing/2014/chartex" xmlns:cx1="http://schemas.microsoft.com/office/drawing/2015/9/8/chartex" xmlns:cx2="http://schemas.microsoft.com/office/drawing/2015/10/21/chartex" xmlns:cx3="http://schemas.microsoft.com/office/drawing/2016/5/9/chartex" xmlns:cx4="http://schemas.microsoft.com/office/drawing/2016/5/10/chartex" xmlns:cx5="http://schemas.microsoft.com/office/drawing/2016/5/11/chartex" xmlns:cx6="http://schemas.microsoft.com/office/drawing/2016/5/12/chartex" xmlns:cx7="http://schemas.microsoft.com/office/drawing/2016/5/13/chartex" xmlns:cx8="http://schemas.microsoft.com/office/drawing/2016/5/14/chartex" xmlns:mc="http://schemas.openxmlformats.org/markup-compatibility/2006" xmlns:aink="http://schemas.microsoft.com/office/drawing/2016/ink" xmlns:am3d="http://schemas.microsoft.com/office/drawing/2017/model3d" xmlns:o="urn:schemas-microsoft-com:office:office" xmlns:oel="http://schemas.microsoft.com/office/2019/extlst" xmlns:r="http://schemas.openxmlformats.org/officeDocument/2006/relationships" xmlns:m="http://schemas.openxmlformats.org/officeDocument/2006/math" xmlns:v="urn:schemas-microsoft-com:vml" xmlns:wp14="http://schemas.microsoft.com/office/word/2010/wordprocessingDrawing" xmlns:wp="http://schemas.openxmlformats.org/drawingml/2006/wordprocessingDrawing" xmlns:w10="urn:schemas-microsoft-com:office:word" xmlns:w="http://schemas.openxmlformats.org/wordprocessingml/2006/main" xmlns:w14="http://schemas.microsoft.com/office/word/2010/wordml" xmlns:w15="http://schemas.microsoft.com/office/word/2012/wordml" xmlns:w16cei="http://schemas.microsoft.com/office/word/2026/wordml/cei" xmlns:w16cex="http://schemas.microsoft.com/office/word/2018/wordml/cex" xmlns:w16cid="http://schemas.microsoft.com/office/word/2016/wordml/cid" xmlns:w16="http://schemas.microsoft.com/office/word/2018/wordml" xmlns:w16du="http://schemas.microsoft.com/office/word/2023/wordml/word16du" xmlns:w16sdtdh="http://schemas.microsoft.com/office/word/2020/wordml/sdtdatahash" xmlns:w16sdtfl="http://schemas.microsoft.com/office/word/2024/wordml/sdtformatlock" xmlns:w16se="http://schemas.microsoft.com/office/word/2015/wordml/symex" xmlns:wpg="http://schemas.microsoft.com/office/word/2010/wordprocessingGroup" xmlns:wpi="http://schemas.microsoft.com/office/word/2010/wordprocessingInk" xmlns:wne="http://schemas.microsoft.com/office/word/2006/wordml" xmlns:wps="http://schemas.microsoft.com/office/word/2010/wordprocessingShape" mc:Ignorable="w14 w15 w16se w16cid w16 w16cex w16sdtdh w16sdtfl w16du wp14">
+<w:document xmlns:wpc="http://schemas.microsoft.com/office/word/2010/wordprocessingCanvas" xmlns:cx="http://schemas.microsoft.com/office/drawing/2014/chartex" xmlns:cx1="http://schemas.microsoft.com/office/drawing/2015/9/8/chartex" xmlns:cx2="http://schemas.microsoft.com/office/drawing/2015/10/21/chartex" xmlns:cx3="http://schemas.microsoft.com/office/drawing/2016/5/9/chartex" xmlns:cx4="http://schemas.microsoft.com/office/drawing/2016/5/10/chartex" xmlns:cx5="http://schemas.microsoft.com/office/drawing/2016/5/11/chartex" xmlns:cx6="http://schemas.microsoft.com/office/drawing/2016/5/12/chartex" xmlns:cx7="http://schemas.microsoft.com/office/drawing/2016/5/13/chartex" xmlns:cx8="http://schemas.microsoft.com/office/drawing/2016/5/14/chartex" xmlns:mc="http://schemas.openxmlformats.org/markup-compatibility/2006" xmlns:aink="http://schemas.microsoft.com/office/drawing/2016/ink" xmlns:am3d="http://schemas.microsoft.com/office/drawing/2017/model3d" xmlns:o="urn:schemas-microsoft-com:office:office" xmlns:oel="http://schemas.microsoft.com/office/2019/extlst" xmlns:r="http://schemas.openxmlformats.org/officeDocument/2006/relationships" xmlns:m="http://schemas.openxmlformats.org/officeDocument/2006/math" xmlns:v="urn:schemas-microsoft-com:vml" xmlns:wp14="http://schemas.microsoft.com/office/word/2010/wordprocessingDrawing" xmlns:wp="http://schemas.openxmlformats.org/drawingml/2006/wordprocessingDrawing" xmlns:w10="urn:schemas-microsoft-com:office:word" xmlns:w="http://schemas.openxmlformats.org/wordprocessingml/2006/main" xmlns:w14="http://schemas.microsoft.com/office/word/2010/wordml" xmlns:w15="http://schemas.microsoft.com/office/word/2012/wordml" xmlns:w16cex="http://schemas.microsoft.com/office/word/2018/wordml/cex" xmlns:w16cid="http://schemas.microsoft.com/office/word/2016/wordml/cid" xmlns:w16="http://schemas.microsoft.com/office/word/2018/wordml" xmlns:w16du="http://schemas.microsoft.com/office/word/2023/wordml/word16du" xmlns:w16sdtdh="http://schemas.microsoft.com/office/word/2020/wordml/sdtdatahash" xmlns:w16sdtfl="http://schemas.microsoft.com/office/word/2024/wordml/sdtformatlock" xmlns:w16se="http://schemas.microsoft.com/office/word/2015/wordml/symex" xmlns:wpg="http://schemas.microsoft.com/office/word/2010/wordprocessingGroup" xmlns:wpi="http://schemas.microsoft.com/office/word/2010/wordprocessingInk" xmlns:wne="http://schemas.microsoft.com/office/word/2006/wordml" xmlns:wps="http://schemas.microsoft.com/office/word/2010/wordprocessingShape" mc:Ignorable="w14 w15 w16se w16cid w16 w16cex w16sdtdh w16sdtfl w16du wp14">
   <w:body>
     <w:p>
       <w:pPr>
@@ -7460,15 +7460,16 @@
         <w:rPr>
           <w:rFonts w:eastAsia="Calibri"/>
           <w:szCs w:val="24"/>
-        </w:rPr>
-        <w:t>t</w:t>
-      </w:r>
-      <w:r>
-        <w:rPr>
-          <w:rFonts w:eastAsia="Calibri"/>
-          <w:szCs w:val="24"/>
-        </w:rPr>
-        <w:t>ỉnh Đồng Nai, Việt Nam;</w:t>
+          <w:lang w:val="en-US"/>
+        </w:rPr>
+        <w:t>thành phố</w:t>
+      </w:r>
+      <w:r>
+        <w:rPr>
+          <w:rFonts w:eastAsia="Calibri"/>
+          <w:szCs w:val="24"/>
+        </w:rPr>
+        <w:t xml:space="preserve"> Đồng Nai, Việt Nam;</w:t>
       </w:r>
     </w:p>
     <w:p>
@@ -15368,7 +15369,7 @@
 </file>
 
 <file path=word/endnotes.xml><?xml version="1.0" encoding="utf-8"?>
-<w:endnotes xmlns:wpc="http://schemas.microsoft.com/office/word/2010/wordprocessingCanvas" xmlns:cx="http://schemas.microsoft.com/office/drawing/2014/chartex" xmlns:cx1="http://schemas.microsoft.com/office/drawing/2015/9/8/chartex" xmlns:cx2="http://schemas.microsoft.com/office/drawing/2015/10/21/chartex" xmlns:cx3="http://schemas.microsoft.com/office/drawing/2016/5/9/chartex" xmlns:cx4="http://schemas.microsoft.com/office/drawing/2016/5/10/chartex" xmlns:cx5="http://schemas.microsoft.com/office/drawing/2016/5/11/chartex" xmlns:cx6="http://schemas.microsoft.com/office/drawing/2016/5/12/chartex" xmlns:cx7="http://schemas.microsoft.com/office/drawing/2016/5/13/chartex" xmlns:cx8="http://schemas.microsoft.com/office/drawing/2016/5/14/chartex" xmlns:mc="http://schemas.openxmlformats.org/markup-compatibility/2006" xmlns:aink="http://schemas.microsoft.com/office/drawing/2016/ink" xmlns:am3d="http://schemas.microsoft.com/office/drawing/2017/model3d" xmlns:o="urn:schemas-microsoft-com:office:office" xmlns:oel="http://schemas.microsoft.com/office/2019/extlst" xmlns:r="http://schemas.openxmlformats.org/officeDocument/2006/relationships" xmlns:m="http://schemas.openxmlformats.org/officeDocument/2006/math" xmlns:v="urn:schemas-microsoft-com:vml" xmlns:wp14="http://schemas.microsoft.com/office/word/2010/wordprocessingDrawing" xmlns:wp="http://schemas.openxmlformats.org/drawingml/2006/wordprocessingDrawing" xmlns:w10="urn:schemas-microsoft-com:office:word" xmlns:w="http://schemas.openxmlformats.org/wordprocessingml/2006/main" xmlns:w14="http://schemas.microsoft.com/office/word/2010/wordml" xmlns:w15="http://schemas.microsoft.com/office/word/2012/wordml" xmlns:w16cei="http://schemas.microsoft.com/office/word/2026/wordml/cei" xmlns:w16cex="http://schemas.microsoft.com/office/word/2018/wordml/cex" xmlns:w16cid="http://schemas.microsoft.com/office/word/2016/wordml/cid" xmlns:w16="http://schemas.microsoft.com/office/word/2018/wordml" xmlns:w16du="http://schemas.microsoft.com/office/word/2023/wordml/word16du" xmlns:w16sdtdh="http://schemas.microsoft.com/office/word/2020/wordml/sdtdatahash" xmlns:w16sdtfl="http://schemas.microsoft.com/office/word/2024/wordml/sdtformatlock" xmlns:w16se="http://schemas.microsoft.com/office/word/2015/wordml/symex" xmlns:wpg="http://schemas.microsoft.com/office/word/2010/wordprocessingGroup" xmlns:wpi="http://schemas.microsoft.com/office/word/2010/wordprocessingInk" xmlns:wne="http://schemas.microsoft.com/office/word/2006/wordml" xmlns:wps="http://schemas.microsoft.com/office/word/2010/wordprocessingShape" mc:Ignorable="w14 w15 w16se w16cid w16 w16cex w16sdtdh w16sdtfl w16du wp14">
+<w:endnotes xmlns:wpc="http://schemas.microsoft.com/office/word/2010/wordprocessingCanvas" xmlns:cx="http://schemas.microsoft.com/office/drawing/2014/chartex" xmlns:cx1="http://schemas.microsoft.com/office/drawing/2015/9/8/chartex" xmlns:cx2="http://schemas.microsoft.com/office/drawing/2015/10/21/chartex" xmlns:cx3="http://schemas.microsoft.com/office/drawing/2016/5/9/chartex" xmlns:cx4="http://schemas.microsoft.com/office/drawing/2016/5/10/chartex" xmlns:cx5="http://schemas.microsoft.com/office/drawing/2016/5/11/chartex" xmlns:cx6="http://schemas.microsoft.com/office/drawing/2016/5/12/chartex" xmlns:cx7="http://schemas.microsoft.com/office/drawing/2016/5/13/chartex" xmlns:cx8="http://schemas.microsoft.com/office/drawing/2016/5/14/chartex" xmlns:mc="http://schemas.openxmlformats.org/markup-compatibility/2006" xmlns:aink="http://schemas.microsoft.com/office/drawing/2016/ink" xmlns:am3d="http://schemas.microsoft.com/office/drawing/2017/model3d" xmlns:o="urn:schemas-microsoft-com:office:office" xmlns:oel="http://schemas.microsoft.com/office/2019/extlst" xmlns:r="http://schemas.openxmlformats.org/officeDocument/2006/relationships" xmlns:m="http://schemas.openxmlformats.org/officeDocument/2006/math" xmlns:v="urn:schemas-microsoft-com:vml" xmlns:wp14="http://schemas.microsoft.com/office/word/2010/wordprocessingDrawing" xmlns:wp="http://schemas.openxmlformats.org/drawingml/2006/wordprocessingDrawing" xmlns:w10="urn:schemas-microsoft-com:office:word" xmlns:w="http://schemas.openxmlformats.org/wordprocessingml/2006/main" xmlns:w14="http://schemas.microsoft.com/office/word/2010/wordml" xmlns:w15="http://schemas.microsoft.com/office/word/2012/wordml" xmlns:w16cex="http://schemas.microsoft.com/office/word/2018/wordml/cex" xmlns:w16cid="http://schemas.microsoft.com/office/word/2016/wordml/cid" xmlns:w16="http://schemas.microsoft.com/office/word/2018/wordml" xmlns:w16du="http://schemas.microsoft.com/office/word/2023/wordml/word16du" xmlns:w16sdtdh="http://schemas.microsoft.com/office/word/2020/wordml/sdtdatahash" xmlns:w16sdtfl="http://schemas.microsoft.com/office/word/2024/wordml/sdtformatlock" xmlns:w16se="http://schemas.microsoft.com/office/word/2015/wordml/symex" xmlns:wpg="http://schemas.microsoft.com/office/word/2010/wordprocessingGroup" xmlns:wpi="http://schemas.microsoft.com/office/word/2010/wordprocessingInk" xmlns:wne="http://schemas.microsoft.com/office/word/2006/wordml" xmlns:wps="http://schemas.microsoft.com/office/word/2010/wordprocessingShape" mc:Ignorable="w14 w15 w16se w16cid w16 w16cex w16sdtdh w16sdtfl w16du wp14">
   <w:endnote w:type="separator" w:id="-1">
     <w:p>
       <w:r>
@@ -15387,7 +15388,7 @@
 </file>
 
 <file path=word/footer1.xml><?xml version="1.0" encoding="utf-8"?>
-<w:ftr xmlns:wpc="http://schemas.microsoft.com/office/word/2010/wordprocessingCanvas" xmlns:cx="http://schemas.microsoft.com/office/drawing/2014/chartex" xmlns:cx1="http://schemas.microsoft.com/office/drawing/2015/9/8/chartex" xmlns:cx2="http://schemas.microsoft.com/office/drawing/2015/10/21/chartex" xmlns:cx3="http://schemas.microsoft.com/office/drawing/2016/5/9/chartex" xmlns:cx4="http://schemas.microsoft.com/office/drawing/2016/5/10/chartex" xmlns:cx5="http://schemas.microsoft.com/office/drawing/2016/5/11/chartex" xmlns:cx6="http://schemas.microsoft.com/office/drawing/2016/5/12/chartex" xmlns:cx7="http://schemas.microsoft.com/office/drawing/2016/5/13/chartex" xmlns:cx8="http://schemas.microsoft.com/office/drawing/2016/5/14/chartex" xmlns:mc="http://schemas.openxmlformats.org/markup-compatibility/2006" xmlns:aink="http://schemas.microsoft.com/office/drawing/2016/ink" xmlns:am3d="http://schemas.microsoft.com/office/drawing/2017/model3d" xmlns:o="urn:schemas-microsoft-com:office:office" xmlns:oel="http://schemas.microsoft.com/office/2019/extlst" xmlns:r="http://schemas.openxmlformats.org/officeDocument/2006/relationships" xmlns:m="http://schemas.openxmlformats.org/officeDocument/2006/math" xmlns:v="urn:schemas-microsoft-com:vml" xmlns:wp14="http://schemas.microsoft.com/office/word/2010/wordprocessingDrawing" xmlns:wp="http://schemas.openxmlformats.org/drawingml/2006/wordprocessingDrawing" xmlns:w10="urn:schemas-microsoft-com:office:word" xmlns:w="http://schemas.openxmlformats.org/wordprocessingml/2006/main" xmlns:w14="http://schemas.microsoft.com/office/word/2010/wordml" xmlns:w15="http://schemas.microsoft.com/office/word/2012/wordml" xmlns:w16cei="http://schemas.microsoft.com/office/word/2026/wordml/cei" xmlns:w16cex="http://schemas.microsoft.com/office/word/2018/wordml/cex" xmlns:w16cid="http://schemas.microsoft.com/office/word/2016/wordml/cid" xmlns:w16="http://schemas.microsoft.com/office/word/2018/wordml" xmlns:w16du="http://schemas.microsoft.com/office/word/2023/wordml/word16du" xmlns:w16sdtdh="http://schemas.microsoft.com/office/word/2020/wordml/sdtdatahash" xmlns:w16sdtfl="http://schemas.microsoft.com/office/word/2024/wordml/sdtformatlock" xmlns:w16se="http://schemas.microsoft.com/office/word/2015/wordml/symex" xmlns:wpg="http://schemas.microsoft.com/office/word/2010/wordprocessingGroup" xmlns:wpi="http://schemas.microsoft.com/office/word/2010/wordprocessingInk" xmlns:wne="http://schemas.microsoft.com/office/word/2006/wordml" xmlns:wps="http://schemas.microsoft.com/office/word/2010/wordprocessingShape" mc:Ignorable="w14 w15 w16se w16cid w16 w16cex w16sdtdh w16sdtfl w16du wp14">
+<w:ftr xmlns:wpc="http://schemas.microsoft.com/office/word/2010/wordprocessingCanvas" xmlns:cx="http://schemas.microsoft.com/office/drawing/2014/chartex" xmlns:cx1="http://schemas.microsoft.com/office/drawing/2015/9/8/chartex" xmlns:cx2="http://schemas.microsoft.com/office/drawing/2015/10/21/chartex" xmlns:cx3="http://schemas.microsoft.com/office/drawing/2016/5/9/chartex" xmlns:cx4="http://schemas.microsoft.com/office/drawing/2016/5/10/chartex" xmlns:cx5="http://schemas.microsoft.com/office/drawing/2016/5/11/chartex" xmlns:cx6="http://schemas.microsoft.com/office/drawing/2016/5/12/chartex" xmlns:cx7="http://schemas.microsoft.com/office/drawing/2016/5/13/chartex" xmlns:cx8="http://schemas.microsoft.com/office/drawing/2016/5/14/chartex" xmlns:mc="http://schemas.openxmlformats.org/markup-compatibility/2006" xmlns:aink="http://schemas.microsoft.com/office/drawing/2016/ink" xmlns:am3d="http://schemas.microsoft.com/office/drawing/2017/model3d" xmlns:o="urn:schemas-microsoft-com:office:office" xmlns:oel="http://schemas.microsoft.com/office/2019/extlst" xmlns:r="http://schemas.openxmlformats.org/officeDocument/2006/relationships" xmlns:m="http://schemas.openxmlformats.org/officeDocument/2006/math" xmlns:v="urn:schemas-microsoft-com:vml" xmlns:wp14="http://schemas.microsoft.com/office/word/2010/wordprocessingDrawing" xmlns:wp="http://schemas.openxmlformats.org/drawingml/2006/wordprocessingDrawing" xmlns:w10="urn:schemas-microsoft-com:office:word" xmlns:w="http://schemas.openxmlformats.org/wordprocessingml/2006/main" xmlns:w14="http://schemas.microsoft.com/office/word/2010/wordml" xmlns:w15="http://schemas.microsoft.com/office/word/2012/wordml" xmlns:w16cex="http://schemas.microsoft.com/office/word/2018/wordml/cex" xmlns:w16cid="http://schemas.microsoft.com/office/word/2016/wordml/cid" xmlns:w16="http://schemas.microsoft.com/office/word/2018/wordml" xmlns:w16du="http://schemas.microsoft.com/office/word/2023/wordml/word16du" xmlns:w16sdtdh="http://schemas.microsoft.com/office/word/2020/wordml/sdtdatahash" xmlns:w16sdtfl="http://schemas.microsoft.com/office/word/2024/wordml/sdtformatlock" xmlns:w16se="http://schemas.microsoft.com/office/word/2015/wordml/symex" xmlns:wpg="http://schemas.microsoft.com/office/word/2010/wordprocessingGroup" xmlns:wpi="http://schemas.microsoft.com/office/word/2010/wordprocessingInk" xmlns:wne="http://schemas.microsoft.com/office/word/2006/wordml" xmlns:wps="http://schemas.microsoft.com/office/word/2010/wordprocessingShape" mc:Ignorable="w14 w15 w16se w16cid w16 w16cex w16sdtdh w16sdtfl w16du wp14">
   <w:p>
     <w:pPr>
       <w:pStyle w:val="Footer"/>
@@ -15407,7 +15408,7 @@
 </file>
 
 <file path=word/footer2.xml><?xml version="1.0" encoding="utf-8"?>
-<w:ftr xmlns:wpc="http://schemas.microsoft.com/office/word/2010/wordprocessingCanvas" xmlns:cx="http://schemas.microsoft.com/office/drawing/2014/chartex" xmlns:cx1="http://schemas.microsoft.com/office/drawing/2015/9/8/chartex" xmlns:cx2="http://schemas.microsoft.com/office/drawing/2015/10/21/chartex" xmlns:cx3="http://schemas.microsoft.com/office/drawing/2016/5/9/chartex" xmlns:cx4="http://schemas.microsoft.com/office/drawing/2016/5/10/chartex" xmlns:cx5="http://schemas.microsoft.com/office/drawing/2016/5/11/chartex" xmlns:cx6="http://schemas.microsoft.com/office/drawing/2016/5/12/chartex" xmlns:cx7="http://schemas.microsoft.com/office/drawing/2016/5/13/chartex" xmlns:cx8="http://schemas.microsoft.com/office/drawing/2016/5/14/chartex" xmlns:mc="http://schemas.openxmlformats.org/markup-compatibility/2006" xmlns:aink="http://schemas.microsoft.com/office/drawing/2016/ink" xmlns:am3d="http://schemas.microsoft.com/office/drawing/2017/model3d" xmlns:o="urn:schemas-microsoft-com:office:office" xmlns:oel="http://schemas.microsoft.com/office/2019/extlst" xmlns:r="http://schemas.openxmlformats.org/officeDocument/2006/relationships" xmlns:m="http://schemas.openxmlformats.org/officeDocument/2006/math" xmlns:v="urn:schemas-microsoft-com:vml" xmlns:wp14="http://schemas.microsoft.com/office/word/2010/wordprocessingDrawing" xmlns:wp="http://schemas.openxmlformats.org/drawingml/2006/wordprocessingDrawing" xmlns:w10="urn:schemas-microsoft-com:office:word" xmlns:w="http://schemas.openxmlformats.org/wordprocessingml/2006/main" xmlns:w14="http://schemas.microsoft.com/office/word/2010/wordml" xmlns:w15="http://schemas.microsoft.com/office/word/2012/wordml" xmlns:w16cei="http://schemas.microsoft.com/office/word/2026/wordml/cei" xmlns:w16cex="http://schemas.microsoft.com/office/word/2018/wordml/cex" xmlns:w16cid="http://schemas.microsoft.com/office/word/2016/wordml/cid" xmlns:w16="http://schemas.microsoft.com/office/word/2018/wordml" xmlns:w16du="http://schemas.microsoft.com/office/word/2023/wordml/word16du" xmlns:w16sdtdh="http://schemas.microsoft.com/office/word/2020/wordml/sdtdatahash" xmlns:w16sdtfl="http://schemas.microsoft.com/office/word/2024/wordml/sdtformatlock" xmlns:w16se="http://schemas.microsoft.com/office/word/2015/wordml/symex" xmlns:wpg="http://schemas.microsoft.com/office/word/2010/wordprocessingGroup" xmlns:wpi="http://schemas.microsoft.com/office/word/2010/wordprocessingInk" xmlns:wne="http://schemas.microsoft.com/office/word/2006/wordml" xmlns:wps="http://schemas.microsoft.com/office/word/2010/wordprocessingShape" mc:Ignorable="w14 w15 w16se w16cid w16 w16cex w16sdtdh w16sdtfl w16du wp14">
+<w:ftr xmlns:wpc="http://schemas.microsoft.com/office/word/2010/wordprocessingCanvas" xmlns:cx="http://schemas.microsoft.com/office/drawing/2014/chartex" xmlns:cx1="http://schemas.microsoft.com/office/drawing/2015/9/8/chartex" xmlns:cx2="http://schemas.microsoft.com/office/drawing/2015/10/21/chartex" xmlns:cx3="http://schemas.microsoft.com/office/drawing/2016/5/9/chartex" xmlns:cx4="http://schemas.microsoft.com/office/drawing/2016/5/10/chartex" xmlns:cx5="http://schemas.microsoft.com/office/drawing/2016/5/11/chartex" xmlns:cx6="http://schemas.microsoft.com/office/drawing/2016/5/12/chartex" xmlns:cx7="http://schemas.microsoft.com/office/drawing/2016/5/13/chartex" xmlns:cx8="http://schemas.microsoft.com/office/drawing/2016/5/14/chartex" xmlns:mc="http://schemas.openxmlformats.org/markup-compatibility/2006" xmlns:aink="http://schemas.microsoft.com/office/drawing/2016/ink" xmlns:am3d="http://schemas.microsoft.com/office/drawing/2017/model3d" xmlns:o="urn:schemas-microsoft-com:office:office" xmlns:oel="http://schemas.microsoft.com/office/2019/extlst" xmlns:r="http://schemas.openxmlformats.org/officeDocument/2006/relationships" xmlns:m="http://schemas.openxmlformats.org/officeDocument/2006/math" xmlns:v="urn:schemas-microsoft-com:vml" xmlns:wp14="http://schemas.microsoft.com/office/word/2010/wordprocessingDrawing" xmlns:wp="http://schemas.openxmlformats.org/drawingml/2006/wordprocessingDrawing" xmlns:w10="urn:schemas-microsoft-com:office:word" xmlns:w="http://schemas.openxmlformats.org/wordprocessingml/2006/main" xmlns:w14="http://schemas.microsoft.com/office/word/2010/wordml" xmlns:w15="http://schemas.microsoft.com/office/word/2012/wordml" xmlns:w16cex="http://schemas.microsoft.com/office/word/2018/wordml/cex" xmlns:w16cid="http://schemas.microsoft.com/office/word/2016/wordml/cid" xmlns:w16="http://schemas.microsoft.com/office/word/2018/wordml" xmlns:w16du="http://schemas.microsoft.com/office/word/2023/wordml/word16du" xmlns:w16sdtdh="http://schemas.microsoft.com/office/word/2020/wordml/sdtdatahash" xmlns:w16sdtfl="http://schemas.microsoft.com/office/word/2024/wordml/sdtformatlock" xmlns:w16se="http://schemas.microsoft.com/office/word/2015/wordml/symex" xmlns:wpg="http://schemas.microsoft.com/office/word/2010/wordprocessingGroup" xmlns:wpi="http://schemas.microsoft.com/office/word/2010/wordprocessingInk" xmlns:wne="http://schemas.microsoft.com/office/word/2006/wordml" xmlns:wps="http://schemas.microsoft.com/office/word/2010/wordprocessingShape" mc:Ignorable="w14 w15 w16se w16cid w16 w16cex w16sdtdh w16sdtfl w16du wp14">
   <w:sdt>
     <w:sdtPr>
       <w:rPr>
@@ -15467,7 +15468,7 @@
 </file>
 
 <file path=word/footer3.xml><?xml version="1.0" encoding="utf-8"?>
-<w:ftr xmlns:wpc="http://schemas.microsoft.com/office/word/2010/wordprocessingCanvas" xmlns:cx="http://schemas.microsoft.com/office/drawing/2014/chartex" xmlns:cx1="http://schemas.microsoft.com/office/drawing/2015/9/8/chartex" xmlns:cx2="http://schemas.microsoft.com/office/drawing/2015/10/21/chartex" xmlns:cx3="http://schemas.microsoft.com/office/drawing/2016/5/9/chartex" xmlns:cx4="http://schemas.microsoft.com/office/drawing/2016/5/10/chartex" xmlns:cx5="http://schemas.microsoft.com/office/drawing/2016/5/11/chartex" xmlns:cx6="http://schemas.microsoft.com/office/drawing/2016/5/12/chartex" xmlns:cx7="http://schemas.microsoft.com/office/drawing/2016/5/13/chartex" xmlns:cx8="http://schemas.microsoft.com/office/drawing/2016/5/14/chartex" xmlns:mc="http://schemas.openxmlformats.org/markup-compatibility/2006" xmlns:aink="http://schemas.microsoft.com/office/drawing/2016/ink" xmlns:am3d="http://schemas.microsoft.com/office/drawing/2017/model3d" xmlns:o="urn:schemas-microsoft-com:office:office" xmlns:oel="http://schemas.microsoft.com/office/2019/extlst" xmlns:r="http://schemas.openxmlformats.org/officeDocument/2006/relationships" xmlns:m="http://schemas.openxmlformats.org/officeDocument/2006/math" xmlns:v="urn:schemas-microsoft-com:vml" xmlns:wp14="http://schemas.microsoft.com/office/word/2010/wordprocessingDrawing" xmlns:wp="http://schemas.openxmlformats.org/drawingml/2006/wordprocessingDrawing" xmlns:w10="urn:schemas-microsoft-com:office:word" xmlns:w="http://schemas.openxmlformats.org/wordprocessingml/2006/main" xmlns:w14="http://schemas.microsoft.com/office/word/2010/wordml" xmlns:w15="http://schemas.microsoft.com/office/word/2012/wordml" xmlns:w16cei="http://schemas.microsoft.com/office/word/2026/wordml/cei" xmlns:w16cex="http://schemas.microsoft.com/office/word/2018/wordml/cex" xmlns:w16cid="http://schemas.microsoft.com/office/word/2016/wordml/cid" xmlns:w16="http://schemas.microsoft.com/office/word/2018/wordml" xmlns:w16du="http://schemas.microsoft.com/office/word/2023/wordml/word16du" xmlns:w16sdtdh="http://schemas.microsoft.com/office/word/2020/wordml/sdtdatahash" xmlns:w16sdtfl="http://schemas.microsoft.com/office/word/2024/wordml/sdtformatlock" xmlns:w16se="http://schemas.microsoft.com/office/word/2015/wordml/symex" xmlns:wpg="http://schemas.microsoft.com/office/word/2010/wordprocessingGroup" xmlns:wpi="http://schemas.microsoft.com/office/word/2010/wordprocessingInk" xmlns:wne="http://schemas.microsoft.com/office/word/2006/wordml" xmlns:wps="http://schemas.microsoft.com/office/word/2010/wordprocessingShape" mc:Ignorable="w14 w15 w16se w16cid w16 w16cex w16sdtdh w16sdtfl w16du wp14">
+<w:ftr xmlns:wpc="http://schemas.microsoft.com/office/word/2010/wordprocessingCanvas" xmlns:cx="http://schemas.microsoft.com/office/drawing/2014/chartex" xmlns:cx1="http://schemas.microsoft.com/office/drawing/2015/9/8/chartex" xmlns:cx2="http://schemas.microsoft.com/office/drawing/2015/10/21/chartex" xmlns:cx3="http://schemas.microsoft.com/office/drawing/2016/5/9/chartex" xmlns:cx4="http://schemas.microsoft.com/office/drawing/2016/5/10/chartex" xmlns:cx5="http://schemas.microsoft.com/office/drawing/2016/5/11/chartex" xmlns:cx6="http://schemas.microsoft.com/office/drawing/2016/5/12/chartex" xmlns:cx7="http://schemas.microsoft.com/office/drawing/2016/5/13/chartex" xmlns:cx8="http://schemas.microsoft.com/office/drawing/2016/5/14/chartex" xmlns:mc="http://schemas.openxmlformats.org/markup-compatibility/2006" xmlns:aink="http://schemas.microsoft.com/office/drawing/2016/ink" xmlns:am3d="http://schemas.microsoft.com/office/drawing/2017/model3d" xmlns:o="urn:schemas-microsoft-com:office:office" xmlns:oel="http://schemas.microsoft.com/office/2019/extlst" xmlns:r="http://schemas.openxmlformats.org/officeDocument/2006/relationships" xmlns:m="http://schemas.openxmlformats.org/officeDocument/2006/math" xmlns:v="urn:schemas-microsoft-com:vml" xmlns:wp14="http://schemas.microsoft.com/office/word/2010/wordprocessingDrawing" xmlns:wp="http://schemas.openxmlformats.org/drawingml/2006/wordprocessingDrawing" xmlns:w10="urn:schemas-microsoft-com:office:word" xmlns:w="http://schemas.openxmlformats.org/wordprocessingml/2006/main" xmlns:w14="http://schemas.microsoft.com/office/word/2010/wordml" xmlns:w15="http://schemas.microsoft.com/office/word/2012/wordml" xmlns:w16cex="http://schemas.microsoft.com/office/word/2018/wordml/cex" xmlns:w16cid="http://schemas.microsoft.com/office/word/2016/wordml/cid" xmlns:w16="http://schemas.microsoft.com/office/word/2018/wordml" xmlns:w16du="http://schemas.microsoft.com/office/word/2023/wordml/word16du" xmlns:w16sdtdh="http://schemas.microsoft.com/office/word/2020/wordml/sdtdatahash" xmlns:w16sdtfl="http://schemas.microsoft.com/office/word/2024/wordml/sdtformatlock" xmlns:w16se="http://schemas.microsoft.com/office/word/2015/wordml/symex" xmlns:wpg="http://schemas.microsoft.com/office/word/2010/wordprocessingGroup" xmlns:wpi="http://schemas.microsoft.com/office/word/2010/wordprocessingInk" xmlns:wne="http://schemas.microsoft.com/office/word/2006/wordml" xmlns:wps="http://schemas.microsoft.com/office/word/2010/wordprocessingShape" mc:Ignorable="w14 w15 w16se w16cid w16 w16cex w16sdtdh w16sdtfl w16du wp14">
   <w:sdt>
     <w:sdtPr>
       <w:rPr>
@@ -15523,7 +15524,7 @@
 </file>
 
 <file path=word/footnotes.xml><?xml version="1.0" encoding="utf-8"?>
-<w:footnotes xmlns:wpc="http://schemas.microsoft.com/office/word/2010/wordprocessingCanvas" xmlns:cx="http://schemas.microsoft.com/office/drawing/2014/chartex" xmlns:cx1="http://schemas.microsoft.com/office/drawing/2015/9/8/chartex" xmlns:cx2="http://schemas.microsoft.com/office/drawing/2015/10/21/chartex" xmlns:cx3="http://schemas.microsoft.com/office/drawing/2016/5/9/chartex" xmlns:cx4="http://schemas.microsoft.com/office/drawing/2016/5/10/chartex" xmlns:cx5="http://schemas.microsoft.com/office/drawing/2016/5/11/chartex" xmlns:cx6="http://schemas.microsoft.com/office/drawing/2016/5/12/chartex" xmlns:cx7="http://schemas.microsoft.com/office/drawing/2016/5/13/chartex" xmlns:cx8="http://schemas.microsoft.com/office/drawing/2016/5/14/chartex" xmlns:mc="http://schemas.openxmlformats.org/markup-compatibility/2006" xmlns:aink="http://schemas.microsoft.com/office/drawing/2016/ink" xmlns:am3d="http://schemas.microsoft.com/office/drawing/2017/model3d" xmlns:o="urn:schemas-microsoft-com:office:office" xmlns:oel="http://schemas.microsoft.com/office/2019/extlst" xmlns:r="http://schemas.openxmlformats.org/officeDocument/2006/relationships" xmlns:m="http://schemas.openxmlformats.org/officeDocument/2006/math" xmlns:v="urn:schemas-microsoft-com:vml" xmlns:wp14="http://schemas.microsoft.com/office/word/2010/wordprocessingDrawing" xmlns:wp="http://schemas.openxmlformats.org/drawingml/2006/wordprocessingDrawing" xmlns:w10="urn:schemas-microsoft-com:office:word" xmlns:w="http://schemas.openxmlformats.org/wordprocessingml/2006/main" xmlns:w14="http://schemas.microsoft.com/office/word/2010/wordml" xmlns:w15="http://schemas.microsoft.com/office/word/2012/wordml" xmlns:w16cei="http://schemas.microsoft.com/office/word/2026/wordml/cei" xmlns:w16cex="http://schemas.microsoft.com/office/word/2018/wordml/cex" xmlns:w16cid="http://schemas.microsoft.com/office/word/2016/wordml/cid" xmlns:w16="http://schemas.microsoft.com/office/word/2018/wordml" xmlns:w16du="http://schemas.microsoft.com/office/word/2023/wordml/word16du" xmlns:w16sdtdh="http://schemas.microsoft.com/office/word/2020/wordml/sdtdatahash" xmlns:w16sdtfl="http://schemas.microsoft.com/office/word/2024/wordml/sdtformatlock" xmlns:w16se="http://schemas.microsoft.com/office/word/2015/wordml/symex" xmlns:wpg="http://schemas.microsoft.com/office/word/2010/wordprocessingGroup" xmlns:wpi="http://schemas.microsoft.com/office/word/2010/wordprocessingInk" xmlns:wne="http://schemas.microsoft.com/office/word/2006/wordml" xmlns:wps="http://schemas.microsoft.com/office/word/2010/wordprocessingShape" mc:Ignorable="w14 w15 w16se w16cid w16 w16cex w16sdtdh w16sdtfl w16du wp14">
+<w:footnotes xmlns:wpc="http://schemas.microsoft.com/office/word/2010/wordprocessingCanvas" xmlns:cx="http://schemas.microsoft.com/office/drawing/2014/chartex" xmlns:cx1="http://schemas.microsoft.com/office/drawing/2015/9/8/chartex" xmlns:cx2="http://schemas.microsoft.com/office/drawing/2015/10/21/chartex" xmlns:cx3="http://schemas.microsoft.com/office/drawing/2016/5/9/chartex" xmlns:cx4="http://schemas.microsoft.com/office/drawing/2016/5/10/chartex" xmlns:cx5="http://schemas.microsoft.com/office/drawing/2016/5/11/chartex" xmlns:cx6="http://schemas.microsoft.com/office/drawing/2016/5/12/chartex" xmlns:cx7="http://schemas.microsoft.com/office/drawing/2016/5/13/chartex" xmlns:cx8="http://schemas.microsoft.com/office/drawing/2016/5/14/chartex" xmlns:mc="http://schemas.openxmlformats.org/markup-compatibility/2006" xmlns:aink="http://schemas.microsoft.com/office/drawing/2016/ink" xmlns:am3d="http://schemas.microsoft.com/office/drawing/2017/model3d" xmlns:o="urn:schemas-microsoft-com:office:office" xmlns:oel="http://schemas.microsoft.com/office/2019/extlst" xmlns:r="http://schemas.openxmlformats.org/officeDocument/2006/relationships" xmlns:m="http://schemas.openxmlformats.org/officeDocument/2006/math" xmlns:v="urn:schemas-microsoft-com:vml" xmlns:wp14="http://schemas.microsoft.com/office/word/2010/wordprocessingDrawing" xmlns:wp="http://schemas.openxmlformats.org/drawingml/2006/wordprocessingDrawing" xmlns:w10="urn:schemas-microsoft-com:office:word" xmlns:w="http://schemas.openxmlformats.org/wordprocessingml/2006/main" xmlns:w14="http://schemas.microsoft.com/office/word/2010/wordml" xmlns:w15="http://schemas.microsoft.com/office/word/2012/wordml" xmlns:w16cex="http://schemas.microsoft.com/office/word/2018/wordml/cex" xmlns:w16cid="http://schemas.microsoft.com/office/word/2016/wordml/cid" xmlns:w16="http://schemas.microsoft.com/office/word/2018/wordml" xmlns:w16du="http://schemas.microsoft.com/office/word/2023/wordml/word16du" xmlns:w16sdtdh="http://schemas.microsoft.com/office/word/2020/wordml/sdtdatahash" xmlns:w16sdtfl="http://schemas.microsoft.com/office/word/2024/wordml/sdtformatlock" xmlns:w16se="http://schemas.microsoft.com/office/word/2015/wordml/symex" xmlns:wpg="http://schemas.microsoft.com/office/word/2010/wordprocessingGroup" xmlns:wpi="http://schemas.microsoft.com/office/word/2010/wordprocessingInk" xmlns:wne="http://schemas.microsoft.com/office/word/2006/wordml" xmlns:wps="http://schemas.microsoft.com/office/word/2010/wordprocessingShape" mc:Ignorable="w14 w15 w16se w16cid w16 w16cex w16sdtdh w16sdtfl w16du wp14">
   <w:footnote w:type="separator" w:id="-1">
     <w:p>
       <w:r>
@@ -15542,7 +15543,7 @@
 </file>
 
 <file path=word/header1.xml><?xml version="1.0" encoding="utf-8"?>
-<w:hdr xmlns:wpc="http://schemas.microsoft.com/office/word/2010/wordprocessingCanvas" xmlns:cx="http://schemas.microsoft.com/office/drawing/2014/chartex" xmlns:cx1="http://schemas.microsoft.com/office/drawing/2015/9/8/chartex" xmlns:cx2="http://schemas.microsoft.com/office/drawing/2015/10/21/chartex" xmlns:cx3="http://schemas.microsoft.com/office/drawing/2016/5/9/chartex" xmlns:cx4="http://schemas.microsoft.com/office/drawing/2016/5/10/chartex" xmlns:cx5="http://schemas.microsoft.com/office/drawing/2016/5/11/chartex" xmlns:cx6="http://schemas.microsoft.com/office/drawing/2016/5/12/chartex" xmlns:cx7="http://schemas.microsoft.com/office/drawing/2016/5/13/chartex" xmlns:cx8="http://schemas.microsoft.com/office/drawing/2016/5/14/chartex" xmlns:mc="http://schemas.openxmlformats.org/markup-compatibility/2006" xmlns:aink="http://schemas.microsoft.com/office/drawing/2016/ink" xmlns:am3d="http://schemas.microsoft.com/office/drawing/2017/model3d" xmlns:o="urn:schemas-microsoft-com:office:office" xmlns:oel="http://schemas.microsoft.com/office/2019/extlst" xmlns:r="http://schemas.openxmlformats.org/officeDocument/2006/relationships" xmlns:m="http://schemas.openxmlformats.org/officeDocument/2006/math" xmlns:v="urn:schemas-microsoft-com:vml" xmlns:wp14="http://schemas.microsoft.com/office/word/2010/wordprocessingDrawing" xmlns:wp="http://schemas.openxmlformats.org/drawingml/2006/wordprocessingDrawing" xmlns:w10="urn:schemas-microsoft-com:office:word" xmlns:w="http://schemas.openxmlformats.org/wordprocessingml/2006/main" xmlns:w14="http://schemas.microsoft.com/office/word/2010/wordml" xmlns:w15="http://schemas.microsoft.com/office/word/2012/wordml" xmlns:w16cei="http://schemas.microsoft.com/office/word/2026/wordml/cei" xmlns:w16cex="http://schemas.microsoft.com/office/word/2018/wordml/cex" xmlns:w16cid="http://schemas.microsoft.com/office/word/2016/wordml/cid" xmlns:w16="http://schemas.microsoft.com/office/word/2018/wordml" xmlns:w16du="http://schemas.microsoft.com/office/word/2023/wordml/word16du" xmlns:w16sdtdh="http://schemas.microsoft.com/office/word/2020/wordml/sdtdatahash" xmlns:w16sdtfl="http://schemas.microsoft.com/office/word/2024/wordml/sdtformatlock" xmlns:w16se="http://schemas.microsoft.com/office/word/2015/wordml/symex" xmlns:wpg="http://schemas.microsoft.com/office/word/2010/wordprocessingGroup" xmlns:wpi="http://schemas.microsoft.com/office/word/2010/wordprocessingInk" xmlns:wne="http://schemas.microsoft.com/office/word/2006/wordml" xmlns:wps="http://schemas.microsoft.com/office/word/2010/wordprocessingShape" mc:Ignorable="w14 w15 w16se w16cid w16 w16cex w16sdtdh w16sdtfl w16du wp14">
+<w:hdr xmlns:wpc="http://schemas.microsoft.com/office/word/2010/wordprocessingCanvas" xmlns:cx="http://schemas.microsoft.com/office/drawing/2014/chartex" xmlns:cx1="http://schemas.microsoft.com/office/drawing/2015/9/8/chartex" xmlns:cx2="http://schemas.microsoft.com/office/drawing/2015/10/21/chartex" xmlns:cx3="http://schemas.microsoft.com/office/drawing/2016/5/9/chartex" xmlns:cx4="http://schemas.microsoft.com/office/drawing/2016/5/10/chartex" xmlns:cx5="http://schemas.microsoft.com/office/drawing/2016/5/11/chartex" xmlns:cx6="http://schemas.microsoft.com/office/drawing/2016/5/12/chartex" xmlns:cx7="http://schemas.microsoft.com/office/drawing/2016/5/13/chartex" xmlns:cx8="http://schemas.microsoft.com/office/drawing/2016/5/14/chartex" xmlns:mc="http://schemas.openxmlformats.org/markup-compatibility/2006" xmlns:aink="http://schemas.microsoft.com/office/drawing/2016/ink" xmlns:am3d="http://schemas.microsoft.com/office/drawing/2017/model3d" xmlns:o="urn:schemas-microsoft-com:office:office" xmlns:oel="http://schemas.microsoft.com/office/2019/extlst" xmlns:r="http://schemas.openxmlformats.org/officeDocument/2006/relationships" xmlns:m="http://schemas.openxmlformats.org/officeDocument/2006/math" xmlns:v="urn:schemas-microsoft-com:vml" xmlns:wp14="http://schemas.microsoft.com/office/word/2010/wordprocessingDrawing" xmlns:wp="http://schemas.openxmlformats.org/drawingml/2006/wordprocessingDrawing" xmlns:w10="urn:schemas-microsoft-com:office:word" xmlns:w="http://schemas.openxmlformats.org/wordprocessingml/2006/main" xmlns:w14="http://schemas.microsoft.com/office/word/2010/wordml" xmlns:w15="http://schemas.microsoft.com/office/word/2012/wordml" xmlns:w16cex="http://schemas.microsoft.com/office/word/2018/wordml/cex" xmlns:w16cid="http://schemas.microsoft.com/office/word/2016/wordml/cid" xmlns:w16="http://schemas.microsoft.com/office/word/2018/wordml" xmlns:w16du="http://schemas.microsoft.com/office/word/2023/wordml/word16du" xmlns:w16sdtdh="http://schemas.microsoft.com/office/word/2020/wordml/sdtdatahash" xmlns:w16sdtfl="http://schemas.microsoft.com/office/word/2024/wordml/sdtformatlock" xmlns:w16se="http://schemas.microsoft.com/office/word/2015/wordml/symex" xmlns:wpg="http://schemas.microsoft.com/office/word/2010/wordprocessingGroup" xmlns:wpi="http://schemas.microsoft.com/office/word/2010/wordprocessingInk" xmlns:wne="http://schemas.microsoft.com/office/word/2006/wordml" xmlns:wps="http://schemas.microsoft.com/office/word/2010/wordprocessingShape" mc:Ignorable="w14 w15 w16se w16cid w16 w16cex w16sdtdh w16sdtfl w16du wp14">
   <w:sdt>
     <w:sdtPr>
       <w:rPr>
@@ -15588,7 +15589,7 @@
 </file>
 
 <file path=word/header2.xml><?xml version="1.0" encoding="utf-8"?>
-<w:hdr xmlns:wpc="http://schemas.microsoft.com/office/word/2010/wordprocessingCanvas" xmlns:cx="http://schemas.microsoft.com/office/drawing/2014/chartex" xmlns:cx1="http://schemas.microsoft.com/office/drawing/2015/9/8/chartex" xmlns:cx2="http://schemas.microsoft.com/office/drawing/2015/10/21/chartex" xmlns:cx3="http://schemas.microsoft.com/office/drawing/2016/5/9/chartex" xmlns:cx4="http://schemas.microsoft.com/office/drawing/2016/5/10/chartex" xmlns:cx5="http://schemas.microsoft.com/office/drawing/2016/5/11/chartex" xmlns:cx6="http://schemas.microsoft.com/office/drawing/2016/5/12/chartex" xmlns:cx7="http://schemas.microsoft.com/office/drawing/2016/5/13/chartex" xmlns:cx8="http://schemas.microsoft.com/office/drawing/2016/5/14/chartex" xmlns:mc="http://schemas.openxmlformats.org/markup-compatibility/2006" xmlns:aink="http://schemas.microsoft.com/office/drawing/2016/ink" xmlns:am3d="http://schemas.microsoft.com/office/drawing/2017/model3d" xmlns:o="urn:schemas-microsoft-com:office:office" xmlns:oel="http://schemas.microsoft.com/office/2019/extlst" xmlns:r="http://schemas.openxmlformats.org/officeDocument/2006/relationships" xmlns:m="http://schemas.openxmlformats.org/officeDocument/2006/math" xmlns:v="urn:schemas-microsoft-com:vml" xmlns:wp14="http://schemas.microsoft.com/office/word/2010/wordprocessingDrawing" xmlns:wp="http://schemas.openxmlformats.org/drawingml/2006/wordprocessingDrawing" xmlns:w10="urn:schemas-microsoft-com:office:word" xmlns:w="http://schemas.openxmlformats.org/wordprocessingml/2006/main" xmlns:w14="http://schemas.microsoft.com/office/word/2010/wordml" xmlns:w15="http://schemas.microsoft.com/office/word/2012/wordml" xmlns:w16cei="http://schemas.microsoft.com/office/word/2026/wordml/cei" xmlns:w16cex="http://schemas.microsoft.com/office/word/2018/wordml/cex" xmlns:w16cid="http://schemas.microsoft.com/office/word/2016/wordml/cid" xmlns:w16="http://schemas.microsoft.com/office/word/2018/wordml" xmlns:w16du="http://schemas.microsoft.com/office/word/2023/wordml/word16du" xmlns:w16sdtdh="http://schemas.microsoft.com/office/word/2020/wordml/sdtdatahash" xmlns:w16sdtfl="http://schemas.microsoft.com/office/word/2024/wordml/sdtformatlock" xmlns:w16se="http://schemas.microsoft.com/office/word/2015/wordml/symex" xmlns:wpg="http://schemas.microsoft.com/office/word/2010/wordprocessingGroup" xmlns:wpi="http://schemas.microsoft.com/office/word/2010/wordprocessingInk" xmlns:wne="http://schemas.microsoft.com/office/word/2006/wordml" xmlns:wps="http://schemas.microsoft.com/office/word/2010/wordprocessingShape" mc:Ignorable="w14 w15 w16se w16cid w16 w16cex w16sdtdh w16sdtfl w16du wp14">
+<w:hdr xmlns:wpc="http://schemas.microsoft.com/office/word/2010/wordprocessingCanvas" xmlns:cx="http://schemas.microsoft.com/office/drawing/2014/chartex" xmlns:cx1="http://schemas.microsoft.com/office/drawing/2015/9/8/chartex" xmlns:cx2="http://schemas.microsoft.com/office/drawing/2015/10/21/chartex" xmlns:cx3="http://schemas.microsoft.com/office/drawing/2016/5/9/chartex" xmlns:cx4="http://schemas.microsoft.com/office/drawing/2016/5/10/chartex" xmlns:cx5="http://schemas.microsoft.com/office/drawing/2016/5/11/chartex" xmlns:cx6="http://schemas.microsoft.com/office/drawing/2016/5/12/chartex" xmlns:cx7="http://schemas.microsoft.com/office/drawing/2016/5/13/chartex" xmlns:cx8="http://schemas.microsoft.com/office/drawing/2016/5/14/chartex" xmlns:mc="http://schemas.openxmlformats.org/markup-compatibility/2006" xmlns:aink="http://schemas.microsoft.com/office/drawing/2016/ink" xmlns:am3d="http://schemas.microsoft.com/office/drawing/2017/model3d" xmlns:o="urn:schemas-microsoft-com:office:office" xmlns:oel="http://schemas.microsoft.com/office/2019/extlst" xmlns:r="http://schemas.openxmlformats.org/officeDocument/2006/relationships" xmlns:m="http://schemas.openxmlformats.org/officeDocument/2006/math" xmlns:v="urn:schemas-microsoft-com:vml" xmlns:wp14="http://schemas.microsoft.com/office/word/2010/wordprocessingDrawing" xmlns:wp="http://schemas.openxmlformats.org/drawingml/2006/wordprocessingDrawing" xmlns:w10="urn:schemas-microsoft-com:office:word" xmlns:w="http://schemas.openxmlformats.org/wordprocessingml/2006/main" xmlns:w14="http://schemas.microsoft.com/office/word/2010/wordml" xmlns:w15="http://schemas.microsoft.com/office/word/2012/wordml" xmlns:w16cex="http://schemas.microsoft.com/office/word/2018/wordml/cex" xmlns:w16cid="http://schemas.microsoft.com/office/word/2016/wordml/cid" xmlns:w16="http://schemas.microsoft.com/office/word/2018/wordml" xmlns:w16du="http://schemas.microsoft.com/office/word/2023/wordml/word16du" xmlns:w16sdtdh="http://schemas.microsoft.com/office/word/2020/wordml/sdtdatahash" xmlns:w16sdtfl="http://schemas.microsoft.com/office/word/2024/wordml/sdtformatlock" xmlns:w16se="http://schemas.microsoft.com/office/word/2015/wordml/symex" xmlns:wpg="http://schemas.microsoft.com/office/word/2010/wordprocessingGroup" xmlns:wpi="http://schemas.microsoft.com/office/word/2010/wordprocessingInk" xmlns:wne="http://schemas.microsoft.com/office/word/2006/wordml" xmlns:wps="http://schemas.microsoft.com/office/word/2010/wordprocessingShape" mc:Ignorable="w14 w15 w16se w16cid w16 w16cex w16sdtdh w16sdtfl w16du wp14">
   <w:p>
     <w:pPr>
       <w:pStyle w:val="Header"/>
@@ -15602,7 +15603,7 @@
 </file>
 
 <file path=word/numbering.xml><?xml version="1.0" encoding="utf-8"?>
-<w:numbering xmlns:wpc="http://schemas.microsoft.com/office/word/2010/wordprocessingCanvas" xmlns:cx="http://schemas.microsoft.com/office/drawing/2014/chartex" xmlns:cx1="http://schemas.microsoft.com/office/drawing/2015/9/8/chartex" xmlns:cx2="http://schemas.microsoft.com/office/drawing/2015/10/21/chartex" xmlns:cx3="http://schemas.microsoft.com/office/drawing/2016/5/9/chartex" xmlns:cx4="http://schemas.microsoft.com/office/drawing/2016/5/10/chartex" xmlns:cx5="http://schemas.microsoft.com/office/drawing/2016/5/11/chartex" xmlns:cx6="http://schemas.microsoft.com/office/drawing/2016/5/12/chartex" xmlns:cx7="http://schemas.microsoft.com/office/drawing/2016/5/13/chartex" xmlns:cx8="http://schemas.microsoft.com/office/drawing/2016/5/14/chartex" xmlns:mc="http://schemas.openxmlformats.org/markup-compatibility/2006" xmlns:aink="http://schemas.microsoft.com/office/drawing/2016/ink" xmlns:am3d="http://schemas.microsoft.com/office/drawing/2017/model3d" xmlns:o="urn:schemas-microsoft-com:office:office" xmlns:oel="http://schemas.microsoft.com/office/2019/extlst" xmlns:r="http://schemas.openxmlformats.org/officeDocument/2006/relationships" xmlns:m="http://schemas.openxmlformats.org/officeDocument/2006/math" xmlns:v="urn:schemas-microsoft-com:vml" xmlns:wp14="http://schemas.microsoft.com/office/word/2010/wordprocessingDrawing" xmlns:wp="http://schemas.openxmlformats.org/drawingml/2006/wordprocessingDrawing" xmlns:w10="urn:schemas-microsoft-com:office:word" xmlns:w="http://schemas.openxmlformats.org/wordprocessingml/2006/main" xmlns:w14="http://schemas.microsoft.com/office/word/2010/wordml" xmlns:w15="http://schemas.microsoft.com/office/word/2012/wordml" xmlns:w16cei="http://schemas.microsoft.com/office/word/2026/wordml/cei" xmlns:w16cex="http://schemas.microsoft.com/office/word/2018/wordml/cex" xmlns:w16cid="http://schemas.microsoft.com/office/word/2016/wordml/cid" xmlns:w16="http://schemas.microsoft.com/office/word/2018/wordml" xmlns:w16du="http://schemas.microsoft.com/office/word/2023/wordml/word16du" xmlns:w16sdtdh="http://schemas.microsoft.com/office/word/2020/wordml/sdtdatahash" xmlns:w16sdtfl="http://schemas.microsoft.com/office/word/2024/wordml/sdtformatlock" xmlns:w16se="http://schemas.microsoft.com/office/word/2015/wordml/symex" xmlns:wpg="http://schemas.microsoft.com/office/word/2010/wordprocessingGroup" xmlns:wpi="http://schemas.microsoft.com/office/word/2010/wordprocessingInk" xmlns:wne="http://schemas.microsoft.com/office/word/2006/wordml" xmlns:wps="http://schemas.microsoft.com/office/word/2010/wordprocessingShape" mc:Ignorable="w14 w15 w16se w16cid w16 w16cex w16sdtdh w16sdtfl w16du wp14">
+<w:numbering xmlns:wpc="http://schemas.microsoft.com/office/word/2010/wordprocessingCanvas" xmlns:cx="http://schemas.microsoft.com/office/drawing/2014/chartex" xmlns:cx1="http://schemas.microsoft.com/office/drawing/2015/9/8/chartex" xmlns:cx2="http://schemas.microsoft.com/office/drawing/2015/10/21/chartex" xmlns:cx3="http://schemas.microsoft.com/office/drawing/2016/5/9/chartex" xmlns:cx4="http://schemas.microsoft.com/office/drawing/2016/5/10/chartex" xmlns:cx5="http://schemas.microsoft.com/office/drawing/2016/5/11/chartex" xmlns:cx6="http://schemas.microsoft.com/office/drawing/2016/5/12/chartex" xmlns:cx7="http://schemas.microsoft.com/office/drawing/2016/5/13/chartex" xmlns:cx8="http://schemas.microsoft.com/office/drawing/2016/5/14/chartex" xmlns:mc="http://schemas.openxmlformats.org/markup-compatibility/2006" xmlns:aink="http://schemas.microsoft.com/office/drawing/2016/ink" xmlns:am3d="http://schemas.microsoft.com/office/drawing/2017/model3d" xmlns:o="urn:schemas-microsoft-com:office:office" xmlns:oel="http://schemas.microsoft.com/office/2019/extlst" xmlns:r="http://schemas.openxmlformats.org/officeDocument/2006/relationships" xmlns:m="http://schemas.openxmlformats.org/officeDocument/2006/math" xmlns:v="urn:schemas-microsoft-com:vml" xmlns:wp14="http://schemas.microsoft.com/office/word/2010/wordprocessingDrawing" xmlns:wp="http://schemas.openxmlformats.org/drawingml/2006/wordprocessingDrawing" xmlns:w10="urn:schemas-microsoft-com:office:word" xmlns:w="http://schemas.openxmlformats.org/wordprocessingml/2006/main" xmlns:w14="http://schemas.microsoft.com/office/word/2010/wordml" xmlns:w15="http://schemas.microsoft.com/office/word/2012/wordml" xmlns:w16cex="http://schemas.microsoft.com/office/word/2018/wordml/cex" xmlns:w16cid="http://schemas.microsoft.com/office/word/2016/wordml/cid" xmlns:w16="http://schemas.microsoft.com/office/word/2018/wordml" xmlns:w16du="http://schemas.microsoft.com/office/word/2023/wordml/word16du" xmlns:w16sdtdh="http://schemas.microsoft.com/office/word/2020/wordml/sdtdatahash" xmlns:w16sdtfl="http://schemas.microsoft.com/office/word/2024/wordml/sdtformatlock" xmlns:w16se="http://schemas.microsoft.com/office/word/2015/wordml/symex" xmlns:wpg="http://schemas.microsoft.com/office/word/2010/wordprocessingGroup" xmlns:wpi="http://schemas.microsoft.com/office/word/2010/wordprocessingInk" xmlns:wne="http://schemas.microsoft.com/office/word/2006/wordml" xmlns:wps="http://schemas.microsoft.com/office/word/2010/wordprocessingShape" mc:Ignorable="w14 w15 w16se w16cid w16 w16cex w16sdtdh w16sdtfl w16du wp14">
   <w:abstractNum w:abstractNumId="0" w15:restartNumberingAfterBreak="0">
     <w:nsid w:val="021F1E9A"/>
     <w:multiLevelType w:val="hybridMultilevel"/>

--- a/templates/CMIS/HD-NSH-TCD.docx
+++ b/templates/CMIS/HD-NSH-TCD.docx
@@ -7460,7 +7460,6 @@
         <w:rPr>
           <w:rFonts w:eastAsia="Calibri"/>
           <w:szCs w:val="24"/>
-          <w:lang w:val="en-US"/>
         </w:rPr>
         <w:t>thành phố</w:t>
       </w:r>
@@ -8741,7 +8740,39 @@
           <w:szCs w:val="24"/>
           <w:lang w:eastAsia="en-US"/>
         </w:rPr>
-        <w:t>Bên A có quyền đơn phương ngừng cấp điện hoặc đơn phương thanh lý hợp đồng khi có yêu cầu của cơ quan nhà nước có thẩm quyền hoặc khi có xảy ra tranh chấp, khiếu nại đối với địa điểm sử dụng điện hoặc công trình điện cấp điện cho Bên B.</w:t>
+        <w:t>Bên A có quyền đơn phương ngừng cấp điện hoặc đơn phương thanh lý hợp đồng khi có yêu cầu của cơ quan nhà nước có thẩm quyền hoặc khi có xảy ra tranh chấp, khiếu nại đối với địa điểm sử dụng điện hoặc công trình điện cấp điện cho Bên B</w:t>
+      </w:r>
+      <w:r>
+        <w:rPr>
+          <w:rFonts w:eastAsia="Calibri"/>
+          <w:szCs w:val="24"/>
+          <w:lang w:eastAsia="en-US"/>
+        </w:rPr>
+        <w:t xml:space="preserve"> </w:t>
+      </w:r>
+      <w:r>
+        <w:rPr>
+          <w:rFonts w:eastAsia="Calibri"/>
+          <w:szCs w:val="24"/>
+          <w:lang w:eastAsia="en-US"/>
+        </w:rPr>
+        <w:t>và</w:t>
+      </w:r>
+      <w:r>
+        <w:rPr>
+          <w:rFonts w:eastAsia="Calibri"/>
+          <w:szCs w:val="24"/>
+          <w:lang w:eastAsia="en-US"/>
+        </w:rPr>
+        <w:t xml:space="preserve"> Bên A</w:t>
+      </w:r>
+      <w:r>
+        <w:rPr>
+          <w:rFonts w:eastAsia="Calibri"/>
+          <w:szCs w:val="24"/>
+          <w:lang w:eastAsia="en-US"/>
+        </w:rPr>
+        <w:t xml:space="preserve"> không chịu trách nhiệm đối với mọi thiệt hại phát sinh từ việc ngừng cấp điện gây ra.</w:t>
       </w:r>
     </w:p>
     <w:p>
@@ -9181,6 +9212,7 @@
           <w:szCs w:val="24"/>
           <w:lang w:eastAsia="en-US"/>
         </w:rPr>
+        <w:lastRenderedPageBreak/>
         <w:t>Trên 100.000 kWh/tháng, ghi chỉ số ba lần trong một tháng.</w:t>
       </w:r>
     </w:p>
@@ -9204,7 +9236,6 @@
           <w:szCs w:val="24"/>
           <w:lang w:eastAsia="en-US"/>
         </w:rPr>
-        <w:lastRenderedPageBreak/>
         <w:t xml:space="preserve"> Các Bên có thể thỏa thuận số lần ghi chỉ số trong tháng nhưng không thấp hơn hơn số lần quy định trên.</w:t>
       </w:r>
     </w:p>
@@ -9701,7 +9732,15 @@
           <w:rFonts w:eastAsia="Calibri"/>
           <w:szCs w:val="24"/>
         </w:rPr>
-        <w:t xml:space="preserve"> mà Bên B Vi Phạm Nghĩa Vụ Thanh Toán trong thời hạn bảo đảm theo Điều 8.5, Bên A lập tức gửi thông báo thanh toán lần hai cho Bên B và được quyền:</w:t>
+        <w:t xml:space="preserve"> mà Bên B Vi Phạm Nghĩa Vụ Thanh Toán trong thời hạn bảo đảm theo Điều 8.5, Bên A lập tức gửi thông báo thanh toán </w:t>
+      </w:r>
+      <w:r>
+        <w:rPr>
+          <w:rFonts w:eastAsia="Calibri"/>
+          <w:szCs w:val="24"/>
+        </w:rPr>
+        <w:lastRenderedPageBreak/>
+        <w:t>lần hai cho Bên B và được quyền:</w:t>
       </w:r>
     </w:p>
     <w:p>
@@ -9728,7 +9767,6 @@
           <w:rFonts w:eastAsia="Calibri"/>
           <w:szCs w:val="24"/>
         </w:rPr>
-        <w:lastRenderedPageBreak/>
         <w:t>Đối với Biện Pháp Bảo Đảm là bảo lãnh ngân hàng: ngay lập tức yêu cầu ngân hàng phát hành bảo lãnh thực hiện Hợp Đồng cho Bên B thanh toán vô điều kiện cho Bên A khoản tiền tương ứng với giá trị của Nghĩa Vụ Thanh Toán bị vi phạm cộng với tiền lãi chậm trả đối với giá trị của Nghĩa Vụ Thanh Toán bị vi phạm (nếu có).</w:t>
       </w:r>
     </w:p>
@@ -10193,15 +10231,8 @@
           <w:rFonts w:eastAsia="Calibri"/>
           <w:szCs w:val="24"/>
         </w:rPr>
-        <w:t xml:space="preserve">Bên A thông báo thanh toán lần hai cách lần thông báo đầu tiên  không dưới 03 (ba) </w:t>
-      </w:r>
-      <w:r>
-        <w:rPr>
-          <w:rFonts w:eastAsia="Calibri"/>
-          <w:szCs w:val="24"/>
-        </w:rPr>
         <w:lastRenderedPageBreak/>
-        <w:t>ngày cho Bên B theo hình thức quy định tại Hợp Đồng về việc Vi Phạm Nghĩa Vụ Thanh Toán khi phát sinh vi phạm và thực hiện xử lý tài sản đảm bảo theo quy định tại Điều 8.6 của Hợp Đồng.</w:t>
+        <w:t>Bên A thông báo thanh toán lần hai cách lần thông báo đầu tiên  không dưới 03 (ba) ngày cho Bên B theo hình thức quy định tại Hợp Đồng về việc Vi Phạm Nghĩa Vụ Thanh Toán khi phát sinh vi phạm và thực hiện xử lý tài sản đảm bảo theo quy định tại Điều 8.6 của Hợp Đồng.</w:t>
       </w:r>
     </w:p>
     <w:p>
@@ -10879,7 +10910,15 @@
           <w:rFonts w:eastAsia="Calibri"/>
           <w:szCs w:val="24"/>
         </w:rPr>
-        <w:t>Việc cấp điện trở lại chỉ được tiến hành sau khi Bên B đã hoàn tất Nghĩa Vụ Thanh Toán theo Điều này cộng thêm khoản tiền phạt vi phạm theo Điều 16.</w:t>
+        <w:t xml:space="preserve">Việc cấp điện trở lại chỉ được tiến hành sau khi Bên B đã hoàn tất Nghĩa Vụ Thanh Toán </w:t>
+      </w:r>
+      <w:r>
+        <w:rPr>
+          <w:rFonts w:eastAsia="Calibri"/>
+          <w:szCs w:val="24"/>
+        </w:rPr>
+        <w:lastRenderedPageBreak/>
+        <w:t>theo Điều này cộng thêm khoản tiền phạt vi phạm theo Điều 16.</w:t>
       </w:r>
     </w:p>
     <w:p>
@@ -10906,7 +10945,6 @@
           <w:rFonts w:eastAsia="Calibri"/>
           <w:szCs w:val="24"/>
         </w:rPr>
-        <w:lastRenderedPageBreak/>
         <w:t>Bên A thu thừa tiền điện do lỗi của Bên A phải hoàn trả cho bên B, kể cả tiền lãi của khoản tiền thu thừa hoặc bù trừ tiền điện thu thừa vào các lần thanh toán tiền điện sau của bên B. Lãi suất khoản tiền thu thừa bằng Lãi Suất Chậm Trả của Bên B.</w:t>
       </w:r>
     </w:p>
@@ -11581,6 +11619,7 @@
           <w:b/>
           <w:szCs w:val="24"/>
         </w:rPr>
+        <w:lastRenderedPageBreak/>
         <w:t>Nghĩa vụ của Bên A:</w:t>
       </w:r>
     </w:p>
@@ -11609,7 +11648,6 @@
           <w:rFonts w:eastAsia="Calibri"/>
           <w:szCs w:val="24"/>
         </w:rPr>
-        <w:lastRenderedPageBreak/>
         <w:t xml:space="preserve">Cung cấp điện cho Bên B </w:t>
       </w:r>
       <w:r>
@@ -12307,7 +12345,7 @@
           <w:rFonts w:eastAsia="Batang"/>
           <w:szCs w:val="24"/>
         </w:rPr>
-        <w:t xml:space="preserve">Trường hợp Bên B có trạm biến áp riêng (trạm biến áp chuyên dùng), có thay đổi công suất sử dụng điện đã đăng ký theo Biểu đồ phụ tải trong Hợp Đồng này, trước ngày 31/10 hằng năm thực hiện đăng ký biểu đồ phụ tải của 12 (mười hai) tháng tiếp theo. Bên A và Bên </w:t>
+        <w:t xml:space="preserve">Trường hợp Bên B có trạm biến áp riêng (trạm biến áp chuyên dùng), có thay đổi </w:t>
       </w:r>
       <w:r>
         <w:rPr>
@@ -12315,7 +12353,7 @@
           <w:szCs w:val="24"/>
         </w:rPr>
         <w:lastRenderedPageBreak/>
-        <w:t>B thực hiện ký Hợp Đồng sửa đổi, bổ sung theo công suất đăng ký mới của Biểu đồ phụ tải (đính kèm là phụ lục Hợp Đồng). Bên A có trách nhiệm thông báo cho Bên B khi hệ thống gặp khó khăn trong đảm bảo cung cấp điện và Bên B có tránh nhiệm thực hiện các chương trình Quản lý nhu cầu điện theo thông báo của Bên A.</w:t>
+        <w:t>công suất sử dụng điện đã đăng ký theo Biểu đồ phụ tải trong Hợp Đồng này, trước ngày 31/10 hằng năm thực hiện đăng ký biểu đồ phụ tải của 12 (mười hai) tháng tiếp theo. Bên A và Bên B thực hiện ký Hợp Đồng sửa đổi, bổ sung theo công suất đăng ký mới của Biểu đồ phụ tải (đính kèm là phụ lục Hợp Đồng). Bên A có trách nhiệm thông báo cho Bên B khi hệ thống gặp khó khăn trong đảm bảo cung cấp điện và Bên B có tránh nhiệm thực hiện các chương trình Quản lý nhu cầu điện theo thông báo của Bên A.</w:t>
       </w:r>
     </w:p>
     <w:p>
@@ -12907,6 +12945,7 @@
           <w:rFonts w:eastAsia="Calibri"/>
           <w:szCs w:val="24"/>
         </w:rPr>
+        <w:lastRenderedPageBreak/>
         <w:t>Sử dụng quá công suất đã đăng ký vào giờ cao điểm;</w:t>
       </w:r>
     </w:p>
@@ -12934,7 +12973,6 @@
           <w:rFonts w:eastAsia="Calibri"/>
           <w:szCs w:val="24"/>
         </w:rPr>
-        <w:lastRenderedPageBreak/>
         <w:t>Không thanh lý Hợp Đồng khi không sử dụng điện năng;</w:t>
       </w:r>
     </w:p>
@@ -13529,7 +13567,15 @@
           <w:rFonts w:eastAsia="Calibri"/>
           <w:szCs w:val="24"/>
         </w:rPr>
-        <w:t xml:space="preserve">Đối với khoản tiền bồi thường thiệt hại và khoản tiền phạt vi phạm do Bên A vi phạm Hợp Đồng: </w:t>
+        <w:t xml:space="preserve">Đối với khoản tiền bồi thường thiệt hại và khoản tiền phạt vi phạm do Bên A vi phạm </w:t>
+      </w:r>
+      <w:r>
+        <w:rPr>
+          <w:rFonts w:eastAsia="Calibri"/>
+          <w:szCs w:val="24"/>
+        </w:rPr>
+        <w:lastRenderedPageBreak/>
+        <w:t xml:space="preserve">Hợp Đồng: </w:t>
       </w:r>
     </w:p>
     <w:p>
@@ -13556,7 +13602,6 @@
           <w:rFonts w:eastAsia="Calibri"/>
           <w:szCs w:val="24"/>
         </w:rPr>
-        <w:lastRenderedPageBreak/>
         <w:t xml:space="preserve">Trường hợp phát sinh nghĩa vụ bồi thường thiệt hại và phạt vi phạm của Bên A đối với Bên B, Bên A có trách nhiệm thanh toán đầy đủ khoản tiền bồi thường và tiền phạt mà hai Bên đã thống nhất trong thời hạn </w:t>
       </w:r>
       <w:r>
@@ -14077,7 +14122,15 @@
           <w:rFonts w:eastAsia="Calibri"/>
           <w:szCs w:val="24"/>
         </w:rPr>
-        <w:t>còn lại tính đến thời điểm chấm dứt Hợp Đồng và xác định ngày giải toả bảo lãnh, hoàn trả tiền cho Bên B. Bên A chỉ giải toả bảo lãnh, hoàn trả tiền sau khi Bên B đã thực hiện xong việc thanh toán toàn bộ Nghĩa Vụ Thanh Toán phát sinh theo Hợp đồng (nếu có).</w:t>
+        <w:t xml:space="preserve">còn lại tính đến thời điểm chấm dứt Hợp Đồng và xác định ngày giải toả bảo lãnh, hoàn trả tiền cho </w:t>
+      </w:r>
+      <w:r>
+        <w:rPr>
+          <w:rFonts w:eastAsia="Calibri"/>
+          <w:szCs w:val="24"/>
+        </w:rPr>
+        <w:lastRenderedPageBreak/>
+        <w:t>Bên B. Bên A chỉ giải toả bảo lãnh, hoàn trả tiền sau khi Bên B đã thực hiện xong việc thanh toán toàn bộ Nghĩa Vụ Thanh Toán phát sinh theo Hợp đồng (nếu có).</w:t>
       </w:r>
     </w:p>
     <w:p>
@@ -14100,7 +14153,6 @@
           <w:rFonts w:eastAsia="Calibri"/>
           <w:szCs w:val="24"/>
         </w:rPr>
-        <w:lastRenderedPageBreak/>
         <w:t>Trường hợp Hợp đồng chấm dứt do hành vi vi phạm của Bên B hoặc theo thỏa thuận của các Bên trong các trường hợp khác, Bên A có quyền xử lý Tài Sản Bảo Đảm để thực hiện Nghĩa Vụ Thanh Toán của Bên B. Bên B tiếp tục thanh toán Nghĩa Vụ Thanh Toán còn thiếu hoặc được hoàn trả Giá trị Tài Sản Bảo Đảm còn lại (nếu có).</w:t>
       </w:r>
     </w:p>
@@ -14666,15 +14718,8 @@
           <w:rFonts w:eastAsia="Calibri"/>
           <w:szCs w:val="24"/>
         </w:rPr>
-        <w:t xml:space="preserve">Đối với trường hợp có áp dụng Biện Pháp Bảo Đảm, Bên B phải gia hạn thời hạn bảo lãnh ngân hàng hoặc chấp thuận kéo dài thời gian hình thức đặt cọc bằng tiền tương ứng với </w:t>
-      </w:r>
-      <w:r>
-        <w:rPr>
-          <w:rFonts w:eastAsia="Calibri"/>
-          <w:szCs w:val="24"/>
-        </w:rPr>
         <w:lastRenderedPageBreak/>
-        <w:t>hiệu lực của Hợp Đồng và Thời Hạn gia hạn. Giá trị Tài sản Bảo đảm trong Thời hạn gia hạn được điều chỉnh theo Điều 8.7 (nếu cần thiết).</w:t>
+        <w:t>Đối với trường hợp có áp dụng Biện Pháp Bảo Đảm, Bên B phải gia hạn thời hạn bảo lãnh ngân hàng hoặc chấp thuận kéo dài thời gian hình thức đặt cọc bằng tiền tương ứng với hiệu lực của Hợp Đồng và Thời Hạn gia hạn. Giá trị Tài sản Bảo đảm trong Thời hạn gia hạn được điều chỉnh theo Điều 8.7 (nếu cần thiết).</w:t>
       </w:r>
     </w:p>
     <w:p>
